--- a/(e)CRF/Per visite/Parallel - niet visitgebonden/40_Gestructureerd dagboek therapeut.docx
+++ b/(e)CRF/Per visite/Parallel - niet visitgebonden/40_Gestructureerd dagboek therapeut.docx
@@ -2227,7 +2227,116 @@
   <w:p>
     <w:pPr>
       <w:pStyle w:val="Footer"/>
+      <w:jc w:val="center"/>
     </w:pPr>
+    <w:r>
+      <w:rPr>
+        <w:rFonts w:ascii="Arial" w:hAnsi="Arial" w:eastAsia="Arial" w:cs="Arial"/>
+        <w:b w:val="0"/>
+        <w:color w:val="59636E"/>
+        <w:sz w:val="18"/>
+      </w:rPr>
+      <w:t xml:space="preserve">Pagina </w:t>
+    </w:r>
+    <w:r>
+      <w:rPr>
+        <w:rFonts w:ascii="Arial" w:hAnsi="Arial" w:eastAsia="Arial" w:cs="Arial"/>
+        <w:b w:val="0"/>
+        <w:color w:val="59636E"/>
+        <w:sz w:val="18"/>
+      </w:rPr>
+      <w:fldChar w:fldCharType="begin"/>
+    </w:r>
+    <w:r>
+      <w:rPr>
+        <w:rFonts w:ascii="Arial" w:hAnsi="Arial" w:eastAsia="Arial" w:cs="Arial"/>
+        <w:b w:val="0"/>
+        <w:color w:val="59636E"/>
+        <w:sz w:val="18"/>
+      </w:rPr>
+      <w:instrText xml:space="preserve"> PAGE </w:instrText>
+    </w:r>
+    <w:r>
+      <w:rPr>
+        <w:rFonts w:ascii="Arial" w:hAnsi="Arial" w:eastAsia="Arial" w:cs="Arial"/>
+        <w:b w:val="0"/>
+        <w:color w:val="59636E"/>
+        <w:sz w:val="18"/>
+      </w:rPr>
+      <w:fldChar w:fldCharType="separate"/>
+    </w:r>
+    <w:r>
+      <w:rPr>
+        <w:rFonts w:ascii="Arial" w:hAnsi="Arial" w:eastAsia="Arial" w:cs="Arial"/>
+        <w:b w:val="0"/>
+        <w:color w:val="59636E"/>
+        <w:sz w:val="18"/>
+      </w:rPr>
+      <w:t>1</w:t>
+    </w:r>
+    <w:r>
+      <w:rPr>
+        <w:rFonts w:ascii="Arial" w:hAnsi="Arial" w:eastAsia="Arial" w:cs="Arial"/>
+        <w:b w:val="0"/>
+        <w:color w:val="59636E"/>
+        <w:sz w:val="18"/>
+      </w:rPr>
+      <w:fldChar w:fldCharType="end"/>
+    </w:r>
+    <w:r>
+      <w:rPr>
+        <w:rFonts w:ascii="Arial" w:hAnsi="Arial" w:eastAsia="Arial" w:cs="Arial"/>
+        <w:b w:val="0"/>
+        <w:color w:val="59636E"/>
+        <w:sz w:val="18"/>
+      </w:rPr>
+      <w:t xml:space="preserve"> van </w:t>
+    </w:r>
+    <w:r>
+      <w:rPr>
+        <w:rFonts w:ascii="Arial" w:hAnsi="Arial" w:eastAsia="Arial" w:cs="Arial"/>
+        <w:b w:val="0"/>
+        <w:color w:val="59636E"/>
+        <w:sz w:val="18"/>
+      </w:rPr>
+      <w:fldChar w:fldCharType="begin"/>
+    </w:r>
+    <w:r>
+      <w:rPr>
+        <w:rFonts w:ascii="Arial" w:hAnsi="Arial" w:eastAsia="Arial" w:cs="Arial"/>
+        <w:b w:val="0"/>
+        <w:color w:val="59636E"/>
+        <w:sz w:val="18"/>
+      </w:rPr>
+      <w:instrText xml:space="preserve"> NUMPAGES </w:instrText>
+    </w:r>
+    <w:r>
+      <w:rPr>
+        <w:rFonts w:ascii="Arial" w:hAnsi="Arial" w:eastAsia="Arial" w:cs="Arial"/>
+        <w:b w:val="0"/>
+        <w:color w:val="59636E"/>
+        <w:sz w:val="18"/>
+      </w:rPr>
+      <w:fldChar w:fldCharType="separate"/>
+    </w:r>
+    <w:r>
+      <w:rPr>
+        <w:rFonts w:ascii="Arial" w:hAnsi="Arial" w:eastAsia="Arial" w:cs="Arial"/>
+        <w:b w:val="0"/>
+        <w:color w:val="59636E"/>
+        <w:sz w:val="18"/>
+      </w:rPr>
+      <w:t>1</w:t>
+    </w:r>
+    <w:r>
+      <w:rPr>
+        <w:rFonts w:ascii="Arial" w:hAnsi="Arial" w:eastAsia="Arial" w:cs="Arial"/>
+        <w:b w:val="0"/>
+        <w:color w:val="59636E"/>
+        <w:sz w:val="18"/>
+      </w:rPr>
+      <w:fldChar w:fldCharType="end"/>
+    </w:r>
   </w:p>
 </w:ftr>
 </file>
@@ -2237,7 +2346,17 @@
   <w:p>
     <w:pPr>
       <w:pStyle w:val="Header"/>
+      <w:jc w:val="left"/>
     </w:pPr>
+    <w:r>
+      <w:rPr>
+        <w:rFonts w:ascii="Arial" w:hAnsi="Arial" w:eastAsia="Arial" w:cs="Arial"/>
+        <w:b w:val="0"/>
+        <w:color w:val="59636E"/>
+        <w:sz w:val="18"/>
+      </w:rPr>
+      <w:t>PARADISE (S71769) — eCRF 40: Gestructureerd dagboek therapeut</w:t>
+    </w:r>
   </w:p>
 </w:hdr>
 </file>

--- a/(e)CRF/Per visite/Parallel - niet visitgebonden/40_Gestructureerd dagboek therapeut.docx
+++ b/(e)CRF/Per visite/Parallel - niet visitgebonden/40_Gestructureerd dagboek therapeut.docx
@@ -2223,117 +2223,353 @@
 </file>
 
 <file path=word/footer1.xml><?xml version="1.0" encoding="utf-8"?>
-<w:ftr xmlns:m="http://schemas.openxmlformats.org/officeDocument/2006/math" xmlns:mc="http://schemas.openxmlformats.org/markup-compatibility/2006" xmlns:mo="http://schemas.microsoft.com/office/mac/office/2008/main" xmlns:mv="urn:schemas-microsoft-com:mac:vml" xmlns:o="urn:schemas-microsoft-com:office:office" xmlns:r="http://schemas.openxmlformats.org/officeDocument/2006/relationships" xmlns:v="urn:schemas-microsoft-com:vml" xmlns:w10="urn:schemas-microsoft-com:office:word" xmlns:w14="http://schemas.microsoft.com/office/word/2010/wordml" xmlns:w="http://schemas.openxmlformats.org/wordprocessingml/2006/main" xmlns:wne="http://schemas.microsoft.com/office/word/2006/wordml" xmlns:wp14="http://schemas.microsoft.com/office/word/2010/wordprocessingDrawing" xmlns:wp="http://schemas.openxmlformats.org/drawingml/2006/wordprocessingDrawing" xmlns:wpc="http://schemas.microsoft.com/office/word/2010/wordprocessingCanvas" xmlns:wpg="http://schemas.microsoft.com/office/word/2010/wordprocessingGroup" xmlns:wpi="http://schemas.microsoft.com/office/word/2010/wordprocessingInk" xmlns:wps="http://schemas.microsoft.com/office/word/2010/wordprocessingShape" mc:Ignorable="w14 wp14">
+<w:ftr xmlns:wpc="http://schemas.microsoft.com/office/word/2010/wordprocessingCanvas" xmlns:cx="http://schemas.microsoft.com/office/drawing/2014/chartex" xmlns:cx1="http://schemas.microsoft.com/office/drawing/2015/9/8/chartex" xmlns:cx2="http://schemas.microsoft.com/office/drawing/2015/10/21/chartex" xmlns:cx3="http://schemas.microsoft.com/office/drawing/2016/5/9/chartex" xmlns:cx4="http://schemas.microsoft.com/office/drawing/2016/5/10/chartex" xmlns:cx5="http://schemas.microsoft.com/office/drawing/2016/5/11/chartex" xmlns:cx6="http://schemas.microsoft.com/office/drawing/2016/5/12/chartex" xmlns:cx7="http://schemas.microsoft.com/office/drawing/2016/5/13/chartex" xmlns:cx8="http://schemas.microsoft.com/office/drawing/2016/5/14/chartex" xmlns:mc="http://schemas.openxmlformats.org/markup-compatibility/2006" xmlns:aink="http://schemas.microsoft.com/office/drawing/2016/ink" xmlns:am3d="http://schemas.microsoft.com/office/drawing/2017/model3d" xmlns:o="urn:schemas-microsoft-com:office:office" xmlns:oel="http://schemas.microsoft.com/office/2019/extlst" xmlns:r="http://schemas.openxmlformats.org/officeDocument/2006/relationships" xmlns:m="http://schemas.openxmlformats.org/officeDocument/2006/math" xmlns:v="urn:schemas-microsoft-com:vml" xmlns:wp14="http://schemas.microsoft.com/office/word/2010/wordprocessingDrawing" xmlns:wp="http://schemas.openxmlformats.org/drawingml/2006/wordprocessingDrawing" xmlns:w10="urn:schemas-microsoft-com:office:word" xmlns:w="http://schemas.openxmlformats.org/wordprocessingml/2006/main" xmlns:w14="http://schemas.microsoft.com/office/word/2010/wordml" xmlns:w15="http://schemas.microsoft.com/office/word/2012/wordml" xmlns:w16cex="http://schemas.microsoft.com/office/word/2018/wordml/cex" xmlns:w16cid="http://schemas.microsoft.com/office/word/2016/wordml/cid" xmlns:w16="http://schemas.microsoft.com/office/word/2018/wordml" xmlns:w16du="http://schemas.microsoft.com/office/word/2023/wordml/word16du" xmlns:w16sdtdh="http://schemas.microsoft.com/office/word/2020/wordml/sdtdatahash" xmlns:w16sdtfl="http://schemas.microsoft.com/office/word/2024/wordml/sdtformatlock" xmlns:w16se="http://schemas.microsoft.com/office/word/2015/wordml/symex" xmlns:wpg="http://schemas.microsoft.com/office/word/2010/wordprocessingGroup" xmlns:wpi="http://schemas.microsoft.com/office/word/2010/wordprocessingInk" xmlns:wne="http://schemas.microsoft.com/office/word/2006/wordml" xmlns:wps="http://schemas.microsoft.com/office/word/2010/wordprocessingShape" mc:Ignorable="w14 w15 w16se w16cid w16 w16cex w16sdtdh w16sdtfl w16du wp14">
   <w:p>
     <w:pPr>
-      <w:pStyle w:val="Footer"/>
-      <w:jc w:val="center"/>
+      <w:pBdr>
+        <w:top w:val="single" w:sz="6" w:space="6" w:color="C4CED8"/>
+      </w:pBdr>
     </w:pPr>
     <w:r>
       <w:rPr>
-        <w:rFonts w:ascii="Arial" w:hAnsi="Arial" w:eastAsia="Arial" w:cs="Arial"/>
-        <w:b w:val="0"/>
-        <w:color w:val="59636E"/>
-        <w:sz w:val="18"/>
-      </w:rPr>
-      <w:t xml:space="preserve">Pagina </w:t>
+        <w:noProof/>
+      </w:rPr>
+      <w:drawing>
+        <wp:anchor distT="0" distB="0" distL="114300" distR="114300" simplePos="0" relativeHeight="251659264" behindDoc="0" locked="0" layoutInCell="1" allowOverlap="1" wp14:anchorId="4A8142CD" wp14:editId="6CB4EA88">
+          <wp:simplePos x="0" y="0"/>
+          <wp:positionH relativeFrom="column">
+            <wp:posOffset>5527362</wp:posOffset>
+          </wp:positionH>
+          <wp:positionV relativeFrom="paragraph">
+            <wp:posOffset>66098</wp:posOffset>
+          </wp:positionV>
+          <wp:extent cx="1272540" cy="484505"/>
+          <wp:effectExtent l="0" t="0" r="3810" b="0"/>
+          <wp:wrapSquare wrapText="bothSides"/>
+          <wp:docPr id="1206673644" name="Afbeelding 7"/>
+          <wp:cNvGraphicFramePr>
+            <a:graphicFrameLocks xmlns:a="http://schemas.openxmlformats.org/drawingml/2006/main" noChangeAspect="1"/>
+          </wp:cNvGraphicFramePr>
+          <a:graphic xmlns:a="http://schemas.openxmlformats.org/drawingml/2006/main">
+            <a:graphicData uri="http://schemas.openxmlformats.org/drawingml/2006/picture">
+              <pic:pic xmlns:pic="http://schemas.openxmlformats.org/drawingml/2006/picture">
+                <pic:nvPicPr>
+                  <pic:cNvPr id="1340115081" name="Afbeelding 1340115081"/>
+                  <pic:cNvPicPr/>
+                </pic:nvPicPr>
+                <pic:blipFill rotWithShape="1">
+                  <a:blip r:embed="rIdTplImgC">
+                    <a:extLst>
+                      <a:ext uri="{28A0092B-C50C-407E-A947-70E740481C1C}">
+                        <a14:useLocalDpi xmlns:a14="http://schemas.microsoft.com/office/drawing/2010/main" val="0"/>
+                      </a:ext>
+                    </a:extLst>
+                  </a:blip>
+                  <a:srcRect l="8409" t="28983" b="36048"/>
+                  <a:stretch>
+                    <a:fillRect/>
+                  </a:stretch>
+                </pic:blipFill>
+                <pic:spPr bwMode="auto">
+                  <a:xfrm>
+                    <a:off x="0" y="0"/>
+                    <a:ext cx="1272540" cy="484505"/>
+                  </a:xfrm>
+                  <a:prstGeom prst="rect">
+                    <a:avLst/>
+                  </a:prstGeom>
+                  <a:ln>
+                    <a:noFill/>
+                  </a:ln>
+                  <a:extLst>
+                    <a:ext uri="{53640926-AAD7-44D8-BBD7-CCE9431645EC}">
+                      <a14:shadowObscured xmlns:a14="http://schemas.microsoft.com/office/drawing/2010/main"/>
+                    </a:ext>
+                  </a:extLst>
+                </pic:spPr>
+              </pic:pic>
+            </a:graphicData>
+          </a:graphic>
+          <wp14:sizeRelH relativeFrom="page">
+            <wp14:pctWidth>0</wp14:pctWidth>
+          </wp14:sizeRelH>
+          <wp14:sizeRelV relativeFrom="page">
+            <wp14:pctHeight>0</wp14:pctHeight>
+          </wp14:sizeRelV>
+        </wp:anchor>
+      </w:drawing>
     </w:r>
     <w:r>
       <w:rPr>
-        <w:rFonts w:ascii="Arial" w:hAnsi="Arial" w:eastAsia="Arial" w:cs="Arial"/>
-        <w:b w:val="0"/>
         <w:color w:val="59636E"/>
-        <w:sz w:val="18"/>
+        <w:sz w:val="16"/>
+        <w:szCs w:val="16"/>
+      </w:rPr>
+      <w:t>PARADISE-</w:t>
+    </w:r>
+    <w:proofErr w:type="gramStart"/>
+    <w:r>
+      <w:rPr>
+        <w:color w:val="59636E"/>
+        <w:sz w:val="16"/>
+        <w:szCs w:val="16"/>
+      </w:rPr>
+      <w:t>studie  ·</w:t>
+    </w:r>
+    <w:proofErr w:type="gramEnd"/>
+    <w:r>
+      <w:rPr>
+        <w:color w:val="59636E"/>
+        <w:sz w:val="16"/>
+        <w:szCs w:val="16"/>
+      </w:rPr>
+      <w:t xml:space="preserve">  eCRF 40: Gestructureerd dagboek therapeut </w:t>
+    </w:r>
+    <w:proofErr w:type="gramStart"/>
+    <w:r>
+      <w:rPr>
+        <w:color w:val="59636E"/>
+        <w:sz w:val="16"/>
+        <w:szCs w:val="16"/>
+      </w:rPr>
+      <w:t>·</w:t>
+    </w:r>
+    <w:proofErr w:type="gramEnd"/>
+    <w:r>
+      <w:rPr>
+        <w:color w:val="59636E"/>
+        <w:sz w:val="16"/>
+        <w:szCs w:val="16"/>
+      </w:rPr>
+      <w:t xml:space="preserve">  Versie </w:t>
+    </w:r>
+    <w:proofErr w:type="gramStart"/>
+    <w:r>
+      <w:rPr>
+        <w:i/>
+        <w:iCs/>
+        <w:color w:val="59636E"/>
+        <w:sz w:val="16"/>
+        <w:szCs w:val="16"/>
+      </w:rPr>
+      <w:t xml:space="preserve">[ </w:t>
+    </w:r>
+    <w:r>
+      <w:rPr>
+        <w:i/>
+        <w:iCs/>
+        <w:color w:val="59636E"/>
+        <w:sz w:val="16"/>
+        <w:szCs w:val="16"/>
+      </w:rPr>
+      <w:t>1.0</w:t>
+    </w:r>
+    <w:proofErr w:type="gramEnd"/>
+    <w:r>
+      <w:rPr>
+        <w:i/>
+        <w:iCs/>
+        <w:color w:val="59636E"/>
+        <w:sz w:val="16"/>
+        <w:szCs w:val="16"/>
+      </w:rPr>
+      <w:t xml:space="preserve"> </w:t>
+    </w:r>
+    <w:proofErr w:type="gramStart"/>
+    <w:r>
+      <w:rPr>
+        <w:i/>
+        <w:iCs/>
+        <w:color w:val="59636E"/>
+        <w:sz w:val="16"/>
+        <w:szCs w:val="16"/>
+      </w:rPr>
+      <w:t>]</w:t>
+    </w:r>
+    <w:r>
+      <w:rPr>
+        <w:color w:val="59636E"/>
+        <w:sz w:val="16"/>
+        <w:szCs w:val="16"/>
+      </w:rPr>
+      <w:t xml:space="preserve">  ·</w:t>
+    </w:r>
+    <w:proofErr w:type="gramEnd"/>
+    <w:r>
+      <w:rPr>
+        <w:color w:val="59636E"/>
+        <w:sz w:val="16"/>
+        <w:szCs w:val="16"/>
+      </w:rPr>
+      <w:t xml:space="preserve">  </w:t>
+    </w:r>
+    <w:proofErr w:type="gramStart"/>
+    <w:r>
+      <w:rPr>
+        <w:i/>
+        <w:iCs/>
+        <w:color w:val="59636E"/>
+        <w:sz w:val="16"/>
+        <w:szCs w:val="16"/>
+      </w:rPr>
+      <w:t xml:space="preserve">[ </w:t>
+    </w:r>
+    <w:r>
+      <w:rPr>
+        <w:i/>
+        <w:iCs/>
+        <w:color w:val="59636E"/>
+        <w:sz w:val="16"/>
+        <w:szCs w:val="16"/>
+      </w:rPr>
+      <w:t>27</w:t>
+    </w:r>
+    <w:proofErr w:type="gramEnd"/>
+    <w:r>
+      <w:rPr>
+        <w:i/>
+        <w:iCs/>
+        <w:color w:val="59636E"/>
+        <w:sz w:val="16"/>
+        <w:szCs w:val="16"/>
+      </w:rPr>
+      <w:t>/07/</w:t>
+    </w:r>
+    <w:proofErr w:type="gramStart"/>
+    <w:r>
+      <w:rPr>
+        <w:i/>
+        <w:iCs/>
+        <w:color w:val="59636E"/>
+        <w:sz w:val="16"/>
+        <w:szCs w:val="16"/>
+      </w:rPr>
+      <w:t>2026</w:t>
+    </w:r>
+    <w:r>
+      <w:rPr>
+        <w:i/>
+        <w:iCs/>
+        <w:color w:val="59636E"/>
+        <w:sz w:val="16"/>
+        <w:szCs w:val="16"/>
+      </w:rPr>
+      <w:t xml:space="preserve"> ]</w:t>
+    </w:r>
+    <w:proofErr w:type="gramEnd"/>
+    <w:r>
+      <w:rPr>
+        <w:color w:val="59636E"/>
+        <w:sz w:val="16"/>
+        <w:szCs w:val="16"/>
+      </w:rPr>
+      <w:t xml:space="preserve">  </w:t>
+    </w:r>
+    <w:proofErr w:type="gramStart"/>
+    <w:r>
+      <w:rPr>
+        <w:color w:val="59636E"/>
+        <w:sz w:val="16"/>
+        <w:szCs w:val="16"/>
+      </w:rPr>
+      <w:t>·  Pagina</w:t>
+    </w:r>
+    <w:proofErr w:type="gramEnd"/>
+    <w:r>
+      <w:rPr>
+        <w:color w:val="59636E"/>
+        <w:sz w:val="16"/>
+        <w:szCs w:val="16"/>
+      </w:rPr>
+      <w:t xml:space="preserve"> </w:t>
+    </w:r>
+    <w:r>
+      <w:rPr>
+        <w:color w:val="59636E"/>
+        <w:sz w:val="16"/>
+        <w:szCs w:val="16"/>
       </w:rPr>
       <w:fldChar w:fldCharType="begin"/>
     </w:r>
     <w:r>
       <w:rPr>
-        <w:rFonts w:ascii="Arial" w:hAnsi="Arial" w:eastAsia="Arial" w:cs="Arial"/>
-        <w:b w:val="0"/>
         <w:color w:val="59636E"/>
-        <w:sz w:val="18"/>
-      </w:rPr>
-      <w:instrText xml:space="preserve"> PAGE </w:instrText>
+        <w:sz w:val="16"/>
+        <w:szCs w:val="16"/>
+      </w:rPr>
+      <w:instrText>PAGE</w:instrText>
     </w:r>
     <w:r>
       <w:rPr>
-        <w:rFonts w:ascii="Arial" w:hAnsi="Arial" w:eastAsia="Arial" w:cs="Arial"/>
-        <w:b w:val="0"/>
         <w:color w:val="59636E"/>
-        <w:sz w:val="18"/>
+        <w:sz w:val="16"/>
+        <w:szCs w:val="16"/>
       </w:rPr>
       <w:fldChar w:fldCharType="separate"/>
     </w:r>
     <w:r>
       <w:rPr>
-        <w:rFonts w:ascii="Arial" w:hAnsi="Arial" w:eastAsia="Arial" w:cs="Arial"/>
-        <w:b w:val="0"/>
+        <w:noProof/>
         <w:color w:val="59636E"/>
-        <w:sz w:val="18"/>
+        <w:sz w:val="16"/>
+        <w:szCs w:val="16"/>
       </w:rPr>
       <w:t>1</w:t>
     </w:r>
     <w:r>
       <w:rPr>
-        <w:rFonts w:ascii="Arial" w:hAnsi="Arial" w:eastAsia="Arial" w:cs="Arial"/>
-        <w:b w:val="0"/>
         <w:color w:val="59636E"/>
-        <w:sz w:val="18"/>
+        <w:sz w:val="16"/>
+        <w:szCs w:val="16"/>
       </w:rPr>
       <w:fldChar w:fldCharType="end"/>
     </w:r>
     <w:r>
       <w:rPr>
-        <w:rFonts w:ascii="Arial" w:hAnsi="Arial" w:eastAsia="Arial" w:cs="Arial"/>
-        <w:b w:val="0"/>
         <w:color w:val="59636E"/>
-        <w:sz w:val="18"/>
+        <w:sz w:val="16"/>
+        <w:szCs w:val="16"/>
       </w:rPr>
       <w:t xml:space="preserve"> van </w:t>
     </w:r>
     <w:r>
       <w:rPr>
-        <w:rFonts w:ascii="Arial" w:hAnsi="Arial" w:eastAsia="Arial" w:cs="Arial"/>
-        <w:b w:val="0"/>
         <w:color w:val="59636E"/>
-        <w:sz w:val="18"/>
+        <w:sz w:val="16"/>
+        <w:szCs w:val="16"/>
       </w:rPr>
       <w:fldChar w:fldCharType="begin"/>
     </w:r>
     <w:r>
       <w:rPr>
-        <w:rFonts w:ascii="Arial" w:hAnsi="Arial" w:eastAsia="Arial" w:cs="Arial"/>
-        <w:b w:val="0"/>
         <w:color w:val="59636E"/>
-        <w:sz w:val="18"/>
-      </w:rPr>
-      <w:instrText xml:space="preserve"> NUMPAGES </w:instrText>
+        <w:sz w:val="16"/>
+        <w:szCs w:val="16"/>
+      </w:rPr>
+      <w:instrText>NUMPAGES</w:instrText>
     </w:r>
     <w:r>
       <w:rPr>
-        <w:rFonts w:ascii="Arial" w:hAnsi="Arial" w:eastAsia="Arial" w:cs="Arial"/>
-        <w:b w:val="0"/>
         <w:color w:val="59636E"/>
-        <w:sz w:val="18"/>
+        <w:sz w:val="16"/>
+        <w:szCs w:val="16"/>
       </w:rPr>
       <w:fldChar w:fldCharType="separate"/>
     </w:r>
     <w:r>
       <w:rPr>
-        <w:rFonts w:ascii="Arial" w:hAnsi="Arial" w:eastAsia="Arial" w:cs="Arial"/>
-        <w:b w:val="0"/>
+        <w:noProof/>
         <w:color w:val="59636E"/>
-        <w:sz w:val="18"/>
-      </w:rPr>
-      <w:t>1</w:t>
+        <w:sz w:val="16"/>
+        <w:szCs w:val="16"/>
+      </w:rPr>
+      <w:t>2</w:t>
     </w:r>
     <w:r>
       <w:rPr>
-        <w:rFonts w:ascii="Arial" w:hAnsi="Arial" w:eastAsia="Arial" w:cs="Arial"/>
-        <w:b w:val="0"/>
         <w:color w:val="59636E"/>
-        <w:sz w:val="18"/>
+        <w:sz w:val="16"/>
+        <w:szCs w:val="16"/>
       </w:rPr>
       <w:fldChar w:fldCharType="end"/>
     </w:r>
@@ -2342,20 +2578,130 @@
 </file>
 
 <file path=word/header1.xml><?xml version="1.0" encoding="utf-8"?>
-<w:hdr xmlns:m="http://schemas.openxmlformats.org/officeDocument/2006/math" xmlns:mc="http://schemas.openxmlformats.org/markup-compatibility/2006" xmlns:mo="http://schemas.microsoft.com/office/mac/office/2008/main" xmlns:mv="urn:schemas-microsoft-com:mac:vml" xmlns:o="urn:schemas-microsoft-com:office:office" xmlns:r="http://schemas.openxmlformats.org/officeDocument/2006/relationships" xmlns:v="urn:schemas-microsoft-com:vml" xmlns:w10="urn:schemas-microsoft-com:office:word" xmlns:w14="http://schemas.microsoft.com/office/word/2010/wordml" xmlns:w="http://schemas.openxmlformats.org/wordprocessingml/2006/main" xmlns:wne="http://schemas.microsoft.com/office/word/2006/wordml" xmlns:wp14="http://schemas.microsoft.com/office/word/2010/wordprocessingDrawing" xmlns:wp="http://schemas.openxmlformats.org/drawingml/2006/wordprocessingDrawing" xmlns:wpc="http://schemas.microsoft.com/office/word/2010/wordprocessingCanvas" xmlns:wpg="http://schemas.microsoft.com/office/word/2010/wordprocessingGroup" xmlns:wpi="http://schemas.microsoft.com/office/word/2010/wordprocessingInk" xmlns:wps="http://schemas.microsoft.com/office/word/2010/wordprocessingShape" mc:Ignorable="w14 wp14">
+<w:hdr xmlns:wpc="http://schemas.microsoft.com/office/word/2010/wordprocessingCanvas" xmlns:cx="http://schemas.microsoft.com/office/drawing/2014/chartex" xmlns:cx1="http://schemas.microsoft.com/office/drawing/2015/9/8/chartex" xmlns:cx2="http://schemas.microsoft.com/office/drawing/2015/10/21/chartex" xmlns:cx3="http://schemas.microsoft.com/office/drawing/2016/5/9/chartex" xmlns:cx4="http://schemas.microsoft.com/office/drawing/2016/5/10/chartex" xmlns:cx5="http://schemas.microsoft.com/office/drawing/2016/5/11/chartex" xmlns:cx6="http://schemas.microsoft.com/office/drawing/2016/5/12/chartex" xmlns:cx7="http://schemas.microsoft.com/office/drawing/2016/5/13/chartex" xmlns:cx8="http://schemas.microsoft.com/office/drawing/2016/5/14/chartex" xmlns:mc="http://schemas.openxmlformats.org/markup-compatibility/2006" xmlns:aink="http://schemas.microsoft.com/office/drawing/2016/ink" xmlns:am3d="http://schemas.microsoft.com/office/drawing/2017/model3d" xmlns:o="urn:schemas-microsoft-com:office:office" xmlns:oel="http://schemas.microsoft.com/office/2019/extlst" xmlns:r="http://schemas.openxmlformats.org/officeDocument/2006/relationships" xmlns:m="http://schemas.openxmlformats.org/officeDocument/2006/math" xmlns:v="urn:schemas-microsoft-com:vml" xmlns:wp14="http://schemas.microsoft.com/office/word/2010/wordprocessingDrawing" xmlns:wp="http://schemas.openxmlformats.org/drawingml/2006/wordprocessingDrawing" xmlns:w10="urn:schemas-microsoft-com:office:word" xmlns:w="http://schemas.openxmlformats.org/wordprocessingml/2006/main" xmlns:w14="http://schemas.microsoft.com/office/word/2010/wordml" xmlns:w15="http://schemas.microsoft.com/office/word/2012/wordml" xmlns:w16cex="http://schemas.microsoft.com/office/word/2018/wordml/cex" xmlns:w16cid="http://schemas.microsoft.com/office/word/2016/wordml/cid" xmlns:w16="http://schemas.microsoft.com/office/word/2018/wordml" xmlns:w16du="http://schemas.microsoft.com/office/word/2023/wordml/word16du" xmlns:w16sdtdh="http://schemas.microsoft.com/office/word/2020/wordml/sdtdatahash" xmlns:w16sdtfl="http://schemas.microsoft.com/office/word/2024/wordml/sdtformatlock" xmlns:w16se="http://schemas.microsoft.com/office/word/2015/wordml/symex" xmlns:wpg="http://schemas.microsoft.com/office/word/2010/wordprocessingGroup" xmlns:wpi="http://schemas.microsoft.com/office/word/2010/wordprocessingInk" xmlns:wne="http://schemas.microsoft.com/office/word/2006/wordml" xmlns:wps="http://schemas.microsoft.com/office/word/2010/wordprocessingShape" mc:Ignorable="w14 w15 w16se w16cid w16 w16cex w16sdtdh w16sdtfl w16du wp14">
   <w:p>
     <w:pPr>
-      <w:pStyle w:val="Header"/>
-      <w:jc w:val="left"/>
+      <w:pStyle w:val="Koptekst"/>
+      <w:jc w:val="right"/>
     </w:pPr>
     <w:r>
       <w:rPr>
-        <w:rFonts w:ascii="Arial" w:hAnsi="Arial" w:eastAsia="Arial" w:cs="Arial"/>
-        <w:b w:val="0"/>
-        <w:color w:val="59636E"/>
-        <w:sz w:val="18"/>
-      </w:rPr>
-      <w:t>PARADISE (S71769) — eCRF 40: Gestructureerd dagboek therapeut</w:t>
+        <w:noProof/>
+      </w:rPr>
+      <w:drawing>
+        <wp:anchor distT="0" distB="0" distL="114300" distR="114300" simplePos="0" relativeHeight="251658240" behindDoc="1" locked="0" layoutInCell="1" allowOverlap="1" wp14:anchorId="755D2A89" wp14:editId="42F71064">
+          <wp:simplePos x="0" y="0"/>
+          <wp:positionH relativeFrom="margin">
+            <wp:align>left</wp:align>
+          </wp:positionH>
+          <wp:positionV relativeFrom="paragraph">
+            <wp:posOffset>-20955</wp:posOffset>
+          </wp:positionV>
+          <wp:extent cx="1615079" cy="720000"/>
+          <wp:effectExtent l="0" t="0" r="0" b="0"/>
+          <wp:wrapTight wrapText="bothSides">
+            <wp:wrapPolygon edited="0">
+              <wp:start x="510" y="1716"/>
+              <wp:lineTo x="255" y="5719"/>
+              <wp:lineTo x="764" y="20018"/>
+              <wp:lineTo x="8664" y="20018"/>
+              <wp:lineTo x="13250" y="18874"/>
+              <wp:lineTo x="20895" y="14298"/>
+              <wp:lineTo x="20895" y="9151"/>
+              <wp:lineTo x="14015" y="4004"/>
+              <wp:lineTo x="8664" y="1716"/>
+              <wp:lineTo x="510" y="1716"/>
+            </wp:wrapPolygon>
+          </wp:wrapTight>
+          <wp:docPr id="1820294796" name="Afbeelding 5"/>
+          <wp:cNvGraphicFramePr>
+            <a:graphicFrameLocks xmlns:a="http://schemas.openxmlformats.org/drawingml/2006/main" noChangeAspect="1"/>
+          </wp:cNvGraphicFramePr>
+          <a:graphic xmlns:a="http://schemas.openxmlformats.org/drawingml/2006/main">
+            <a:graphicData uri="http://schemas.openxmlformats.org/drawingml/2006/picture">
+              <pic:pic xmlns:pic="http://schemas.openxmlformats.org/drawingml/2006/picture">
+                <pic:nvPicPr>
+                  <pic:cNvPr id="1820294796" name="Afbeelding 1820294796"/>
+                  <pic:cNvPicPr/>
+                </pic:nvPicPr>
+                <pic:blipFill>
+                  <a:blip r:embed="rIdTplImgA">
+                    <a:extLst>
+                      <a:ext uri="{28A0092B-C50C-407E-A947-70E740481C1C}">
+                        <a14:useLocalDpi xmlns:a14="http://schemas.microsoft.com/office/drawing/2010/main" val="0"/>
+                      </a:ext>
+                    </a:extLst>
+                  </a:blip>
+                  <a:stretch>
+                    <a:fillRect/>
+                  </a:stretch>
+                </pic:blipFill>
+                <pic:spPr>
+                  <a:xfrm>
+                    <a:off x="0" y="0"/>
+                    <a:ext cx="1615079" cy="720000"/>
+                  </a:xfrm>
+                  <a:prstGeom prst="rect">
+                    <a:avLst/>
+                  </a:prstGeom>
+                </pic:spPr>
+              </pic:pic>
+            </a:graphicData>
+          </a:graphic>
+          <wp14:sizeRelH relativeFrom="page">
+            <wp14:pctWidth>0</wp14:pctWidth>
+          </wp14:sizeRelH>
+          <wp14:sizeRelV relativeFrom="page">
+            <wp14:pctHeight>0</wp14:pctHeight>
+          </wp14:sizeRelV>
+        </wp:anchor>
+      </w:drawing>
+    </w:r>
+    <w:r>
+      <w:rPr>
+        <w:noProof/>
+      </w:rPr>
+      <w:drawing>
+        <wp:inline distT="0" distB="0" distL="0" distR="0" wp14:anchorId="4E8F3C53" wp14:editId="680A2799">
+          <wp:extent cx="2525825" cy="720000"/>
+          <wp:effectExtent l="0" t="0" r="0" b="4445"/>
+          <wp:docPr id="328170997" name="Afbeelding 6"/>
+          <wp:cNvGraphicFramePr>
+            <a:graphicFrameLocks xmlns:a="http://schemas.openxmlformats.org/drawingml/2006/main" noChangeAspect="1"/>
+          </wp:cNvGraphicFramePr>
+          <a:graphic xmlns:a="http://schemas.openxmlformats.org/drawingml/2006/main">
+            <a:graphicData uri="http://schemas.openxmlformats.org/drawingml/2006/picture">
+              <pic:pic xmlns:pic="http://schemas.openxmlformats.org/drawingml/2006/picture">
+                <pic:nvPicPr>
+                  <pic:cNvPr id="328170997" name="Afbeelding 328170997"/>
+                  <pic:cNvPicPr/>
+                </pic:nvPicPr>
+                <pic:blipFill>
+                  <a:blip r:embed="rIdTplImgB">
+                    <a:extLst>
+                      <a:ext uri="{28A0092B-C50C-407E-A947-70E740481C1C}">
+                        <a14:useLocalDpi xmlns:a14="http://schemas.microsoft.com/office/drawing/2010/main" val="0"/>
+                      </a:ext>
+                    </a:extLst>
+                  </a:blip>
+                  <a:stretch>
+                    <a:fillRect/>
+                  </a:stretch>
+                </pic:blipFill>
+                <pic:spPr>
+                  <a:xfrm>
+                    <a:off x="0" y="0"/>
+                    <a:ext cx="2525825" cy="720000"/>
+                  </a:xfrm>
+                  <a:prstGeom prst="rect">
+                    <a:avLst/>
+                  </a:prstGeom>
+                </pic:spPr>
+              </pic:pic>
+            </a:graphicData>
+          </a:graphic>
+        </wp:inline>
+      </w:drawing>
     </w:r>
   </w:p>
 </w:hdr>

--- a/(e)CRF/Per visite/Parallel - niet visitgebonden/40_Gestructureerd dagboek therapeut.docx
+++ b/(e)CRF/Per visite/Parallel - niet visitgebonden/40_Gestructureerd dagboek therapeut.docx
@@ -2238,7 +2238,7 @@
         <wp:anchor distT="0" distB="0" distL="114300" distR="114300" simplePos="0" relativeHeight="251659264" behindDoc="0" locked="0" layoutInCell="1" allowOverlap="1" wp14:anchorId="4A8142CD" wp14:editId="6CB4EA88">
           <wp:simplePos x="0" y="0"/>
           <wp:positionH relativeFrom="column">
-            <wp:posOffset>5527362</wp:posOffset>
+            <wp:posOffset>5351825</wp:posOffset>
           </wp:positionH>
           <wp:positionV relativeFrom="paragraph">
             <wp:posOffset>66098</wp:posOffset>

--- a/(e)CRF/Per visite/Parallel - niet visitgebonden/40_Gestructureerd dagboek therapeut.docx
+++ b/(e)CRF/Per visite/Parallel - niet visitgebonden/40_Gestructureerd dagboek therapeut.docx
@@ -1,20 +1,10 @@
 
 <file path=word/document.xml><?xml version="1.0" encoding="utf-8"?>
-<w:document xmlns:wpc="http://schemas.microsoft.com/office/word/2010/wordprocessingCanvas" xmlns:cx="http://schemas.microsoft.com/office/drawing/2014/chartex" xmlns:cx1="http://schemas.microsoft.com/office/drawing/2015/9/8/chartex" xmlns:cx2="http://schemas.microsoft.com/office/drawing/2015/10/21/chartex" xmlns:cx3="http://schemas.microsoft.com/office/drawing/2016/5/9/chartex" xmlns:cx4="http://schemas.microsoft.com/office/drawing/2016/5/10/chartex" xmlns:cx5="http://schemas.microsoft.com/office/drawing/2016/5/11/chartex" xmlns:cx6="http://schemas.microsoft.com/office/drawing/2016/5/12/chartex" xmlns:cx7="http://schemas.microsoft.com/office/drawing/2016/5/13/chartex" xmlns:cx8="http://schemas.microsoft.com/office/drawing/2016/5/14/chartex" xmlns:mc="http://schemas.openxmlformats.org/markup-compatibility/2006" xmlns:aink="http://schemas.microsoft.com/office/drawing/2016/ink" xmlns:am3d="http://schemas.microsoft.com/office/drawing/2017/model3d" xmlns:o="urn:schemas-microsoft-com:office:office" xmlns:oel="http://schemas.microsoft.com/office/2019/extlst" xmlns:r="http://schemas.openxmlformats.org/officeDocument/2006/relationships" xmlns:m="http://schemas.openxmlformats.org/officeDocument/2006/math" xmlns:v="urn:schemas-microsoft-com:vml" xmlns:wp14="http://schemas.microsoft.com/office/word/2010/wordprocessingDrawing" xmlns:wp="http://schemas.openxmlformats.org/drawingml/2006/wordprocessingDrawing" xmlns:w10="urn:schemas-microsoft-com:office:word" xmlns:w="http://schemas.openxmlformats.org/wordprocessingml/2006/main" xmlns:w14="http://schemas.microsoft.com/office/word/2010/wordml" xmlns:w15="http://schemas.microsoft.com/office/word/2012/wordml" xmlns:w16cex="http://schemas.microsoft.com/office/word/2018/wordml/cex" xmlns:w16cid="http://schemas.microsoft.com/office/word/2016/wordml/cid" xmlns:w16="http://schemas.microsoft.com/office/word/2018/wordml" xmlns:w16du="http://schemas.microsoft.com/office/word/2023/wordml/word16du" xmlns:w16sdtdh="http://schemas.microsoft.com/office/word/2020/wordml/sdtdatahash" xmlns:w16sdtfl="http://schemas.microsoft.com/office/word/2024/wordml/sdtformatlock" xmlns:w16se="http://schemas.microsoft.com/office/word/2015/wordml/symex" xmlns:wpg="http://schemas.microsoft.com/office/word/2010/wordprocessingGroup" xmlns:wpi="http://schemas.microsoft.com/office/word/2010/wordprocessingInk" xmlns:wne="http://schemas.microsoft.com/office/word/2006/wordml" xmlns:wps="http://schemas.microsoft.com/office/word/2010/wordprocessingShape" mc:Ignorable="w14 w15 w16se w16cid w16 w16cex w16sdtdh w16sdtfl w16du wp14">
+<w:document xmlns:wpc="http://schemas.microsoft.com/office/word/2010/wordprocessingCanvas" xmlns:cx="http://schemas.microsoft.com/office/drawing/2014/chartex" xmlns:cx1="http://schemas.microsoft.com/office/drawing/2015/9/8/chartex" xmlns:cx2="http://schemas.microsoft.com/office/drawing/2015/10/21/chartex" xmlns:cx3="http://schemas.microsoft.com/office/drawing/2016/5/9/chartex" xmlns:cx4="http://schemas.microsoft.com/office/drawing/2016/5/10/chartex" xmlns:cx5="http://schemas.microsoft.com/office/drawing/2016/5/11/chartex" xmlns:cx6="http://schemas.microsoft.com/office/drawing/2016/5/12/chartex" xmlns:cx7="http://schemas.microsoft.com/office/drawing/2016/5/13/chartex" xmlns:cx8="http://schemas.microsoft.com/office/drawing/2016/5/14/chartex" xmlns:mc="http://schemas.openxmlformats.org/markup-compatibility/2006" xmlns:aink="http://schemas.microsoft.com/office/drawing/2016/ink" xmlns:am3d="http://schemas.microsoft.com/office/drawing/2017/model3d" xmlns:o="urn:schemas-microsoft-com:office:office" xmlns:oel="http://schemas.microsoft.com/office/2019/extlst" xmlns:r="http://schemas.openxmlformats.org/officeDocument/2006/relationships" xmlns:m="http://schemas.openxmlformats.org/officeDocument/2006/math" xmlns:v="urn:schemas-microsoft-com:vml" xmlns:wp14="http://schemas.microsoft.com/office/word/2010/wordprocessingDrawing" xmlns:wp="http://schemas.openxmlformats.org/drawingml/2006/wordprocessingDrawing" xmlns:w10="urn:schemas-microsoft-com:office:word" xmlns:w="http://schemas.openxmlformats.org/wordprocessingml/2006/main" xmlns:w14="http://schemas.microsoft.com/office/word/2010/wordml" xmlns:w15="http://schemas.microsoft.com/office/word/2012/wordml" xmlns:w16cei="http://schemas.microsoft.com/office/word/2026/wordml/cei" xmlns:w16cex="http://schemas.microsoft.com/office/word/2018/wordml/cex" xmlns:w16cid="http://schemas.microsoft.com/office/word/2016/wordml/cid" xmlns:w16="http://schemas.microsoft.com/office/word/2018/wordml" xmlns:w16du="http://schemas.microsoft.com/office/word/2023/wordml/word16du" xmlns:w16sdtdh="http://schemas.microsoft.com/office/word/2020/wordml/sdtdatahash" xmlns:w16sdtfl="http://schemas.microsoft.com/office/word/2024/wordml/sdtformatlock" xmlns:w16se="http://schemas.microsoft.com/office/word/2015/wordml/symex" xmlns:wpg="http://schemas.microsoft.com/office/word/2010/wordprocessingGroup" xmlns:wpi="http://schemas.microsoft.com/office/word/2010/wordprocessingInk" xmlns:wne="http://schemas.microsoft.com/office/word/2006/wordml" xmlns:wps="http://schemas.microsoft.com/office/word/2010/wordprocessingShape" mc:Ignorable="w14 w15 w16se w16cid w16 w16cex w16sdtdh w16sdtfl w16du wp14">
   <w:body>
     <w:p>
       <w:pPr>
         <w:rPr>
-          <w:b/>
-          <w:bCs/>
-          <w:sz w:val="36"/>
-          <w:szCs w:val="36"/>
-          <w:lang w:val="en-US"/>
-        </w:rPr>
-      </w:pPr>
-      <w:r>
-        <w:rPr>
-          <w:rFonts w:ascii="Arial" w:hAnsi="Arial" w:eastAsia="Arial" w:cs="Arial"/>
           <w:b/>
           <w:bCs/>
           <w:color w:val="123A5F"/>
@@ -22,11 +12,9 @@
           <w:szCs w:val="36"/>
           <w:lang w:val="en-US"/>
         </w:rPr>
-        <w:t xml:space="preserve">Process evaluation: </w:t>
-      </w:r>
-      <w:r>
-        <w:rPr>
-          <w:rFonts w:ascii="Arial" w:hAnsi="Arial" w:eastAsia="Arial" w:cs="Arial"/>
+      </w:pPr>
+      <w:r>
+        <w:rPr>
           <w:b/>
           <w:bCs/>
           <w:color w:val="123A5F"/>
@@ -34,11 +22,10 @@
           <w:szCs w:val="36"/>
           <w:lang w:val="en-US"/>
         </w:rPr>
-        <w:t xml:space="preserve">Structured diary </w:t>
-      </w:r>
-      <w:r>
-        <w:rPr>
-          <w:rFonts w:ascii="Arial" w:hAnsi="Arial" w:eastAsia="Arial" w:cs="Arial"/>
+        <w:t xml:space="preserve">Process evaluation: </w:t>
+      </w:r>
+      <w:r>
+        <w:rPr>
           <w:b/>
           <w:bCs/>
           <w:color w:val="123A5F"/>
@@ -46,11 +33,10 @@
           <w:szCs w:val="36"/>
           <w:lang w:val="en-US"/>
         </w:rPr>
-        <w:t>THERAPIST</w:t>
-      </w:r>
-      <w:r>
-        <w:rPr>
-          <w:rFonts w:ascii="Arial" w:hAnsi="Arial" w:eastAsia="Arial" w:cs="Arial"/>
+        <w:t xml:space="preserve">Structured diary </w:t>
+      </w:r>
+      <w:r>
+        <w:rPr>
           <w:b/>
           <w:bCs/>
           <w:color w:val="123A5F"/>
@@ -58,15 +44,169 @@
           <w:szCs w:val="36"/>
           <w:lang w:val="en-US"/>
         </w:rPr>
+        <w:t>THERAPIST</w:t>
+      </w:r>
+      <w:r>
+        <w:rPr>
+          <w:b/>
+          <w:bCs/>
+          <w:color w:val="123A5F"/>
+          <w:sz w:val="36"/>
+          <w:szCs w:val="36"/>
+          <w:lang w:val="en-US"/>
+        </w:rPr>
         <w:t>– eCRF</w:t>
       </w:r>
     </w:p>
     <w:p>
       <w:pPr>
-        <w:rPr>
-          <w:lang w:val="en-US"/>
-        </w:rPr>
-      </w:pPr>
+        <w:tabs>
+          <w:tab w:val="left" w:leader="underscore" w:pos="8505"/>
+        </w:tabs>
+        <w:spacing w:line="360" w:lineRule="auto"/>
+        <w:rPr>
+          <w:rFonts w:ascii="Calibri" w:hAnsi="Calibri" w:cs="Calibri"/>
+          <w:b/>
+          <w:bCs/>
+          <w:sz w:val="24"/>
+          <w:szCs w:val="24"/>
+          <w:lang w:val="nl-BE"/>
+        </w:rPr>
+      </w:pPr>
+      <w:r>
+        <w:rPr>
+          <w:b/>
+          <w:bCs/>
+          <w:color w:val="123A5F"/>
+          <w:sz w:val="24"/>
+          <w:szCs w:val="24"/>
+        </w:rPr>
+        <w:t>Studie-informatie</w:t>
+      </w:r>
+    </w:p>
+    <w:p>
+      <w:pPr>
+        <w:numPr>
+          <w:ilvl w:val="0"/>
+          <w:numId w:val="9"/>
+        </w:numPr>
+        <w:tabs>
+          <w:tab w:val="left" w:leader="underscore" w:pos="8505"/>
+        </w:tabs>
+        <w:spacing w:line="360" w:lineRule="auto"/>
+        <w:rPr>
+          <w:rFonts w:ascii="Calibri" w:hAnsi="Calibri" w:cs="Calibri"/>
+        </w:rPr>
+      </w:pPr>
+      <w:r>
+        <w:rPr>
+          <w:color w:val="24303B"/>
+        </w:rPr>
+        <w:t>Studietitel: Towards Pressure-Adherence &amp; Education Driven Service in Diabetic Foot Disease (PARADISE trial)</w:t>
+      </w:r>
+    </w:p>
+    <w:p>
+      <w:pPr>
+        <w:numPr>
+          <w:ilvl w:val="0"/>
+          <w:numId w:val="9"/>
+        </w:numPr>
+        <w:tabs>
+          <w:tab w:val="left" w:leader="underscore" w:pos="8505"/>
+        </w:tabs>
+        <w:spacing w:line="360" w:lineRule="auto"/>
+        <w:rPr>
+          <w:rFonts w:ascii="Calibri" w:hAnsi="Calibri" w:cs="Calibri"/>
+          <w:lang w:val="nl-BE"/>
+        </w:rPr>
+      </w:pPr>
+      <w:r>
+        <w:rPr>
+          <w:color w:val="24303B"/>
+        </w:rPr>
+        <w:t>Protocolnummer: S71769</w:t>
+      </w:r>
+    </w:p>
+    <w:p>
+      <w:pPr>
+        <w:numPr>
+          <w:ilvl w:val="0"/>
+          <w:numId w:val="9"/>
+        </w:numPr>
+        <w:tabs>
+          <w:tab w:val="left" w:leader="underscore" w:pos="8505"/>
+        </w:tabs>
+        <w:spacing w:line="360" w:lineRule="auto"/>
+        <w:rPr>
+          <w:rFonts w:ascii="Calibri" w:hAnsi="Calibri" w:cs="Calibri"/>
+        </w:rPr>
+      </w:pPr>
+      <w:r>
+        <w:rPr>
+          <w:color w:val="24303B"/>
+        </w:rPr>
+        <w:t xml:space="preserve">Studielocatie: </w:t>
+      </w:r>
+      <w:r>
+        <w:rPr>
+          <w:color w:val="24303B"/>
+        </w:rPr>
+        <w:tab/>
+      </w:r>
+    </w:p>
+    <w:p>
+      <w:pPr>
+        <w:numPr>
+          <w:ilvl w:val="0"/>
+          <w:numId w:val="9"/>
+        </w:numPr>
+        <w:tabs>
+          <w:tab w:val="left" w:leader="underscore" w:pos="8505"/>
+        </w:tabs>
+        <w:spacing w:line="360" w:lineRule="auto"/>
+        <w:rPr>
+          <w:rFonts w:ascii="Calibri" w:hAnsi="Calibri" w:cs="Calibri"/>
+        </w:rPr>
+      </w:pPr>
+      <w:r>
+        <w:rPr>
+          <w:color w:val="24303B"/>
+        </w:rPr>
+        <w:t xml:space="preserve">Hoofdonderzoeker (PI): </w:t>
+      </w:r>
+      <w:r>
+        <w:rPr>
+          <w:color w:val="24303B"/>
+        </w:rPr>
+        <w:tab/>
+      </w:r>
+    </w:p>
+    <w:p>
+      <w:pPr>
+        <w:numPr>
+          <w:ilvl w:val="0"/>
+          <w:numId w:val="9"/>
+        </w:numPr>
+        <w:tabs>
+          <w:tab w:val="left" w:leader="underscore" w:pos="8505"/>
+        </w:tabs>
+        <w:spacing w:line="360" w:lineRule="auto"/>
+        <w:rPr>
+          <w:rFonts w:ascii="Calibri" w:hAnsi="Calibri" w:cs="Calibri"/>
+        </w:rPr>
+      </w:pPr>
+      <w:r>
+        <w:rPr>
+          <w:color w:val="24303B"/>
+        </w:rPr>
+        <w:t xml:space="preserve">Deelnemerscode: </w:t>
+      </w:r>
+      <w:r>
+        <w:rPr>
+          <w:color w:val="24303B"/>
+        </w:rPr>
+        <w:tab/>
+      </w:r>
     </w:p>
     <w:p>
       <w:pPr>
@@ -77,12 +217,11 @@
           <w:color w:val="0070C0"/>
           <w:sz w:val="26"/>
           <w:szCs w:val="26"/>
-          <w:lang w:val="en-BE"/>
-        </w:rPr>
-      </w:pPr>
-      <w:r>
-        <w:rPr>
-          <w:rFonts w:ascii="Arial" w:hAnsi="Arial" w:eastAsia="Arial" w:cs="Arial"/>
+          <w:lang/>
+        </w:rPr>
+      </w:pPr>
+      <w:r>
+        <w:rPr>
           <w:b/>
           <w:bCs/>
           <w:color w:val="123A5F"/>
@@ -93,7 +232,6 @@
       </w:r>
       <w:r>
         <w:rPr>
-          <w:rFonts w:ascii="Arial" w:hAnsi="Arial" w:eastAsia="Arial" w:cs="Arial"/>
           <w:b/>
           <w:bCs/>
           <w:color w:val="123A5F"/>
@@ -104,7 +242,6 @@
       </w:r>
       <w:r>
         <w:rPr>
-          <w:rFonts w:ascii="Arial" w:hAnsi="Arial" w:eastAsia="Arial" w:cs="Arial"/>
           <w:b/>
           <w:bCs/>
           <w:color w:val="123A5F"/>
@@ -116,7 +253,6 @@
       </w:r>
       <w:r>
         <w:rPr>
-          <w:rFonts w:ascii="Arial" w:hAnsi="Arial" w:eastAsia="Arial" w:cs="Arial"/>
           <w:b/>
           <w:bCs/>
           <w:color w:val="123A5F"/>
@@ -128,7 +264,6 @@
       </w:r>
       <w:r>
         <w:rPr>
-          <w:rFonts w:ascii="Arial" w:hAnsi="Arial" w:eastAsia="Arial" w:cs="Arial"/>
           <w:b/>
           <w:bCs/>
           <w:color w:val="123A5F"/>
@@ -150,7 +285,7 @@
       </w:pPr>
       <w:r>
         <w:rPr>
-          <w:rFonts w:cstheme="minorHAnsi" w:ascii="Arial" w:hAnsi="Arial" w:eastAsia="Arial" w:cs="Arial"/>
+          <w:rFonts w:cstheme="minorHAnsi"/>
           <w:color w:val="24303B"/>
           <w:sz w:val="24"/>
           <w:szCs w:val="24"/>
@@ -160,7 +295,7 @@
       </w:r>
       <w:r>
         <w:rPr>
-          <w:rFonts w:cstheme="minorHAnsi" w:ascii="Arial" w:hAnsi="Arial" w:eastAsia="Arial" w:cs="Arial"/>
+          <w:rFonts w:cstheme="minorHAnsi"/>
           <w:color w:val="24303B"/>
           <w:sz w:val="24"/>
           <w:szCs w:val="24"/>
@@ -181,7 +316,6 @@
       </w:pPr>
       <w:r>
         <w:rPr>
-          <w:rFonts w:ascii="Arial" w:hAnsi="Arial" w:eastAsia="Arial" w:cs="Arial"/>
           <w:b/>
           <w:bCs/>
           <w:color w:val="123A5F"/>
@@ -193,7 +327,6 @@
       </w:r>
       <w:r>
         <w:rPr>
-          <w:rFonts w:ascii="Arial" w:hAnsi="Arial" w:eastAsia="Arial" w:cs="Arial"/>
           <w:b/>
           <w:bCs/>
           <w:color w:val="123A5F"/>
@@ -204,7 +337,6 @@
       </w:r>
       <w:r>
         <w:rPr>
-          <w:rFonts w:ascii="Arial" w:hAnsi="Arial" w:eastAsia="Arial" w:cs="Arial"/>
           <w:b/>
           <w:bCs/>
           <w:color w:val="123A5F"/>
@@ -215,7 +347,6 @@
       </w:r>
       <w:r>
         <w:rPr>
-          <w:rFonts w:ascii="Arial" w:hAnsi="Arial" w:eastAsia="Arial" w:cs="Arial"/>
           <w:b/>
           <w:bCs/>
           <w:color w:val="123A5F"/>
@@ -227,7 +358,6 @@
       </w:r>
       <w:r>
         <w:rPr>
-          <w:rFonts w:ascii="Arial" w:hAnsi="Arial" w:eastAsia="Arial" w:cs="Arial"/>
           <w:b/>
           <w:bCs/>
           <w:color w:val="123A5F"/>
@@ -239,7 +369,6 @@
       </w:r>
       <w:r>
         <w:rPr>
-          <w:rFonts w:ascii="Arial" w:hAnsi="Arial" w:eastAsia="Arial" w:cs="Arial"/>
           <w:b/>
           <w:bCs/>
           <w:color w:val="123A5F"/>
@@ -261,16 +390,16 @@
           <w:rFonts w:cstheme="minorHAnsi"/>
           <w:sz w:val="24"/>
           <w:szCs w:val="24"/>
-          <w:lang w:val="en-BE"/>
-        </w:rPr>
-      </w:pPr>
-      <w:r>
-        <w:rPr>
-          <w:rFonts w:cstheme="minorHAnsi" w:ascii="Arial" w:hAnsi="Arial" w:eastAsia="Arial" w:cs="Arial"/>
-          <w:color w:val="24303B"/>
-          <w:sz w:val="24"/>
-          <w:szCs w:val="24"/>
-          <w:lang w:val="en-BE"/>
+          <w:lang/>
+        </w:rPr>
+      </w:pPr>
+      <w:r>
+        <w:rPr>
+          <w:rFonts w:cstheme="minorHAnsi"/>
+          <w:color w:val="24303B"/>
+          <w:sz w:val="24"/>
+          <w:szCs w:val="24"/>
+          <w:lang/>
         </w:rPr>
         <w:t xml:space="preserve">Hoeveel tijd besteedt u gemiddeld aan de PARADISE-interventie per patiënt? </w:t>
       </w:r>
@@ -282,26 +411,26 @@
           <w:rFonts w:cstheme="minorHAnsi"/>
           <w:sz w:val="24"/>
           <w:szCs w:val="24"/>
-          <w:lang w:val="en-BE"/>
-        </w:rPr>
-      </w:pPr>
-      <w:r>
-        <w:rPr>
-          <w:rFonts w:cstheme="minorHAnsi" w:ascii="Arial" w:hAnsi="Arial" w:eastAsia="Arial" w:cs="Arial"/>
-          <w:color w:val="24303B"/>
-          <w:sz w:val="24"/>
-          <w:szCs w:val="24"/>
-          <w:lang w:val="en-BE"/>
+          <w:lang/>
+        </w:rPr>
+      </w:pPr>
+      <w:r>
+        <w:rPr>
+          <w:rFonts w:cstheme="minorHAnsi"/>
+          <w:color w:val="24303B"/>
+          <w:sz w:val="24"/>
+          <w:szCs w:val="24"/>
+          <w:lang/>
         </w:rPr>
         <w:sym w:font="Wingdings" w:char="F0E8"/>
       </w:r>
       <w:r>
         <w:rPr>
-          <w:rFonts w:cstheme="minorHAnsi" w:ascii="Arial" w:hAnsi="Arial" w:eastAsia="Arial" w:cs="Arial"/>
-          <w:color w:val="24303B"/>
-          <w:sz w:val="24"/>
-          <w:szCs w:val="24"/>
-          <w:lang w:val="en-BE"/>
+          <w:rFonts w:cstheme="minorHAnsi"/>
+          <w:color w:val="24303B"/>
+          <w:sz w:val="24"/>
+          <w:szCs w:val="24"/>
+          <w:lang/>
         </w:rPr>
         <w:t xml:space="preserve">Kunt u dit inschatten per sessie en over het volledige traject? </w:t>
       </w:r>
@@ -313,26 +442,26 @@
           <w:rFonts w:cstheme="minorHAnsi"/>
           <w:sz w:val="24"/>
           <w:szCs w:val="24"/>
-          <w:lang w:val="en-BE"/>
-        </w:rPr>
-      </w:pPr>
-      <w:r>
-        <w:rPr>
-          <w:rFonts w:cstheme="minorHAnsi" w:ascii="Arial" w:hAnsi="Arial" w:eastAsia="Arial" w:cs="Arial"/>
-          <w:color w:val="24303B"/>
-          <w:sz w:val="24"/>
-          <w:szCs w:val="24"/>
-          <w:lang w:val="en-BE"/>
+          <w:lang/>
+        </w:rPr>
+      </w:pPr>
+      <w:r>
+        <w:rPr>
+          <w:rFonts w:cstheme="minorHAnsi"/>
+          <w:color w:val="24303B"/>
+          <w:sz w:val="24"/>
+          <w:szCs w:val="24"/>
+          <w:lang/>
         </w:rPr>
         <w:sym w:font="Wingdings" w:char="F0E8"/>
       </w:r>
       <w:r>
         <w:rPr>
-          <w:rFonts w:cstheme="minorHAnsi" w:ascii="Arial" w:hAnsi="Arial" w:eastAsia="Arial" w:cs="Arial"/>
-          <w:color w:val="24303B"/>
-          <w:sz w:val="24"/>
-          <w:szCs w:val="24"/>
-          <w:lang w:val="en-BE"/>
+          <w:rFonts w:cstheme="minorHAnsi"/>
+          <w:color w:val="24303B"/>
+          <w:sz w:val="24"/>
+          <w:szCs w:val="24"/>
+          <w:lang/>
         </w:rPr>
         <w:t xml:space="preserve">Verschilt dit tussen patiënten? </w:t>
       </w:r>
@@ -344,26 +473,26 @@
           <w:rFonts w:cstheme="minorHAnsi"/>
           <w:sz w:val="24"/>
           <w:szCs w:val="24"/>
-          <w:lang w:val="en-BE"/>
-        </w:rPr>
-      </w:pPr>
-      <w:r>
-        <w:rPr>
-          <w:rFonts w:cstheme="minorHAnsi" w:ascii="Arial" w:hAnsi="Arial" w:eastAsia="Arial" w:cs="Arial"/>
-          <w:color w:val="24303B"/>
-          <w:sz w:val="24"/>
-          <w:szCs w:val="24"/>
-          <w:lang w:val="en-BE"/>
+          <w:lang/>
+        </w:rPr>
+      </w:pPr>
+      <w:r>
+        <w:rPr>
+          <w:rFonts w:cstheme="minorHAnsi"/>
+          <w:color w:val="24303B"/>
+          <w:sz w:val="24"/>
+          <w:szCs w:val="24"/>
+          <w:lang/>
         </w:rPr>
         <w:sym w:font="Wingdings" w:char="F0E8"/>
       </w:r>
       <w:r>
         <w:rPr>
-          <w:rFonts w:cstheme="minorHAnsi" w:ascii="Arial" w:hAnsi="Arial" w:eastAsia="Arial" w:cs="Arial"/>
-          <w:color w:val="24303B"/>
-          <w:sz w:val="24"/>
-          <w:szCs w:val="24"/>
-          <w:lang w:val="en-BE"/>
+          <w:rFonts w:cstheme="minorHAnsi"/>
+          <w:color w:val="24303B"/>
+          <w:sz w:val="24"/>
+          <w:szCs w:val="24"/>
+          <w:lang/>
         </w:rPr>
         <w:t xml:space="preserve">Welke factoren maken dat het meer of minder tijd kost? </w:t>
       </w:r>
@@ -375,26 +504,26 @@
           <w:rFonts w:cstheme="minorHAnsi"/>
           <w:sz w:val="24"/>
           <w:szCs w:val="24"/>
-          <w:lang w:val="en-BE"/>
-        </w:rPr>
-      </w:pPr>
-      <w:r>
-        <w:rPr>
-          <w:rFonts w:cstheme="minorHAnsi" w:ascii="Arial" w:hAnsi="Arial" w:eastAsia="Arial" w:cs="Arial"/>
-          <w:color w:val="24303B"/>
-          <w:sz w:val="24"/>
-          <w:szCs w:val="24"/>
-          <w:lang w:val="en-BE"/>
+          <w:lang/>
+        </w:rPr>
+      </w:pPr>
+      <w:r>
+        <w:rPr>
+          <w:rFonts w:cstheme="minorHAnsi"/>
+          <w:color w:val="24303B"/>
+          <w:sz w:val="24"/>
+          <w:szCs w:val="24"/>
+          <w:lang/>
         </w:rPr>
         <w:sym w:font="Wingdings" w:char="F0E8"/>
       </w:r>
       <w:r>
         <w:rPr>
-          <w:rFonts w:cstheme="minorHAnsi" w:ascii="Arial" w:hAnsi="Arial" w:eastAsia="Arial" w:cs="Arial"/>
-          <w:color w:val="24303B"/>
-          <w:sz w:val="24"/>
-          <w:szCs w:val="24"/>
-          <w:lang w:val="en-BE"/>
+          <w:rFonts w:cstheme="minorHAnsi"/>
+          <w:color w:val="24303B"/>
+          <w:sz w:val="24"/>
+          <w:szCs w:val="24"/>
+          <w:lang/>
         </w:rPr>
         <w:t>Hoe verhoudt deze tijd zich tot uw gebruikelijke zorg?</w:t>
       </w:r>
@@ -411,7 +540,6 @@
       </w:pPr>
       <w:r>
         <w:rPr>
-          <w:rFonts w:ascii="Arial" w:hAnsi="Arial" w:eastAsia="Arial" w:cs="Arial"/>
           <w:b/>
           <w:bCs/>
           <w:color w:val="123A5F"/>
@@ -424,7 +552,6 @@
       <w:proofErr w:type="gramStart"/>
       <w:r>
         <w:rPr>
-          <w:rFonts w:ascii="Arial" w:hAnsi="Arial" w:eastAsia="Arial" w:cs="Arial"/>
           <w:b/>
           <w:bCs/>
           <w:color w:val="123A5F"/>
@@ -436,7 +563,6 @@
       </w:r>
       <w:r>
         <w:rPr>
-          <w:rFonts w:ascii="Arial" w:hAnsi="Arial" w:eastAsia="Arial" w:cs="Arial"/>
           <w:b/>
           <w:bCs/>
           <w:color w:val="123A5F"/>
@@ -447,7 +573,6 @@
       </w:r>
       <w:r>
         <w:rPr>
-          <w:rFonts w:ascii="Arial" w:hAnsi="Arial" w:eastAsia="Arial" w:cs="Arial"/>
           <w:b/>
           <w:bCs/>
           <w:color w:val="123A5F"/>
@@ -458,7 +583,6 @@
       </w:r>
       <w:r>
         <w:rPr>
-          <w:rFonts w:ascii="Arial" w:hAnsi="Arial" w:eastAsia="Arial" w:cs="Arial"/>
           <w:b/>
           <w:bCs/>
           <w:color w:val="123A5F"/>
@@ -470,7 +594,6 @@
       <w:proofErr w:type="gramEnd"/>
       <w:r>
         <w:rPr>
-          <w:rFonts w:ascii="Arial" w:hAnsi="Arial" w:eastAsia="Arial" w:cs="Arial"/>
           <w:b/>
           <w:bCs/>
           <w:color w:val="123A5F"/>
@@ -482,7 +605,6 @@
       </w:r>
       <w:r>
         <w:rPr>
-          <w:rFonts w:ascii="Arial" w:hAnsi="Arial" w:eastAsia="Arial" w:cs="Arial"/>
           <w:b/>
           <w:bCs/>
           <w:color w:val="123A5F"/>
@@ -494,7 +616,6 @@
       </w:r>
       <w:r>
         <w:rPr>
-          <w:rFonts w:ascii="Arial" w:hAnsi="Arial" w:eastAsia="Arial" w:cs="Arial"/>
           <w:b/>
           <w:bCs/>
           <w:color w:val="123A5F"/>
@@ -516,16 +637,16 @@
           <w:rFonts w:cstheme="minorHAnsi"/>
           <w:sz w:val="24"/>
           <w:szCs w:val="24"/>
-          <w:lang w:val="en-BE"/>
-        </w:rPr>
-      </w:pPr>
-      <w:r>
-        <w:rPr>
-          <w:rFonts w:cstheme="minorHAnsi" w:ascii="Arial" w:hAnsi="Arial" w:eastAsia="Arial" w:cs="Arial"/>
-          <w:color w:val="24303B"/>
-          <w:sz w:val="24"/>
-          <w:szCs w:val="24"/>
-          <w:lang w:val="en-BE"/>
+          <w:lang/>
+        </w:rPr>
+      </w:pPr>
+      <w:r>
+        <w:rPr>
+          <w:rFonts w:cstheme="minorHAnsi"/>
+          <w:color w:val="24303B"/>
+          <w:sz w:val="24"/>
+          <w:szCs w:val="24"/>
+          <w:lang/>
         </w:rPr>
         <w:t xml:space="preserve">Hoeveel tijd besteedt u aan de voorbereiding van de PARADISE-interventie? </w:t>
       </w:r>
@@ -537,50 +658,28 @@
           <w:rFonts w:cstheme="minorHAnsi"/>
           <w:sz w:val="24"/>
           <w:szCs w:val="24"/>
-          <w:lang w:val="en-BE"/>
-        </w:rPr>
-      </w:pPr>
-      <w:r>
-        <w:rPr>
-          <w:rFonts w:cstheme="minorHAnsi" w:ascii="Arial" w:hAnsi="Arial" w:eastAsia="Arial" w:cs="Arial"/>
-          <w:color w:val="24303B"/>
-          <w:sz w:val="24"/>
-          <w:szCs w:val="24"/>
-          <w:lang w:val="en-BE"/>
+          <w:lang/>
+        </w:rPr>
+      </w:pPr>
+      <w:r>
+        <w:rPr>
+          <w:rFonts w:cstheme="minorHAnsi"/>
+          <w:color w:val="24303B"/>
+          <w:sz w:val="24"/>
+          <w:szCs w:val="24"/>
+          <w:lang/>
         </w:rPr>
         <w:sym w:font="Wingdings" w:char="F0E8"/>
       </w:r>
       <w:r>
         <w:rPr>
-          <w:rFonts w:cstheme="minorHAnsi" w:ascii="Arial" w:hAnsi="Arial" w:eastAsia="Arial" w:cs="Arial"/>
-          <w:color w:val="24303B"/>
-          <w:sz w:val="24"/>
-          <w:szCs w:val="24"/>
-          <w:lang w:val="en-BE"/>
-        </w:rPr>
-        <w:t>Wat valt voor u onder “voorbereiding”? (</w:t>
-      </w:r>
-      <w:proofErr w:type="gramStart"/>
-      <w:r>
-        <w:rPr>
-          <w:rFonts w:cstheme="minorHAnsi" w:ascii="Arial" w:hAnsi="Arial" w:eastAsia="Arial" w:cs="Arial"/>
-          <w:color w:val="24303B"/>
-          <w:sz w:val="24"/>
-          <w:szCs w:val="24"/>
-          <w:lang w:val="en-BE"/>
-        </w:rPr>
-        <w:t>bv</w:t>
-      </w:r>
-      <w:proofErr w:type="gramEnd"/>
-      <w:r>
-        <w:rPr>
-          <w:rFonts w:cstheme="minorHAnsi" w:ascii="Arial" w:hAnsi="Arial" w:eastAsia="Arial" w:cs="Arial"/>
-          <w:color w:val="24303B"/>
-          <w:sz w:val="24"/>
-          <w:szCs w:val="24"/>
-          <w:lang w:val="en-BE"/>
-        </w:rPr>
-        <w:t xml:space="preserve">. dossier bekijken, materiaal klaarzetten, overleg) </w:t>
+          <w:rFonts w:cstheme="minorHAnsi"/>
+          <w:color w:val="24303B"/>
+          <w:sz w:val="24"/>
+          <w:szCs w:val="24"/>
+          <w:lang/>
+        </w:rPr>
+        <w:t xml:space="preserve">Wat valt voor u onder “voorbereiding”? (bv. dossier bekijken, materiaal klaarzetten, overleg) </w:t>
       </w:r>
     </w:p>
     <w:p>
@@ -590,26 +689,26 @@
           <w:rFonts w:cstheme="minorHAnsi"/>
           <w:sz w:val="24"/>
           <w:szCs w:val="24"/>
-          <w:lang w:val="en-BE"/>
-        </w:rPr>
-      </w:pPr>
-      <w:r>
-        <w:rPr>
-          <w:rFonts w:cstheme="minorHAnsi" w:ascii="Arial" w:hAnsi="Arial" w:eastAsia="Arial" w:cs="Arial"/>
-          <w:color w:val="24303B"/>
-          <w:sz w:val="24"/>
-          <w:szCs w:val="24"/>
-          <w:lang w:val="en-BE"/>
+          <w:lang/>
+        </w:rPr>
+      </w:pPr>
+      <w:r>
+        <w:rPr>
+          <w:rFonts w:cstheme="minorHAnsi"/>
+          <w:color w:val="24303B"/>
+          <w:sz w:val="24"/>
+          <w:szCs w:val="24"/>
+          <w:lang/>
         </w:rPr>
         <w:sym w:font="Wingdings" w:char="F0E8"/>
       </w:r>
       <w:r>
         <w:rPr>
-          <w:rFonts w:cstheme="minorHAnsi" w:ascii="Arial" w:hAnsi="Arial" w:eastAsia="Arial" w:cs="Arial"/>
-          <w:color w:val="24303B"/>
-          <w:sz w:val="24"/>
-          <w:szCs w:val="24"/>
-          <w:lang w:val="en-BE"/>
+          <w:rFonts w:cstheme="minorHAnsi"/>
+          <w:color w:val="24303B"/>
+          <w:sz w:val="24"/>
+          <w:szCs w:val="24"/>
+          <w:lang/>
         </w:rPr>
         <w:t xml:space="preserve">Doet u dit vlak voor de sessie of op een ander moment? </w:t>
       </w:r>
@@ -621,26 +720,26 @@
           <w:rFonts w:cstheme="minorHAnsi"/>
           <w:sz w:val="24"/>
           <w:szCs w:val="24"/>
-          <w:lang w:val="en-BE"/>
-        </w:rPr>
-      </w:pPr>
-      <w:r>
-        <w:rPr>
-          <w:rFonts w:cstheme="minorHAnsi" w:ascii="Arial" w:hAnsi="Arial" w:eastAsia="Arial" w:cs="Arial"/>
-          <w:color w:val="24303B"/>
-          <w:sz w:val="24"/>
-          <w:szCs w:val="24"/>
-          <w:lang w:val="en-BE"/>
+          <w:lang/>
+        </w:rPr>
+      </w:pPr>
+      <w:r>
+        <w:rPr>
+          <w:rFonts w:cstheme="minorHAnsi"/>
+          <w:color w:val="24303B"/>
+          <w:sz w:val="24"/>
+          <w:szCs w:val="24"/>
+          <w:lang/>
         </w:rPr>
         <w:sym w:font="Wingdings" w:char="F0E8"/>
       </w:r>
       <w:r>
         <w:rPr>
-          <w:rFonts w:cstheme="minorHAnsi" w:ascii="Arial" w:hAnsi="Arial" w:eastAsia="Arial" w:cs="Arial"/>
-          <w:color w:val="24303B"/>
-          <w:sz w:val="24"/>
-          <w:szCs w:val="24"/>
-          <w:lang w:val="en-BE"/>
+          <w:rFonts w:cstheme="minorHAnsi"/>
+          <w:color w:val="24303B"/>
+          <w:sz w:val="24"/>
+          <w:szCs w:val="24"/>
+          <w:lang/>
         </w:rPr>
         <w:t xml:space="preserve">Is deze voorbereiding gestandaardiseerd of patiënt-specifiek? </w:t>
       </w:r>
@@ -652,26 +751,26 @@
           <w:rFonts w:cstheme="minorHAnsi"/>
           <w:sz w:val="24"/>
           <w:szCs w:val="24"/>
-          <w:lang w:val="en-BE"/>
-        </w:rPr>
-      </w:pPr>
-      <w:r>
-        <w:rPr>
-          <w:rFonts w:cstheme="minorHAnsi" w:ascii="Arial" w:hAnsi="Arial" w:eastAsia="Arial" w:cs="Arial"/>
-          <w:color w:val="24303B"/>
-          <w:sz w:val="24"/>
-          <w:szCs w:val="24"/>
-          <w:lang w:val="en-BE"/>
+          <w:lang/>
+        </w:rPr>
+      </w:pPr>
+      <w:r>
+        <w:rPr>
+          <w:rFonts w:cstheme="minorHAnsi"/>
+          <w:color w:val="24303B"/>
+          <w:sz w:val="24"/>
+          <w:szCs w:val="24"/>
+          <w:lang/>
         </w:rPr>
         <w:sym w:font="Wingdings" w:char="F0E8"/>
       </w:r>
       <w:r>
         <w:rPr>
-          <w:rFonts w:cstheme="minorHAnsi" w:ascii="Arial" w:hAnsi="Arial" w:eastAsia="Arial" w:cs="Arial"/>
-          <w:color w:val="24303B"/>
-          <w:sz w:val="24"/>
-          <w:szCs w:val="24"/>
-          <w:lang w:val="en-BE"/>
+          <w:rFonts w:cstheme="minorHAnsi"/>
+          <w:color w:val="24303B"/>
+          <w:sz w:val="24"/>
+          <w:szCs w:val="24"/>
+          <w:lang/>
         </w:rPr>
         <w:t xml:space="preserve">Zijn er situaties waarin voorbereiding meer tijd vraagt? Waarom? </w:t>
       </w:r>
@@ -683,26 +782,26 @@
           <w:rFonts w:cstheme="minorHAnsi"/>
           <w:sz w:val="24"/>
           <w:szCs w:val="24"/>
-          <w:lang w:val="en-BE"/>
-        </w:rPr>
-      </w:pPr>
-      <w:r>
-        <w:rPr>
-          <w:rFonts w:cstheme="minorHAnsi" w:ascii="Arial" w:hAnsi="Arial" w:eastAsia="Arial" w:cs="Arial"/>
-          <w:color w:val="24303B"/>
-          <w:sz w:val="24"/>
-          <w:szCs w:val="24"/>
-          <w:lang w:val="en-BE"/>
+          <w:lang/>
+        </w:rPr>
+      </w:pPr>
+      <w:r>
+        <w:rPr>
+          <w:rFonts w:cstheme="minorHAnsi"/>
+          <w:color w:val="24303B"/>
+          <w:sz w:val="24"/>
+          <w:szCs w:val="24"/>
+          <w:lang/>
         </w:rPr>
         <w:sym w:font="Wingdings" w:char="F0E8"/>
       </w:r>
       <w:r>
         <w:rPr>
-          <w:rFonts w:cstheme="minorHAnsi" w:ascii="Arial" w:hAnsi="Arial" w:eastAsia="Arial" w:cs="Arial"/>
-          <w:color w:val="24303B"/>
-          <w:sz w:val="24"/>
-          <w:szCs w:val="24"/>
-          <w:lang w:val="en-BE"/>
+          <w:rFonts w:cstheme="minorHAnsi"/>
+          <w:color w:val="24303B"/>
+          <w:sz w:val="24"/>
+          <w:szCs w:val="24"/>
+          <w:lang/>
         </w:rPr>
         <w:t>Hoe is dit veranderd naarmate u meer ervaring kreeg?</w:t>
       </w:r>
@@ -715,12 +814,11 @@
           <w:bCs/>
           <w:sz w:val="24"/>
           <w:szCs w:val="24"/>
-          <w:lang w:val="en-BE"/>
-        </w:rPr>
-      </w:pPr>
-      <w:r>
-        <w:rPr>
-          <w:rFonts w:ascii="Arial" w:hAnsi="Arial" w:eastAsia="Arial" w:cs="Arial"/>
+          <w:lang/>
+        </w:rPr>
+      </w:pPr>
+      <w:r>
+        <w:rPr>
           <w:b/>
           <w:bCs/>
           <w:color w:val="123A5F"/>
@@ -732,7 +830,6 @@
       </w:r>
       <w:r>
         <w:rPr>
-          <w:rFonts w:ascii="Arial" w:hAnsi="Arial" w:eastAsia="Arial" w:cs="Arial"/>
           <w:b/>
           <w:bCs/>
           <w:color w:val="123A5F"/>
@@ -743,7 +840,6 @@
       </w:r>
       <w:r>
         <w:rPr>
-          <w:rFonts w:ascii="Arial" w:hAnsi="Arial" w:eastAsia="Arial" w:cs="Arial"/>
           <w:b/>
           <w:bCs/>
           <w:color w:val="123A5F"/>
@@ -754,7 +850,6 @@
       </w:r>
       <w:r>
         <w:rPr>
-          <w:rFonts w:ascii="Arial" w:hAnsi="Arial" w:eastAsia="Arial" w:cs="Arial"/>
           <w:b/>
           <w:bCs/>
           <w:color w:val="123A5F"/>
@@ -766,7 +861,6 @@
       </w:r>
       <w:r>
         <w:rPr>
-          <w:rFonts w:ascii="Arial" w:hAnsi="Arial" w:eastAsia="Arial" w:cs="Arial"/>
           <w:b/>
           <w:bCs/>
           <w:color w:val="123A5F"/>
@@ -778,7 +872,6 @@
       </w:r>
       <w:r>
         <w:rPr>
-          <w:rFonts w:ascii="Arial" w:hAnsi="Arial" w:eastAsia="Arial" w:cs="Arial"/>
           <w:b/>
           <w:bCs/>
           <w:color w:val="123A5F"/>
@@ -800,17 +893,18 @@
           <w:rFonts w:cstheme="minorHAnsi"/>
           <w:sz w:val="24"/>
           <w:szCs w:val="24"/>
-          <w:lang w:val="en-BE"/>
-        </w:rPr>
-      </w:pPr>
-      <w:r>
-        <w:rPr>
-          <w:rFonts w:cstheme="minorHAnsi" w:ascii="Arial" w:hAnsi="Arial" w:eastAsia="Arial" w:cs="Arial"/>
-          <w:color w:val="24303B"/>
-          <w:sz w:val="24"/>
-          <w:szCs w:val="24"/>
-          <w:lang w:val="en-BE"/>
-        </w:rPr>
+          <w:lang/>
+        </w:rPr>
+      </w:pPr>
+      <w:r>
+        <w:rPr>
+          <w:rFonts w:cstheme="minorHAnsi"/>
+          <w:color w:val="24303B"/>
+          <w:sz w:val="24"/>
+          <w:szCs w:val="24"/>
+          <w:lang/>
+        </w:rPr>
+        <w:lastRenderedPageBreak/>
         <w:t xml:space="preserve">Hoeveel tijd neemt de effectieve uitvoering van de interventie in beslag tijdens een sessie? </w:t>
       </w:r>
     </w:p>
@@ -821,26 +915,26 @@
           <w:rFonts w:cstheme="minorHAnsi"/>
           <w:sz w:val="24"/>
           <w:szCs w:val="24"/>
-          <w:lang w:val="en-BE"/>
-        </w:rPr>
-      </w:pPr>
-      <w:r>
-        <w:rPr>
-          <w:rFonts w:cstheme="minorHAnsi" w:ascii="Arial" w:hAnsi="Arial" w:eastAsia="Arial" w:cs="Arial"/>
-          <w:color w:val="24303B"/>
-          <w:sz w:val="24"/>
-          <w:szCs w:val="24"/>
-          <w:lang w:val="en-BE"/>
+          <w:lang/>
+        </w:rPr>
+      </w:pPr>
+      <w:r>
+        <w:rPr>
+          <w:rFonts w:cstheme="minorHAnsi"/>
+          <w:color w:val="24303B"/>
+          <w:sz w:val="24"/>
+          <w:szCs w:val="24"/>
+          <w:lang/>
         </w:rPr>
         <w:sym w:font="Wingdings" w:char="F0E8"/>
       </w:r>
       <w:r>
         <w:rPr>
-          <w:rFonts w:cstheme="minorHAnsi" w:ascii="Arial" w:hAnsi="Arial" w:eastAsia="Arial" w:cs="Arial"/>
-          <w:color w:val="24303B"/>
-          <w:sz w:val="24"/>
-          <w:szCs w:val="24"/>
-          <w:lang w:val="en-BE"/>
+          <w:rFonts w:cstheme="minorHAnsi"/>
+          <w:color w:val="24303B"/>
+          <w:sz w:val="24"/>
+          <w:szCs w:val="24"/>
+          <w:lang/>
         </w:rPr>
         <w:t xml:space="preserve">Hoe lang duurt een typische sessie? </w:t>
       </w:r>
@@ -852,26 +946,26 @@
           <w:rFonts w:cstheme="minorHAnsi"/>
           <w:sz w:val="24"/>
           <w:szCs w:val="24"/>
-          <w:lang w:val="en-BE"/>
-        </w:rPr>
-      </w:pPr>
-      <w:r>
-        <w:rPr>
-          <w:rFonts w:cstheme="minorHAnsi" w:ascii="Arial" w:hAnsi="Arial" w:eastAsia="Arial" w:cs="Arial"/>
-          <w:color w:val="24303B"/>
-          <w:sz w:val="24"/>
-          <w:szCs w:val="24"/>
-          <w:lang w:val="en-BE"/>
+          <w:lang/>
+        </w:rPr>
+      </w:pPr>
+      <w:r>
+        <w:rPr>
+          <w:rFonts w:cstheme="minorHAnsi"/>
+          <w:color w:val="24303B"/>
+          <w:sz w:val="24"/>
+          <w:szCs w:val="24"/>
+          <w:lang/>
         </w:rPr>
         <w:sym w:font="Wingdings" w:char="F0E8"/>
       </w:r>
       <w:r>
         <w:rPr>
-          <w:rFonts w:cstheme="minorHAnsi" w:ascii="Arial" w:hAnsi="Arial" w:eastAsia="Arial" w:cs="Arial"/>
-          <w:color w:val="24303B"/>
-          <w:sz w:val="24"/>
-          <w:szCs w:val="24"/>
-          <w:lang w:val="en-BE"/>
+          <w:rFonts w:cstheme="minorHAnsi"/>
+          <w:color w:val="24303B"/>
+          <w:sz w:val="24"/>
+          <w:szCs w:val="24"/>
+          <w:lang/>
         </w:rPr>
         <w:t xml:space="preserve">Welke onderdelen nemen het meeste tijd in beslag? </w:t>
       </w:r>
@@ -883,26 +977,26 @@
           <w:rFonts w:cstheme="minorHAnsi"/>
           <w:sz w:val="24"/>
           <w:szCs w:val="24"/>
-          <w:lang w:val="en-BE"/>
-        </w:rPr>
-      </w:pPr>
-      <w:r>
-        <w:rPr>
-          <w:rFonts w:cstheme="minorHAnsi" w:ascii="Arial" w:hAnsi="Arial" w:eastAsia="Arial" w:cs="Arial"/>
-          <w:color w:val="24303B"/>
-          <w:sz w:val="24"/>
-          <w:szCs w:val="24"/>
-          <w:lang w:val="en-BE"/>
+          <w:lang/>
+        </w:rPr>
+      </w:pPr>
+      <w:r>
+        <w:rPr>
+          <w:rFonts w:cstheme="minorHAnsi"/>
+          <w:color w:val="24303B"/>
+          <w:sz w:val="24"/>
+          <w:szCs w:val="24"/>
+          <w:lang/>
         </w:rPr>
         <w:sym w:font="Wingdings" w:char="F0E8"/>
       </w:r>
       <w:r>
         <w:rPr>
-          <w:rFonts w:cstheme="minorHAnsi" w:ascii="Arial" w:hAnsi="Arial" w:eastAsia="Arial" w:cs="Arial"/>
-          <w:color w:val="24303B"/>
-          <w:sz w:val="24"/>
-          <w:szCs w:val="24"/>
-          <w:lang w:val="en-BE"/>
+          <w:rFonts w:cstheme="minorHAnsi"/>
+          <w:color w:val="24303B"/>
+          <w:sz w:val="24"/>
+          <w:szCs w:val="24"/>
+          <w:lang/>
         </w:rPr>
         <w:t xml:space="preserve">Zijn er onderdelen die vaak uitlopen? Waarom? </w:t>
       </w:r>
@@ -914,26 +1008,26 @@
           <w:rFonts w:cstheme="minorHAnsi"/>
           <w:sz w:val="24"/>
           <w:szCs w:val="24"/>
-          <w:lang w:val="en-BE"/>
-        </w:rPr>
-      </w:pPr>
-      <w:r>
-        <w:rPr>
-          <w:rFonts w:cstheme="minorHAnsi" w:ascii="Arial" w:hAnsi="Arial" w:eastAsia="Arial" w:cs="Arial"/>
-          <w:color w:val="24303B"/>
-          <w:sz w:val="24"/>
-          <w:szCs w:val="24"/>
-          <w:lang w:val="en-BE"/>
+          <w:lang/>
+        </w:rPr>
+      </w:pPr>
+      <w:r>
+        <w:rPr>
+          <w:rFonts w:cstheme="minorHAnsi"/>
+          <w:color w:val="24303B"/>
+          <w:sz w:val="24"/>
+          <w:szCs w:val="24"/>
+          <w:lang/>
         </w:rPr>
         <w:sym w:font="Wingdings" w:char="F0E8"/>
       </w:r>
       <w:r>
         <w:rPr>
-          <w:rFonts w:cstheme="minorHAnsi" w:ascii="Arial" w:hAnsi="Arial" w:eastAsia="Arial" w:cs="Arial"/>
-          <w:color w:val="24303B"/>
-          <w:sz w:val="24"/>
-          <w:szCs w:val="24"/>
-          <w:lang w:val="en-BE"/>
+          <w:rFonts w:cstheme="minorHAnsi"/>
+          <w:color w:val="24303B"/>
+          <w:sz w:val="24"/>
+          <w:szCs w:val="24"/>
+          <w:lang/>
         </w:rPr>
         <w:t xml:space="preserve">Hoe consistent is de duur tussen verschillende sessies/patiënten? </w:t>
       </w:r>
@@ -945,73 +1039,73 @@
           <w:rFonts w:cstheme="minorHAnsi"/>
           <w:sz w:val="24"/>
           <w:szCs w:val="24"/>
-          <w:lang w:val="en-BE"/>
-        </w:rPr>
-      </w:pPr>
-      <w:r>
-        <w:rPr>
-          <w:rFonts w:cstheme="minorHAnsi" w:ascii="Arial" w:hAnsi="Arial" w:eastAsia="Arial" w:cs="Arial"/>
-          <w:color w:val="24303B"/>
-          <w:sz w:val="24"/>
-          <w:szCs w:val="24"/>
-          <w:lang w:val="en-BE"/>
+          <w:lang/>
+        </w:rPr>
+      </w:pPr>
+      <w:r>
+        <w:rPr>
+          <w:rFonts w:cstheme="minorHAnsi"/>
+          <w:color w:val="24303B"/>
+          <w:sz w:val="24"/>
+          <w:szCs w:val="24"/>
+          <w:lang/>
         </w:rPr>
         <w:sym w:font="Wingdings" w:char="F0E8"/>
       </w:r>
       <w:r>
         <w:rPr>
-          <w:rFonts w:cstheme="minorHAnsi" w:ascii="Arial" w:hAnsi="Arial" w:eastAsia="Arial" w:cs="Arial"/>
-          <w:color w:val="24303B"/>
-          <w:sz w:val="24"/>
-          <w:szCs w:val="24"/>
-          <w:lang w:val="en-BE"/>
+          <w:rFonts w:cstheme="minorHAnsi"/>
+          <w:color w:val="24303B"/>
+          <w:sz w:val="24"/>
+          <w:szCs w:val="24"/>
+          <w:lang/>
         </w:rPr>
         <w:t xml:space="preserve">In hoeverre wijkt dit af van wat </w:t>
       </w:r>
       <w:r>
         <w:rPr>
-          <w:rFonts w:cstheme="minorHAnsi" w:ascii="Arial" w:hAnsi="Arial" w:eastAsia="Arial" w:cs="Arial"/>
-          <w:color w:val="24303B"/>
-          <w:sz w:val="24"/>
-          <w:szCs w:val="24"/>
-          <w:lang w:val="en-BE"/>
+          <w:rFonts w:cstheme="minorHAnsi"/>
+          <w:color w:val="24303B"/>
+          <w:sz w:val="24"/>
+          <w:szCs w:val="24"/>
+          <w:lang/>
         </w:rPr>
         <w:t>vooropgesteld</w:t>
       </w:r>
       <w:r>
         <w:rPr>
-          <w:rFonts w:cstheme="minorHAnsi" w:ascii="Arial" w:hAnsi="Arial" w:eastAsia="Arial" w:cs="Arial"/>
-          <w:color w:val="24303B"/>
-          <w:sz w:val="24"/>
-          <w:szCs w:val="24"/>
-          <w:lang w:val="en-BE"/>
+          <w:rFonts w:cstheme="minorHAnsi"/>
+          <w:color w:val="24303B"/>
+          <w:sz w:val="24"/>
+          <w:szCs w:val="24"/>
+          <w:lang/>
         </w:rPr>
         <w:t xml:space="preserve"> w</w:t>
       </w:r>
       <w:r>
         <w:rPr>
-          <w:rFonts w:cstheme="minorHAnsi" w:ascii="Arial" w:hAnsi="Arial" w:eastAsia="Arial" w:cs="Arial"/>
-          <w:color w:val="24303B"/>
-          <w:sz w:val="24"/>
-          <w:szCs w:val="24"/>
-          <w:lang w:val="en-BE"/>
+          <w:rFonts w:cstheme="minorHAnsi"/>
+          <w:color w:val="24303B"/>
+          <w:sz w:val="24"/>
+          <w:szCs w:val="24"/>
+          <w:lang/>
         </w:rPr>
         <w:t>erd</w:t>
       </w:r>
       <w:r>
         <w:rPr>
-          <w:rFonts w:cstheme="minorHAnsi" w:ascii="Arial" w:hAnsi="Arial" w:eastAsia="Arial" w:cs="Arial"/>
-          <w:color w:val="24303B"/>
-          <w:sz w:val="24"/>
-          <w:szCs w:val="24"/>
-          <w:lang w:val="en-BE"/>
+          <w:rFonts w:cstheme="minorHAnsi"/>
+          <w:color w:val="24303B"/>
+          <w:sz w:val="24"/>
+          <w:szCs w:val="24"/>
+          <w:lang/>
         </w:rPr>
         <w:t>?</w:t>
       </w:r>
     </w:p>
     <w:p>
       <w:pPr>
-        <w:pStyle w:val="ListParagraph"/>
+        <w:pStyle w:val="Lijstalinea"/>
         <w:numPr>
           <w:ilvl w:val="0"/>
           <w:numId w:val="1"/>
@@ -1030,7 +1124,7 @@
       </w:pPr>
       <w:r>
         <w:rPr>
-          <w:rFonts w:cstheme="minorHAnsi" w:ascii="Arial" w:hAnsi="Arial" w:eastAsia="Arial" w:cs="Arial"/>
+          <w:rFonts w:cstheme="minorHAnsi"/>
           <w:color w:val="24303B"/>
           <w:sz w:val="24"/>
           <w:szCs w:val="24"/>
@@ -1041,7 +1135,7 @@
     </w:p>
     <w:p>
       <w:pPr>
-        <w:pStyle w:val="ListParagraph"/>
+        <w:pStyle w:val="Lijstalinea"/>
         <w:numPr>
           <w:ilvl w:val="0"/>
           <w:numId w:val="1"/>
@@ -1056,29 +1150,14 @@
       </w:pPr>
       <w:r>
         <w:rPr>
-          <w:rFonts w:cstheme="minorHAnsi" w:ascii="Arial" w:hAnsi="Arial" w:eastAsia="Arial" w:cs="Arial"/>
+          <w:rFonts w:cstheme="minorHAnsi"/>
           <w:color w:val="24303B"/>
           <w:sz w:val="24"/>
           <w:szCs w:val="24"/>
           <w:lang w:val="nl-BE"/>
         </w:rPr>
-        <w:lastRenderedPageBreak/>
         <w:t>Hoe zou je de verhouding tijdsbesteding en positieve factoren van de studietherapiesessies weergeven? Hoe zouden wij ervoor kunnen zorgen dat de positieve factoren meer doorwegen?</w:t>
       </w:r>
-    </w:p>
-    <w:p>
-      <w:pPr>
-        <w:rPr>
-          <w:lang w:val="nl-BE"/>
-        </w:rPr>
-      </w:pPr>
-    </w:p>
-    <w:p>
-      <w:pPr>
-        <w:rPr>
-          <w:lang w:val="nl-BE"/>
-        </w:rPr>
-      </w:pPr>
     </w:p>
     <w:p>
       <w:pPr>
@@ -1090,7 +1169,6 @@
       </w:pPr>
       <w:r>
         <w:rPr>
-          <w:rFonts w:ascii="Arial" w:hAnsi="Arial" w:eastAsia="Arial" w:cs="Arial"/>
           <w:b/>
           <w:bCs/>
           <w:color w:val="0070C0"/>
@@ -1101,7 +1179,6 @@
       </w:r>
       <w:r>
         <w:rPr>
-          <w:rFonts w:ascii="Arial" w:hAnsi="Arial" w:eastAsia="Arial" w:cs="Arial"/>
           <w:i/>
           <w:iCs/>
           <w:color w:val="0070C0"/>
@@ -1121,7 +1198,6 @@
       </w:pPr>
       <w:r>
         <w:rPr>
-          <w:rFonts w:ascii="Arial" w:hAnsi="Arial" w:eastAsia="Arial" w:cs="Arial"/>
           <w:b/>
           <w:bCs/>
           <w:color w:val="123A5F"/>
@@ -1132,7 +1208,6 @@
       </w:r>
       <w:r>
         <w:rPr>
-          <w:rFonts w:ascii="Arial" w:hAnsi="Arial" w:eastAsia="Arial" w:cs="Arial"/>
           <w:color w:val="0070C0"/>
           <w:sz w:val="24"/>
           <w:szCs w:val="24"/>
@@ -1150,7 +1225,6 @@
       </w:pPr>
       <w:r>
         <w:rPr>
-          <w:rFonts w:ascii="Arial" w:hAnsi="Arial" w:eastAsia="Arial" w:cs="Arial"/>
           <w:b/>
           <w:bCs/>
           <w:color w:val="123A5F"/>
@@ -1161,7 +1235,6 @@
       <w:proofErr w:type="gramStart"/>
       <w:r>
         <w:rPr>
-          <w:rFonts w:ascii="Arial" w:hAnsi="Arial" w:eastAsia="Arial" w:cs="Arial"/>
           <w:b/>
           <w:bCs/>
           <w:color w:val="123A5F"/>
@@ -1172,7 +1245,6 @@
       <w:proofErr w:type="gramEnd"/>
       <w:r>
         <w:rPr>
-          <w:rFonts w:ascii="Arial" w:hAnsi="Arial" w:eastAsia="Arial" w:cs="Arial"/>
           <w:b/>
           <w:bCs/>
           <w:color w:val="123A5F"/>
@@ -1182,7 +1254,6 @@
       </w:r>
       <w:r>
         <w:rPr>
-          <w:rFonts w:ascii="Arial" w:hAnsi="Arial" w:eastAsia="Arial" w:cs="Arial"/>
           <w:b/>
           <w:bCs/>
           <w:color w:val="123A5F"/>
@@ -1191,7 +1262,6 @@
       </w:r>
       <w:r>
         <w:rPr>
-          <w:rFonts w:ascii="Arial" w:hAnsi="Arial" w:eastAsia="Arial" w:cs="Arial"/>
           <w:b/>
           <w:bCs/>
           <w:color w:val="123A5F"/>
@@ -1202,7 +1272,6 @@
       </w:r>
       <w:r>
         <w:rPr>
-          <w:rFonts w:ascii="Arial" w:hAnsi="Arial" w:eastAsia="Arial" w:cs="Arial"/>
           <w:b/>
           <w:bCs/>
           <w:color w:val="123A5F"/>
@@ -1214,7 +1283,6 @@
       </w:r>
       <w:r>
         <w:rPr>
-          <w:rFonts w:ascii="Arial" w:hAnsi="Arial" w:eastAsia="Arial" w:cs="Arial"/>
           <w:b/>
           <w:bCs/>
           <w:color w:val="123A5F"/>
@@ -1236,36 +1304,36 @@
           <w:rFonts w:cstheme="minorHAnsi"/>
           <w:sz w:val="24"/>
           <w:szCs w:val="24"/>
-          <w:lang w:val="en-BE"/>
-        </w:rPr>
-      </w:pPr>
-      <w:r>
-        <w:rPr>
-          <w:rFonts w:cstheme="minorHAnsi" w:ascii="Arial" w:hAnsi="Arial" w:eastAsia="Arial" w:cs="Arial"/>
-          <w:color w:val="24303B"/>
-          <w:sz w:val="24"/>
-          <w:szCs w:val="24"/>
-          <w:lang w:val="en-BE"/>
+          <w:lang/>
+        </w:rPr>
+      </w:pPr>
+      <w:r>
+        <w:rPr>
+          <w:rFonts w:cstheme="minorHAnsi"/>
+          <w:color w:val="24303B"/>
+          <w:sz w:val="24"/>
+          <w:szCs w:val="24"/>
+          <w:lang/>
         </w:rPr>
         <w:t>Hoeveel sessies van de PARADISE-interventie worden gemiddeld per patiënt uitgevoerd</w:t>
       </w:r>
       <w:r>
         <w:rPr>
-          <w:rFonts w:cstheme="minorHAnsi" w:ascii="Arial" w:hAnsi="Arial" w:eastAsia="Arial" w:cs="Arial"/>
-          <w:color w:val="24303B"/>
-          <w:sz w:val="24"/>
-          <w:szCs w:val="24"/>
-          <w:lang w:val="en-BE"/>
+          <w:rFonts w:cstheme="minorHAnsi"/>
+          <w:color w:val="24303B"/>
+          <w:sz w:val="24"/>
+          <w:szCs w:val="24"/>
+          <w:lang/>
         </w:rPr>
         <w:t xml:space="preserve"> (volledigheid)</w:t>
       </w:r>
       <w:r>
         <w:rPr>
-          <w:rFonts w:cstheme="minorHAnsi" w:ascii="Arial" w:hAnsi="Arial" w:eastAsia="Arial" w:cs="Arial"/>
-          <w:color w:val="24303B"/>
-          <w:sz w:val="24"/>
-          <w:szCs w:val="24"/>
-          <w:lang w:val="en-BE"/>
+          <w:rFonts w:cstheme="minorHAnsi"/>
+          <w:color w:val="24303B"/>
+          <w:sz w:val="24"/>
+          <w:szCs w:val="24"/>
+          <w:lang/>
         </w:rPr>
         <w:t xml:space="preserve">? </w:t>
       </w:r>
@@ -1277,26 +1345,26 @@
           <w:rFonts w:cstheme="minorHAnsi"/>
           <w:sz w:val="24"/>
           <w:szCs w:val="24"/>
-          <w:lang w:val="en-BE"/>
-        </w:rPr>
-      </w:pPr>
-      <w:r>
-        <w:rPr>
-          <w:rFonts w:cstheme="minorHAnsi" w:ascii="Arial" w:hAnsi="Arial" w:eastAsia="Arial" w:cs="Arial"/>
-          <w:color w:val="24303B"/>
-          <w:sz w:val="24"/>
-          <w:szCs w:val="24"/>
-          <w:lang w:val="en-BE"/>
+          <w:lang/>
+        </w:rPr>
+      </w:pPr>
+      <w:r>
+        <w:rPr>
+          <w:rFonts w:cstheme="minorHAnsi"/>
+          <w:color w:val="24303B"/>
+          <w:sz w:val="24"/>
+          <w:szCs w:val="24"/>
+          <w:lang/>
         </w:rPr>
         <w:sym w:font="Wingdings" w:char="F0E8"/>
       </w:r>
       <w:r>
         <w:rPr>
-          <w:rFonts w:cstheme="minorHAnsi" w:ascii="Arial" w:hAnsi="Arial" w:eastAsia="Arial" w:cs="Arial"/>
-          <w:color w:val="24303B"/>
-          <w:sz w:val="24"/>
-          <w:szCs w:val="24"/>
-          <w:lang w:val="en-BE"/>
+          <w:rFonts w:cstheme="minorHAnsi"/>
+          <w:color w:val="24303B"/>
+          <w:sz w:val="24"/>
+          <w:szCs w:val="24"/>
+          <w:lang/>
         </w:rPr>
         <w:t>In hoeverre wordt het geplande aantal sessies effectief gehaald?</w:t>
       </w:r>
@@ -1308,28 +1376,28 @@
           <w:rFonts w:cstheme="minorHAnsi"/>
           <w:sz w:val="24"/>
           <w:szCs w:val="24"/>
-          <w:lang w:val="en-BE"/>
-        </w:rPr>
-      </w:pPr>
-      <w:r>
-        <w:rPr>
-          <w:rFonts w:cstheme="minorHAnsi" w:ascii="Arial" w:hAnsi="Arial" w:eastAsia="Arial" w:cs="Arial"/>
-          <w:b/>
-          <w:bCs/>
-          <w:color w:val="24303B"/>
-          <w:sz w:val="24"/>
-          <w:szCs w:val="24"/>
-          <w:lang w:val="en-BE"/>
+          <w:lang/>
+        </w:rPr>
+      </w:pPr>
+      <w:r>
+        <w:rPr>
+          <w:rFonts w:cstheme="minorHAnsi"/>
+          <w:b/>
+          <w:bCs/>
+          <w:color w:val="24303B"/>
+          <w:sz w:val="24"/>
+          <w:szCs w:val="24"/>
+          <w:lang/>
         </w:rPr>
         <w:sym w:font="Wingdings" w:char="F0E8"/>
       </w:r>
       <w:r>
         <w:rPr>
-          <w:rFonts w:cstheme="minorHAnsi" w:ascii="Arial" w:hAnsi="Arial" w:eastAsia="Arial" w:cs="Arial"/>
-          <w:color w:val="24303B"/>
-          <w:sz w:val="24"/>
-          <w:szCs w:val="24"/>
-          <w:lang w:val="en-BE"/>
+          <w:rFonts w:cstheme="minorHAnsi"/>
+          <w:color w:val="24303B"/>
+          <w:sz w:val="24"/>
+          <w:szCs w:val="24"/>
+          <w:lang/>
         </w:rPr>
         <w:t xml:space="preserve">Zijn er onderdelen die soms worden overgeslagen? </w:t>
       </w:r>
@@ -1341,26 +1409,26 @@
           <w:rFonts w:cstheme="minorHAnsi"/>
           <w:sz w:val="24"/>
           <w:szCs w:val="24"/>
-          <w:lang w:val="en-BE"/>
-        </w:rPr>
-      </w:pPr>
-      <w:r>
-        <w:rPr>
-          <w:rFonts w:cstheme="minorHAnsi" w:ascii="Arial" w:hAnsi="Arial" w:eastAsia="Arial" w:cs="Arial"/>
-          <w:color w:val="24303B"/>
-          <w:sz w:val="24"/>
-          <w:szCs w:val="24"/>
-          <w:lang w:val="en-BE"/>
+          <w:lang/>
+        </w:rPr>
+      </w:pPr>
+      <w:r>
+        <w:rPr>
+          <w:rFonts w:cstheme="minorHAnsi"/>
+          <w:color w:val="24303B"/>
+          <w:sz w:val="24"/>
+          <w:szCs w:val="24"/>
+          <w:lang/>
         </w:rPr>
         <w:sym w:font="Wingdings" w:char="F0E8"/>
       </w:r>
       <w:r>
         <w:rPr>
-          <w:rFonts w:cstheme="minorHAnsi" w:ascii="Arial" w:hAnsi="Arial" w:eastAsia="Arial" w:cs="Arial"/>
-          <w:color w:val="24303B"/>
-          <w:sz w:val="24"/>
-          <w:szCs w:val="24"/>
-          <w:lang w:val="en-BE"/>
+          <w:rFonts w:cstheme="minorHAnsi"/>
+          <w:color w:val="24303B"/>
+          <w:sz w:val="24"/>
+          <w:szCs w:val="24"/>
+          <w:lang/>
         </w:rPr>
         <w:t xml:space="preserve">Welke onderdelen worden bijna altijd uitgevoerd? </w:t>
       </w:r>
@@ -1372,26 +1440,26 @@
           <w:rFonts w:cstheme="minorHAnsi"/>
           <w:sz w:val="24"/>
           <w:szCs w:val="24"/>
-          <w:lang w:val="en-BE"/>
-        </w:rPr>
-      </w:pPr>
-      <w:r>
-        <w:rPr>
-          <w:rFonts w:cstheme="minorHAnsi" w:ascii="Arial" w:hAnsi="Arial" w:eastAsia="Arial" w:cs="Arial"/>
-          <w:color w:val="24303B"/>
-          <w:sz w:val="24"/>
-          <w:szCs w:val="24"/>
-          <w:lang w:val="en-BE"/>
+          <w:lang/>
+        </w:rPr>
+      </w:pPr>
+      <w:r>
+        <w:rPr>
+          <w:rFonts w:cstheme="minorHAnsi"/>
+          <w:color w:val="24303B"/>
+          <w:sz w:val="24"/>
+          <w:szCs w:val="24"/>
+          <w:lang/>
         </w:rPr>
         <w:sym w:font="Wingdings" w:char="F0E8"/>
       </w:r>
       <w:r>
         <w:rPr>
-          <w:rFonts w:cstheme="minorHAnsi" w:ascii="Arial" w:hAnsi="Arial" w:eastAsia="Arial" w:cs="Arial"/>
-          <w:color w:val="24303B"/>
-          <w:sz w:val="24"/>
-          <w:szCs w:val="24"/>
-          <w:lang w:val="en-BE"/>
+          <w:rFonts w:cstheme="minorHAnsi"/>
+          <w:color w:val="24303B"/>
+          <w:sz w:val="24"/>
+          <w:szCs w:val="24"/>
+          <w:lang/>
         </w:rPr>
         <w:t>Wanneer beslist u om iets niet te doen?</w:t>
       </w:r>
@@ -1404,7 +1472,7 @@
           <w:bCs/>
           <w:sz w:val="24"/>
           <w:szCs w:val="24"/>
-          <w:lang w:val="en-BE"/>
+          <w:lang/>
         </w:rPr>
       </w:pPr>
     </w:p>
@@ -1419,16 +1487,16 @@
           <w:rFonts w:cstheme="minorHAnsi"/>
           <w:sz w:val="24"/>
           <w:szCs w:val="24"/>
-          <w:lang w:val="en-BE"/>
-        </w:rPr>
-      </w:pPr>
-      <w:r>
-        <w:rPr>
-          <w:rFonts w:cstheme="minorHAnsi" w:ascii="Arial" w:hAnsi="Arial" w:eastAsia="Arial" w:cs="Arial"/>
-          <w:color w:val="24303B"/>
-          <w:sz w:val="24"/>
-          <w:szCs w:val="24"/>
-          <w:lang w:val="en-BE"/>
+          <w:lang/>
+        </w:rPr>
+      </w:pPr>
+      <w:r>
+        <w:rPr>
+          <w:rFonts w:cstheme="minorHAnsi"/>
+          <w:color w:val="24303B"/>
+          <w:sz w:val="24"/>
+          <w:szCs w:val="24"/>
+          <w:lang/>
         </w:rPr>
         <w:t xml:space="preserve">Verschilt het aantal sessies of onderdelen tussen patiënten (variatie tussen patiënten)? </w:t>
       </w:r>
@@ -1443,26 +1511,26 @@
           <w:rFonts w:cstheme="minorHAnsi"/>
           <w:sz w:val="24"/>
           <w:szCs w:val="24"/>
-          <w:lang w:val="en-BE"/>
-        </w:rPr>
-      </w:pPr>
-      <w:r>
-        <w:rPr>
-          <w:rFonts w:cstheme="minorHAnsi" w:ascii="Arial" w:hAnsi="Arial" w:eastAsia="Arial" w:cs="Arial"/>
-          <w:color w:val="24303B"/>
-          <w:sz w:val="24"/>
-          <w:szCs w:val="24"/>
-          <w:lang w:val="en-BE"/>
+          <w:lang/>
+        </w:rPr>
+      </w:pPr>
+      <w:r>
+        <w:rPr>
+          <w:rFonts w:cstheme="minorHAnsi"/>
+          <w:color w:val="24303B"/>
+          <w:sz w:val="24"/>
+          <w:szCs w:val="24"/>
+          <w:lang/>
         </w:rPr>
         <w:sym w:font="Wingdings" w:char="F0E8"/>
       </w:r>
       <w:r>
         <w:rPr>
-          <w:rFonts w:cstheme="minorHAnsi" w:ascii="Arial" w:hAnsi="Arial" w:eastAsia="Arial" w:cs="Arial"/>
-          <w:color w:val="24303B"/>
-          <w:sz w:val="24"/>
-          <w:szCs w:val="24"/>
-          <w:lang w:val="en-BE"/>
+          <w:rFonts w:cstheme="minorHAnsi"/>
+          <w:color w:val="24303B"/>
+          <w:sz w:val="24"/>
+          <w:szCs w:val="24"/>
+          <w:lang/>
         </w:rPr>
         <w:t xml:space="preserve">Welke factoren verklaren die verschillen? patiëntkenmerken (complexiteit, motivatie) </w:t>
       </w:r>
@@ -1474,26 +1542,26 @@
           <w:rFonts w:cstheme="minorHAnsi"/>
           <w:sz w:val="24"/>
           <w:szCs w:val="24"/>
-          <w:lang w:val="en-BE"/>
-        </w:rPr>
-      </w:pPr>
-      <w:r>
-        <w:rPr>
-          <w:rFonts w:cstheme="minorHAnsi" w:ascii="Arial" w:hAnsi="Arial" w:eastAsia="Arial" w:cs="Arial"/>
-          <w:color w:val="24303B"/>
-          <w:sz w:val="24"/>
-          <w:szCs w:val="24"/>
-          <w:lang w:val="en-BE"/>
+          <w:lang/>
+        </w:rPr>
+      </w:pPr>
+      <w:r>
+        <w:rPr>
+          <w:rFonts w:cstheme="minorHAnsi"/>
+          <w:color w:val="24303B"/>
+          <w:sz w:val="24"/>
+          <w:szCs w:val="24"/>
+          <w:lang/>
         </w:rPr>
         <w:sym w:font="Wingdings" w:char="F0E8"/>
       </w:r>
       <w:r>
         <w:rPr>
-          <w:rFonts w:cstheme="minorHAnsi" w:ascii="Arial" w:hAnsi="Arial" w:eastAsia="Arial" w:cs="Arial"/>
-          <w:color w:val="24303B"/>
-          <w:sz w:val="24"/>
-          <w:szCs w:val="24"/>
-          <w:lang w:val="en-BE"/>
+          <w:rFonts w:cstheme="minorHAnsi"/>
+          <w:color w:val="24303B"/>
+          <w:sz w:val="24"/>
+          <w:szCs w:val="24"/>
+          <w:lang/>
         </w:rPr>
         <w:t xml:space="preserve">praktische factoren (tijd, planning) </w:t>
       </w:r>
@@ -1505,26 +1573,26 @@
           <w:rFonts w:cstheme="minorHAnsi"/>
           <w:sz w:val="24"/>
           <w:szCs w:val="24"/>
-          <w:lang w:val="en-BE"/>
-        </w:rPr>
-      </w:pPr>
-      <w:r>
-        <w:rPr>
-          <w:rFonts w:cstheme="minorHAnsi" w:ascii="Arial" w:hAnsi="Arial" w:eastAsia="Arial" w:cs="Arial"/>
-          <w:color w:val="24303B"/>
-          <w:sz w:val="24"/>
-          <w:szCs w:val="24"/>
-          <w:lang w:val="en-BE"/>
+          <w:lang/>
+        </w:rPr>
+      </w:pPr>
+      <w:r>
+        <w:rPr>
+          <w:rFonts w:cstheme="minorHAnsi"/>
+          <w:color w:val="24303B"/>
+          <w:sz w:val="24"/>
+          <w:szCs w:val="24"/>
+          <w:lang/>
         </w:rPr>
         <w:sym w:font="Wingdings" w:char="F0E8"/>
       </w:r>
       <w:r>
         <w:rPr>
-          <w:rFonts w:cstheme="minorHAnsi" w:ascii="Arial" w:hAnsi="Arial" w:eastAsia="Arial" w:cs="Arial"/>
-          <w:color w:val="24303B"/>
-          <w:sz w:val="24"/>
-          <w:szCs w:val="24"/>
-          <w:lang w:val="en-BE"/>
+          <w:rFonts w:cstheme="minorHAnsi"/>
+          <w:color w:val="24303B"/>
+          <w:sz w:val="24"/>
+          <w:szCs w:val="24"/>
+          <w:lang/>
         </w:rPr>
         <w:t>Zijn er typische patiëntprofielen met meer/minder sessies?</w:t>
       </w:r>
@@ -1537,7 +1605,7 @@
           <w:bCs/>
           <w:sz w:val="24"/>
           <w:szCs w:val="24"/>
-          <w:lang w:val="en-BE"/>
+          <w:lang/>
         </w:rPr>
       </w:pPr>
     </w:p>
@@ -1552,36 +1620,36 @@
           <w:rFonts w:cstheme="minorHAnsi"/>
           <w:sz w:val="24"/>
           <w:szCs w:val="24"/>
-          <w:lang w:val="en-BE"/>
-        </w:rPr>
-      </w:pPr>
-      <w:r>
-        <w:rPr>
-          <w:rFonts w:cstheme="minorHAnsi" w:ascii="Arial" w:hAnsi="Arial" w:eastAsia="Arial" w:cs="Arial"/>
-          <w:color w:val="24303B"/>
-          <w:sz w:val="24"/>
-          <w:szCs w:val="24"/>
-          <w:lang w:val="en-BE"/>
+          <w:lang/>
+        </w:rPr>
+      </w:pPr>
+      <w:r>
+        <w:rPr>
+          <w:rFonts w:cstheme="minorHAnsi"/>
+          <w:color w:val="24303B"/>
+          <w:sz w:val="24"/>
+          <w:szCs w:val="24"/>
+          <w:lang/>
         </w:rPr>
         <w:t xml:space="preserve">Vindt u dat het aantal sessies en onderdelen doorgaans voldoende is voor </w:t>
       </w:r>
       <w:r>
         <w:rPr>
-          <w:rFonts w:cstheme="minorHAnsi" w:ascii="Arial" w:hAnsi="Arial" w:eastAsia="Arial" w:cs="Arial"/>
-          <w:color w:val="24303B"/>
-          <w:sz w:val="24"/>
-          <w:szCs w:val="24"/>
-          <w:lang w:val="en-BE"/>
+          <w:rFonts w:cstheme="minorHAnsi"/>
+          <w:color w:val="24303B"/>
+          <w:sz w:val="24"/>
+          <w:szCs w:val="24"/>
+          <w:lang/>
         </w:rPr>
         <w:t>optimale</w:t>
       </w:r>
       <w:r>
         <w:rPr>
-          <w:rFonts w:cstheme="minorHAnsi" w:ascii="Arial" w:hAnsi="Arial" w:eastAsia="Arial" w:cs="Arial"/>
-          <w:color w:val="24303B"/>
-          <w:sz w:val="24"/>
-          <w:szCs w:val="24"/>
-          <w:lang w:val="en-BE"/>
+          <w:rFonts w:cstheme="minorHAnsi"/>
+          <w:color w:val="24303B"/>
+          <w:sz w:val="24"/>
+          <w:szCs w:val="24"/>
+          <w:lang/>
         </w:rPr>
         <w:t xml:space="preserve"> zorg? </w:t>
       </w:r>
@@ -1593,26 +1661,27 @@
           <w:rFonts w:cstheme="minorHAnsi"/>
           <w:sz w:val="24"/>
           <w:szCs w:val="24"/>
-          <w:lang w:val="en-BE"/>
-        </w:rPr>
-      </w:pPr>
-      <w:r>
-        <w:rPr>
-          <w:rFonts w:cstheme="minorHAnsi" w:ascii="Arial" w:hAnsi="Arial" w:eastAsia="Arial" w:cs="Arial"/>
-          <w:color w:val="24303B"/>
-          <w:sz w:val="24"/>
-          <w:szCs w:val="24"/>
-          <w:lang w:val="en-BE"/>
-        </w:rPr>
+          <w:lang/>
+        </w:rPr>
+      </w:pPr>
+      <w:r>
+        <w:rPr>
+          <w:rFonts w:cstheme="minorHAnsi"/>
+          <w:color w:val="24303B"/>
+          <w:sz w:val="24"/>
+          <w:szCs w:val="24"/>
+          <w:lang/>
+        </w:rPr>
+        <w:lastRenderedPageBreak/>
         <w:sym w:font="Wingdings" w:char="F0E8"/>
       </w:r>
       <w:r>
         <w:rPr>
-          <w:rFonts w:cstheme="minorHAnsi" w:ascii="Arial" w:hAnsi="Arial" w:eastAsia="Arial" w:cs="Arial"/>
-          <w:color w:val="24303B"/>
-          <w:sz w:val="24"/>
-          <w:szCs w:val="24"/>
-          <w:lang w:val="en-BE"/>
+          <w:rFonts w:cstheme="minorHAnsi"/>
+          <w:color w:val="24303B"/>
+          <w:sz w:val="24"/>
+          <w:szCs w:val="24"/>
+          <w:lang/>
         </w:rPr>
         <w:t xml:space="preserve">Wanneer is het te weinig / te veel? </w:t>
       </w:r>
@@ -1624,26 +1693,26 @@
           <w:rFonts w:cstheme="minorHAnsi"/>
           <w:sz w:val="24"/>
           <w:szCs w:val="24"/>
-          <w:lang w:val="en-BE"/>
-        </w:rPr>
-      </w:pPr>
-      <w:r>
-        <w:rPr>
-          <w:rFonts w:cstheme="minorHAnsi" w:ascii="Arial" w:hAnsi="Arial" w:eastAsia="Arial" w:cs="Arial"/>
-          <w:color w:val="24303B"/>
-          <w:sz w:val="24"/>
-          <w:szCs w:val="24"/>
-          <w:lang w:val="en-BE"/>
+          <w:lang/>
+        </w:rPr>
+      </w:pPr>
+      <w:r>
+        <w:rPr>
+          <w:rFonts w:cstheme="minorHAnsi"/>
+          <w:color w:val="24303B"/>
+          <w:sz w:val="24"/>
+          <w:szCs w:val="24"/>
+          <w:lang/>
         </w:rPr>
         <w:sym w:font="Wingdings" w:char="F0E8"/>
       </w:r>
       <w:r>
         <w:rPr>
-          <w:rFonts w:cstheme="minorHAnsi" w:ascii="Arial" w:hAnsi="Arial" w:eastAsia="Arial" w:cs="Arial"/>
-          <w:color w:val="24303B"/>
-          <w:sz w:val="24"/>
-          <w:szCs w:val="24"/>
-          <w:lang w:val="en-BE"/>
+          <w:rFonts w:cstheme="minorHAnsi"/>
+          <w:color w:val="24303B"/>
+          <w:sz w:val="24"/>
+          <w:szCs w:val="24"/>
+          <w:lang/>
         </w:rPr>
         <w:t xml:space="preserve">Wat zou volgens u het ideale aantal zijn? </w:t>
       </w:r>
@@ -1655,26 +1724,26 @@
           <w:rFonts w:cstheme="minorHAnsi"/>
           <w:sz w:val="24"/>
           <w:szCs w:val="24"/>
-          <w:lang w:val="en-BE"/>
-        </w:rPr>
-      </w:pPr>
-      <w:r>
-        <w:rPr>
-          <w:rFonts w:cstheme="minorHAnsi" w:ascii="Arial" w:hAnsi="Arial" w:eastAsia="Arial" w:cs="Arial"/>
-          <w:color w:val="24303B"/>
-          <w:sz w:val="24"/>
-          <w:szCs w:val="24"/>
-          <w:lang w:val="en-BE"/>
+          <w:lang/>
+        </w:rPr>
+      </w:pPr>
+      <w:r>
+        <w:rPr>
+          <w:rFonts w:cstheme="minorHAnsi"/>
+          <w:color w:val="24303B"/>
+          <w:sz w:val="24"/>
+          <w:szCs w:val="24"/>
+          <w:lang/>
         </w:rPr>
         <w:sym w:font="Wingdings" w:char="F0E8"/>
       </w:r>
       <w:r>
         <w:rPr>
-          <w:rFonts w:cstheme="minorHAnsi" w:ascii="Arial" w:hAnsi="Arial" w:eastAsia="Arial" w:cs="Arial"/>
-          <w:color w:val="24303B"/>
-          <w:sz w:val="24"/>
-          <w:szCs w:val="24"/>
-          <w:lang w:val="en-BE"/>
+          <w:rFonts w:cstheme="minorHAnsi"/>
+          <w:color w:val="24303B"/>
+          <w:sz w:val="24"/>
+          <w:szCs w:val="24"/>
+          <w:lang/>
         </w:rPr>
         <w:t>Zijn er onderdelen die meer aandacht verdienen</w:t>
       </w:r>
@@ -1686,7 +1755,7 @@
           <w:rFonts w:cstheme="minorHAnsi"/>
           <w:sz w:val="24"/>
           <w:szCs w:val="24"/>
-          <w:lang w:val="en-BE"/>
+          <w:lang/>
         </w:rPr>
       </w:pPr>
     </w:p>
@@ -1701,16 +1770,16 @@
           <w:rFonts w:cstheme="minorHAnsi"/>
           <w:sz w:val="24"/>
           <w:szCs w:val="24"/>
-          <w:lang w:val="en-BE"/>
-        </w:rPr>
-      </w:pPr>
-      <w:r>
-        <w:rPr>
-          <w:rFonts w:cstheme="minorHAnsi" w:ascii="Arial" w:hAnsi="Arial" w:eastAsia="Arial" w:cs="Arial"/>
-          <w:color w:val="24303B"/>
-          <w:sz w:val="24"/>
-          <w:szCs w:val="24"/>
-          <w:lang w:val="en-BE"/>
+          <w:lang/>
+        </w:rPr>
+      </w:pPr>
+      <w:r>
+        <w:rPr>
+          <w:rFonts w:cstheme="minorHAnsi"/>
+          <w:color w:val="24303B"/>
+          <w:sz w:val="24"/>
+          <w:szCs w:val="24"/>
+          <w:lang/>
         </w:rPr>
         <w:t xml:space="preserve">Hoe zou de hoeveelheid interventie verbeterd kunnen worden? </w:t>
       </w:r>
@@ -1722,26 +1791,26 @@
           <w:rFonts w:cstheme="minorHAnsi"/>
           <w:sz w:val="24"/>
           <w:szCs w:val="24"/>
-          <w:lang w:val="en-BE"/>
-        </w:rPr>
-      </w:pPr>
-      <w:r>
-        <w:rPr>
-          <w:rFonts w:cstheme="minorHAnsi" w:ascii="Arial" w:hAnsi="Arial" w:eastAsia="Arial" w:cs="Arial"/>
-          <w:color w:val="24303B"/>
-          <w:sz w:val="24"/>
-          <w:szCs w:val="24"/>
-          <w:lang w:val="en-BE"/>
+          <w:lang/>
+        </w:rPr>
+      </w:pPr>
+      <w:r>
+        <w:rPr>
+          <w:rFonts w:cstheme="minorHAnsi"/>
+          <w:color w:val="24303B"/>
+          <w:sz w:val="24"/>
+          <w:szCs w:val="24"/>
+          <w:lang/>
         </w:rPr>
         <w:sym w:font="Wingdings" w:char="F0E8"/>
       </w:r>
       <w:r>
         <w:rPr>
-          <w:rFonts w:cstheme="minorHAnsi" w:ascii="Arial" w:hAnsi="Arial" w:eastAsia="Arial" w:cs="Arial"/>
-          <w:color w:val="24303B"/>
-          <w:sz w:val="24"/>
-          <w:szCs w:val="24"/>
-          <w:lang w:val="en-BE"/>
+          <w:rFonts w:cstheme="minorHAnsi"/>
+          <w:color w:val="24303B"/>
+          <w:sz w:val="24"/>
+          <w:szCs w:val="24"/>
+          <w:lang/>
         </w:rPr>
         <w:t xml:space="preserve">Minder of meer sessies? </w:t>
       </w:r>
@@ -1753,26 +1822,26 @@
           <w:rFonts w:cstheme="minorHAnsi"/>
           <w:sz w:val="24"/>
           <w:szCs w:val="24"/>
-          <w:lang w:val="en-BE"/>
-        </w:rPr>
-      </w:pPr>
-      <w:r>
-        <w:rPr>
-          <w:rFonts w:cstheme="minorHAnsi" w:ascii="Arial" w:hAnsi="Arial" w:eastAsia="Arial" w:cs="Arial"/>
-          <w:color w:val="24303B"/>
-          <w:sz w:val="24"/>
-          <w:szCs w:val="24"/>
-          <w:lang w:val="en-BE"/>
+          <w:lang/>
+        </w:rPr>
+      </w:pPr>
+      <w:r>
+        <w:rPr>
+          <w:rFonts w:cstheme="minorHAnsi"/>
+          <w:color w:val="24303B"/>
+          <w:sz w:val="24"/>
+          <w:szCs w:val="24"/>
+          <w:lang/>
         </w:rPr>
         <w:sym w:font="Wingdings" w:char="F0E8"/>
       </w:r>
       <w:r>
         <w:rPr>
-          <w:rFonts w:cstheme="minorHAnsi" w:ascii="Arial" w:hAnsi="Arial" w:eastAsia="Arial" w:cs="Arial"/>
-          <w:color w:val="24303B"/>
-          <w:sz w:val="24"/>
-          <w:szCs w:val="24"/>
-          <w:lang w:val="en-BE"/>
+          <w:rFonts w:cstheme="minorHAnsi"/>
+          <w:color w:val="24303B"/>
+          <w:sz w:val="24"/>
+          <w:szCs w:val="24"/>
+          <w:lang/>
         </w:rPr>
         <w:t xml:space="preserve">Andere verdeling van onderdelen? </w:t>
       </w:r>
@@ -1784,27 +1853,26 @@
           <w:rFonts w:cstheme="minorHAnsi"/>
           <w:sz w:val="24"/>
           <w:szCs w:val="24"/>
-          <w:lang w:val="en-BE"/>
-        </w:rPr>
-      </w:pPr>
-      <w:r>
-        <w:rPr>
-          <w:rFonts w:cstheme="minorHAnsi" w:ascii="Arial" w:hAnsi="Arial" w:eastAsia="Arial" w:cs="Arial"/>
-          <w:color w:val="24303B"/>
-          <w:sz w:val="24"/>
-          <w:szCs w:val="24"/>
-          <w:lang w:val="en-BE"/>
-        </w:rPr>
-        <w:lastRenderedPageBreak/>
+          <w:lang/>
+        </w:rPr>
+      </w:pPr>
+      <w:r>
+        <w:rPr>
+          <w:rFonts w:cstheme="minorHAnsi"/>
+          <w:color w:val="24303B"/>
+          <w:sz w:val="24"/>
+          <w:szCs w:val="24"/>
+          <w:lang/>
+        </w:rPr>
         <w:sym w:font="Wingdings" w:char="F0E8"/>
       </w:r>
       <w:r>
         <w:rPr>
-          <w:rFonts w:cstheme="minorHAnsi" w:ascii="Arial" w:hAnsi="Arial" w:eastAsia="Arial" w:cs="Arial"/>
-          <w:color w:val="24303B"/>
-          <w:sz w:val="24"/>
-          <w:szCs w:val="24"/>
-          <w:lang w:val="en-BE"/>
+          <w:rFonts w:cstheme="minorHAnsi"/>
+          <w:color w:val="24303B"/>
+          <w:sz w:val="24"/>
+          <w:szCs w:val="24"/>
+          <w:lang/>
         </w:rPr>
         <w:t>Meer flexibiliteit vs. standaardisatie?</w:t>
       </w:r>
@@ -1825,12 +1893,11 @@
           <w:color w:val="0070C0"/>
           <w:sz w:val="24"/>
           <w:szCs w:val="24"/>
-          <w:lang w:val="en-BE"/>
-        </w:rPr>
-      </w:pPr>
-      <w:r>
-        <w:rPr>
-          <w:rFonts w:ascii="Arial" w:hAnsi="Arial" w:eastAsia="Arial" w:cs="Arial"/>
+          <w:lang/>
+        </w:rPr>
+      </w:pPr>
+      <w:r>
+        <w:rPr>
           <w:b/>
           <w:bCs/>
           <w:color w:val="0070C0"/>
@@ -1841,7 +1908,6 @@
       </w:r>
       <w:r>
         <w:rPr>
-          <w:rFonts w:ascii="Arial" w:hAnsi="Arial" w:eastAsia="Arial" w:cs="Arial"/>
           <w:color w:val="0070C0"/>
           <w:sz w:val="24"/>
           <w:szCs w:val="24"/>
@@ -1850,7 +1916,6 @@
       </w:r>
       <w:r>
         <w:rPr>
-          <w:rFonts w:ascii="Arial" w:hAnsi="Arial" w:eastAsia="Arial" w:cs="Arial"/>
           <w:i/>
           <w:color w:val="0070C0"/>
           <w:sz w:val="24"/>
@@ -1869,7 +1934,6 @@
       </w:pPr>
       <w:r>
         <w:rPr>
-          <w:rFonts w:ascii="Arial" w:hAnsi="Arial" w:eastAsia="Arial" w:cs="Arial"/>
           <w:b/>
           <w:bCs/>
           <w:color w:val="123A5F"/>
@@ -1878,7 +1942,6 @@
       </w:r>
       <w:r>
         <w:rPr>
-          <w:rFonts w:ascii="Arial" w:hAnsi="Arial" w:eastAsia="Arial" w:cs="Arial"/>
           <w:b/>
           <w:bCs/>
           <w:color w:val="123A5F"/>
@@ -1887,7 +1950,6 @@
       </w:r>
       <w:r>
         <w:rPr>
-          <w:rFonts w:ascii="Arial" w:hAnsi="Arial" w:eastAsia="Arial" w:cs="Arial"/>
           <w:b/>
           <w:bCs/>
           <w:color w:val="123A5F"/>
@@ -1898,7 +1960,6 @@
       </w:r>
       <w:r>
         <w:rPr>
-          <w:rFonts w:ascii="Arial" w:hAnsi="Arial" w:eastAsia="Arial" w:cs="Arial"/>
           <w:b/>
           <w:bCs/>
           <w:color w:val="123A5F"/>
@@ -1910,7 +1971,6 @@
       </w:r>
       <w:r>
         <w:rPr>
-          <w:rFonts w:ascii="Arial" w:hAnsi="Arial" w:eastAsia="Arial" w:cs="Arial"/>
           <w:b/>
           <w:bCs/>
           <w:color w:val="123A5F"/>
@@ -1930,7 +1990,6 @@
       </w:pPr>
       <w:r>
         <w:rPr>
-          <w:rFonts w:ascii="Arial" w:hAnsi="Arial" w:eastAsia="Arial" w:cs="Arial"/>
           <w:color w:val="24303B"/>
           <w:highlight w:val="lightGray"/>
         </w:rPr>
@@ -1946,7 +2005,6 @@
       </w:pPr>
       <w:r>
         <w:rPr>
-          <w:rFonts w:ascii="Arial" w:hAnsi="Arial" w:eastAsia="Arial" w:cs="Arial"/>
           <w:color w:val="24303B"/>
           <w:highlight w:val="lightGray"/>
         </w:rPr>
@@ -1964,7 +2022,6 @@
       </w:pPr>
       <w:r>
         <w:rPr>
-          <w:rFonts w:ascii="Arial" w:hAnsi="Arial" w:eastAsia="Arial" w:cs="Arial"/>
           <w:b/>
           <w:bCs/>
           <w:color w:val="123A5F"/>
@@ -1974,7 +2031,6 @@
       </w:r>
       <w:r>
         <w:rPr>
-          <w:rFonts w:ascii="Arial" w:hAnsi="Arial" w:eastAsia="Arial" w:cs="Arial"/>
           <w:b/>
           <w:bCs/>
           <w:color w:val="123A5F"/>
@@ -1984,7 +2040,6 @@
       </w:r>
       <w:r>
         <w:rPr>
-          <w:rFonts w:ascii="Arial" w:hAnsi="Arial" w:eastAsia="Arial" w:cs="Arial"/>
           <w:b/>
           <w:bCs/>
           <w:color w:val="123A5F"/>
@@ -1995,7 +2050,6 @@
       </w:r>
       <w:r>
         <w:rPr>
-          <w:rFonts w:ascii="Arial" w:hAnsi="Arial" w:eastAsia="Arial" w:cs="Arial"/>
           <w:b/>
           <w:bCs/>
           <w:color w:val="123A5F"/>
@@ -2012,12 +2066,11 @@
           <w:rFonts w:cstheme="minorHAnsi"/>
           <w:b/>
           <w:bCs/>
-          <w:lang w:val="en-BE"/>
-        </w:rPr>
-      </w:pPr>
-      <w:r>
-        <w:rPr>
-          <w:rFonts w:ascii="Arial" w:hAnsi="Arial" w:eastAsia="Arial" w:cs="Arial"/>
+          <w:lang/>
+        </w:rPr>
+      </w:pPr>
+      <w:r>
+        <w:rPr>
           <w:color w:val="24303B"/>
           <w:highlight w:val="lightGray"/>
         </w:rPr>
@@ -2025,7 +2078,6 @@
       </w:r>
       <w:r>
         <w:rPr>
-          <w:rFonts w:ascii="Arial" w:hAnsi="Arial" w:eastAsia="Arial" w:cs="Arial"/>
           <w:i/>
           <w:iCs/>
           <w:color w:val="24303B"/>
@@ -2035,7 +2087,6 @@
       </w:r>
       <w:r>
         <w:rPr>
-          <w:rFonts w:ascii="Arial" w:hAnsi="Arial" w:eastAsia="Arial" w:cs="Arial"/>
           <w:color w:val="24303B"/>
           <w:highlight w:val="lightGray"/>
         </w:rPr>
@@ -2045,7 +2096,7 @@
     <w:p>
       <w:pPr>
         <w:rPr>
-          <w:lang w:val="en-BE"/>
+          <w:lang/>
         </w:rPr>
       </w:pPr>
     </w:p>
@@ -2056,12 +2107,11 @@
           <w:b/>
           <w:bCs/>
           <w:color w:val="0070C0"/>
-          <w:lang w:val="en-BE"/>
-        </w:rPr>
-      </w:pPr>
-      <w:r>
-        <w:rPr>
-          <w:rFonts w:ascii="Arial" w:hAnsi="Arial" w:eastAsia="Arial" w:cs="Arial"/>
+          <w:lang/>
+        </w:rPr>
+      </w:pPr>
+      <w:r>
+        <w:rPr>
           <w:b/>
           <w:bCs/>
           <w:color w:val="0070C0"/>
@@ -2072,7 +2122,6 @@
       </w:r>
       <w:r>
         <w:rPr>
-          <w:rFonts w:ascii="Arial" w:hAnsi="Arial" w:eastAsia="Arial" w:cs="Arial"/>
           <w:i/>
           <w:color w:val="0070C0"/>
           <w:sz w:val="24"/>
@@ -2083,7 +2132,6 @@
       <w:proofErr w:type="gramStart"/>
       <w:r>
         <w:rPr>
-          <w:rFonts w:ascii="Arial" w:hAnsi="Arial" w:eastAsia="Arial" w:cs="Arial"/>
           <w:i/>
           <w:color w:val="0070C0"/>
           <w:sz w:val="24"/>
@@ -2094,7 +2142,6 @@
       <w:proofErr w:type="gramEnd"/>
       <w:r>
         <w:rPr>
-          <w:rFonts w:ascii="Arial" w:hAnsi="Arial" w:eastAsia="Arial" w:cs="Arial"/>
           <w:i/>
           <w:color w:val="0070C0"/>
           <w:sz w:val="24"/>
@@ -2117,7 +2164,6 @@
       </w:pPr>
       <w:r>
         <w:rPr>
-          <w:rFonts w:ascii="Arial" w:hAnsi="Arial" w:eastAsia="Arial" w:cs="Arial"/>
           <w:b/>
           <w:bCs/>
           <w:color w:val="123A5F"/>
@@ -2129,7 +2175,6 @@
       </w:r>
       <w:r>
         <w:rPr>
-          <w:rFonts w:ascii="Arial" w:hAnsi="Arial" w:eastAsia="Arial" w:cs="Arial"/>
           <w:color w:val="24303B"/>
           <w:sz w:val="24"/>
           <w:szCs w:val="24"/>
@@ -2139,7 +2184,6 @@
       </w:r>
       <w:r>
         <w:rPr>
-          <w:rFonts w:ascii="Arial" w:hAnsi="Arial" w:eastAsia="Arial" w:cs="Arial"/>
           <w:b/>
           <w:bCs/>
           <w:color w:val="123A5F"/>
@@ -2150,7 +2194,6 @@
       </w:r>
       <w:r>
         <w:rPr>
-          <w:rFonts w:ascii="Arial" w:hAnsi="Arial" w:eastAsia="Arial" w:cs="Arial"/>
           <w:b/>
           <w:bCs/>
           <w:color w:val="123A5F"/>
@@ -2162,7 +2205,6 @@
       </w:r>
       <w:r>
         <w:rPr>
-          <w:rFonts w:ascii="Arial" w:hAnsi="Arial" w:eastAsia="Arial" w:cs="Arial"/>
           <w:b/>
           <w:bCs/>
           <w:color w:val="123A5F"/>
@@ -2174,7 +2216,6 @@
       </w:r>
       <w:r>
         <w:rPr>
-          <w:rFonts w:ascii="Arial" w:hAnsi="Arial" w:eastAsia="Arial" w:cs="Arial"/>
           <w:b/>
           <w:bCs/>
           <w:color w:val="123A5F"/>
@@ -2186,7 +2227,6 @@
       </w:r>
       <w:r>
         <w:rPr>
-          <w:rFonts w:ascii="Arial" w:hAnsi="Arial" w:eastAsia="Arial" w:cs="Arial"/>
           <w:b/>
           <w:bCs/>
           <w:color w:val="123A5F"/>
@@ -2198,7 +2238,6 @@
       </w:r>
       <w:r>
         <w:rPr>
-          <w:rFonts w:ascii="Arial" w:hAnsi="Arial" w:eastAsia="Arial" w:cs="Arial"/>
           <w:b/>
           <w:bCs/>
           <w:color w:val="123A5F"/>
@@ -2222,13 +2261,41 @@
 </w:document>
 </file>
 
+<file path=word/endnotes.xml><?xml version="1.0" encoding="utf-8"?>
+<w:endnotes xmlns:wpc="http://schemas.microsoft.com/office/word/2010/wordprocessingCanvas" xmlns:cx="http://schemas.microsoft.com/office/drawing/2014/chartex" xmlns:cx1="http://schemas.microsoft.com/office/drawing/2015/9/8/chartex" xmlns:cx2="http://schemas.microsoft.com/office/drawing/2015/10/21/chartex" xmlns:cx3="http://schemas.microsoft.com/office/drawing/2016/5/9/chartex" xmlns:cx4="http://schemas.microsoft.com/office/drawing/2016/5/10/chartex" xmlns:cx5="http://schemas.microsoft.com/office/drawing/2016/5/11/chartex" xmlns:cx6="http://schemas.microsoft.com/office/drawing/2016/5/12/chartex" xmlns:cx7="http://schemas.microsoft.com/office/drawing/2016/5/13/chartex" xmlns:cx8="http://schemas.microsoft.com/office/drawing/2016/5/14/chartex" xmlns:mc="http://schemas.openxmlformats.org/markup-compatibility/2006" xmlns:aink="http://schemas.microsoft.com/office/drawing/2016/ink" xmlns:am3d="http://schemas.microsoft.com/office/drawing/2017/model3d" xmlns:o="urn:schemas-microsoft-com:office:office" xmlns:oel="http://schemas.microsoft.com/office/2019/extlst" xmlns:r="http://schemas.openxmlformats.org/officeDocument/2006/relationships" xmlns:m="http://schemas.openxmlformats.org/officeDocument/2006/math" xmlns:v="urn:schemas-microsoft-com:vml" xmlns:wp14="http://schemas.microsoft.com/office/word/2010/wordprocessingDrawing" xmlns:wp="http://schemas.openxmlformats.org/drawingml/2006/wordprocessingDrawing" xmlns:w10="urn:schemas-microsoft-com:office:word" xmlns:w="http://schemas.openxmlformats.org/wordprocessingml/2006/main" xmlns:w14="http://schemas.microsoft.com/office/word/2010/wordml" xmlns:w15="http://schemas.microsoft.com/office/word/2012/wordml" xmlns:w16cei="http://schemas.microsoft.com/office/word/2026/wordml/cei" xmlns:w16cex="http://schemas.microsoft.com/office/word/2018/wordml/cex" xmlns:w16cid="http://schemas.microsoft.com/office/word/2016/wordml/cid" xmlns:w16="http://schemas.microsoft.com/office/word/2018/wordml" xmlns:w16du="http://schemas.microsoft.com/office/word/2023/wordml/word16du" xmlns:w16sdtdh="http://schemas.microsoft.com/office/word/2020/wordml/sdtdatahash" xmlns:w16sdtfl="http://schemas.microsoft.com/office/word/2024/wordml/sdtformatlock" xmlns:w16se="http://schemas.microsoft.com/office/word/2015/wordml/symex" xmlns:wpg="http://schemas.microsoft.com/office/word/2010/wordprocessingGroup" xmlns:wpi="http://schemas.microsoft.com/office/word/2010/wordprocessingInk" xmlns:wne="http://schemas.microsoft.com/office/word/2006/wordml" xmlns:wps="http://schemas.microsoft.com/office/word/2010/wordprocessingShape" mc:Ignorable="w14 w15 w16se w16cid w16 w16cex w16sdtdh w16sdtfl w16du wp14">
+  <w:endnote w:type="separator" w:id="-1">
+    <w:p>
+      <w:pPr>
+        <w:spacing w:after="0" w:line="240" w:lineRule="auto"/>
+      </w:pPr>
+      <w:r>
+        <w:separator/>
+      </w:r>
+    </w:p>
+  </w:endnote>
+  <w:endnote w:type="continuationSeparator" w:id="0">
+    <w:p>
+      <w:pPr>
+        <w:spacing w:after="0" w:line="240" w:lineRule="auto"/>
+      </w:pPr>
+      <w:r>
+        <w:continuationSeparator/>
+      </w:r>
+    </w:p>
+  </w:endnote>
+</w:endnotes>
+</file>
+
 <file path=word/footer1.xml><?xml version="1.0" encoding="utf-8"?>
-<w:ftr xmlns:wpc="http://schemas.microsoft.com/office/word/2010/wordprocessingCanvas" xmlns:cx="http://schemas.microsoft.com/office/drawing/2014/chartex" xmlns:cx1="http://schemas.microsoft.com/office/drawing/2015/9/8/chartex" xmlns:cx2="http://schemas.microsoft.com/office/drawing/2015/10/21/chartex" xmlns:cx3="http://schemas.microsoft.com/office/drawing/2016/5/9/chartex" xmlns:cx4="http://schemas.microsoft.com/office/drawing/2016/5/10/chartex" xmlns:cx5="http://schemas.microsoft.com/office/drawing/2016/5/11/chartex" xmlns:cx6="http://schemas.microsoft.com/office/drawing/2016/5/12/chartex" xmlns:cx7="http://schemas.microsoft.com/office/drawing/2016/5/13/chartex" xmlns:cx8="http://schemas.microsoft.com/office/drawing/2016/5/14/chartex" xmlns:mc="http://schemas.openxmlformats.org/markup-compatibility/2006" xmlns:aink="http://schemas.microsoft.com/office/drawing/2016/ink" xmlns:am3d="http://schemas.microsoft.com/office/drawing/2017/model3d" xmlns:o="urn:schemas-microsoft-com:office:office" xmlns:oel="http://schemas.microsoft.com/office/2019/extlst" xmlns:r="http://schemas.openxmlformats.org/officeDocument/2006/relationships" xmlns:m="http://schemas.openxmlformats.org/officeDocument/2006/math" xmlns:v="urn:schemas-microsoft-com:vml" xmlns:wp14="http://schemas.microsoft.com/office/word/2010/wordprocessingDrawing" xmlns:wp="http://schemas.openxmlformats.org/drawingml/2006/wordprocessingDrawing" xmlns:w10="urn:schemas-microsoft-com:office:word" xmlns:w="http://schemas.openxmlformats.org/wordprocessingml/2006/main" xmlns:w14="http://schemas.microsoft.com/office/word/2010/wordml" xmlns:w15="http://schemas.microsoft.com/office/word/2012/wordml" xmlns:w16cex="http://schemas.microsoft.com/office/word/2018/wordml/cex" xmlns:w16cid="http://schemas.microsoft.com/office/word/2016/wordml/cid" xmlns:w16="http://schemas.microsoft.com/office/word/2018/wordml" xmlns:w16du="http://schemas.microsoft.com/office/word/2023/wordml/word16du" xmlns:w16sdtdh="http://schemas.microsoft.com/office/word/2020/wordml/sdtdatahash" xmlns:w16sdtfl="http://schemas.microsoft.com/office/word/2024/wordml/sdtformatlock" xmlns:w16se="http://schemas.microsoft.com/office/word/2015/wordml/symex" xmlns:wpg="http://schemas.microsoft.com/office/word/2010/wordprocessingGroup" xmlns:wpi="http://schemas.microsoft.com/office/word/2010/wordprocessingInk" xmlns:wne="http://schemas.microsoft.com/office/word/2006/wordml" xmlns:wps="http://schemas.microsoft.com/office/word/2010/wordprocessingShape" mc:Ignorable="w14 w15 w16se w16cid w16 w16cex w16sdtdh w16sdtfl w16du wp14">
+<w:ftr xmlns:wpc="http://schemas.microsoft.com/office/word/2010/wordprocessingCanvas" xmlns:cx="http://schemas.microsoft.com/office/drawing/2014/chartex" xmlns:cx1="http://schemas.microsoft.com/office/drawing/2015/9/8/chartex" xmlns:cx2="http://schemas.microsoft.com/office/drawing/2015/10/21/chartex" xmlns:cx3="http://schemas.microsoft.com/office/drawing/2016/5/9/chartex" xmlns:cx4="http://schemas.microsoft.com/office/drawing/2016/5/10/chartex" xmlns:cx5="http://schemas.microsoft.com/office/drawing/2016/5/11/chartex" xmlns:cx6="http://schemas.microsoft.com/office/drawing/2016/5/12/chartex" xmlns:cx7="http://schemas.microsoft.com/office/drawing/2016/5/13/chartex" xmlns:cx8="http://schemas.microsoft.com/office/drawing/2016/5/14/chartex" xmlns:mc="http://schemas.openxmlformats.org/markup-compatibility/2006" xmlns:aink="http://schemas.microsoft.com/office/drawing/2016/ink" xmlns:am3d="http://schemas.microsoft.com/office/drawing/2017/model3d" xmlns:o="urn:schemas-microsoft-com:office:office" xmlns:oel="http://schemas.microsoft.com/office/2019/extlst" xmlns:r="http://schemas.openxmlformats.org/officeDocument/2006/relationships" xmlns:m="http://schemas.openxmlformats.org/officeDocument/2006/math" xmlns:v="urn:schemas-microsoft-com:vml" xmlns:wp14="http://schemas.microsoft.com/office/word/2010/wordprocessingDrawing" xmlns:wp="http://schemas.openxmlformats.org/drawingml/2006/wordprocessingDrawing" xmlns:w10="urn:schemas-microsoft-com:office:word" xmlns:w="http://schemas.openxmlformats.org/wordprocessingml/2006/main" xmlns:w14="http://schemas.microsoft.com/office/word/2010/wordml" xmlns:w15="http://schemas.microsoft.com/office/word/2012/wordml" xmlns:w16cei="http://schemas.microsoft.com/office/word/2026/wordml/cei" xmlns:w16cex="http://schemas.microsoft.com/office/word/2018/wordml/cex" xmlns:w16cid="http://schemas.microsoft.com/office/word/2016/wordml/cid" xmlns:w16="http://schemas.microsoft.com/office/word/2018/wordml" xmlns:w16du="http://schemas.microsoft.com/office/word/2023/wordml/word16du" xmlns:w16sdtdh="http://schemas.microsoft.com/office/word/2020/wordml/sdtdatahash" xmlns:w16sdtfl="http://schemas.microsoft.com/office/word/2024/wordml/sdtformatlock" xmlns:w16se="http://schemas.microsoft.com/office/word/2015/wordml/symex" xmlns:wpg="http://schemas.microsoft.com/office/word/2010/wordprocessingGroup" xmlns:wpi="http://schemas.microsoft.com/office/word/2010/wordprocessingInk" xmlns:wne="http://schemas.microsoft.com/office/word/2006/wordml" xmlns:wps="http://schemas.microsoft.com/office/word/2010/wordprocessingShape" mc:Ignorable="w14 w15 w16se w16cid w16 w16cex w16sdtdh w16sdtfl w16du wp14">
   <w:p>
     <w:pPr>
       <w:pBdr>
         <w:top w:val="single" w:sz="6" w:space="6" w:color="C4CED8"/>
       </w:pBdr>
+      <w:rPr>
+        <w:lang w:val="nl-BE"/>
+      </w:rPr>
     </w:pPr>
     <w:r>
       <w:rPr>
@@ -2258,7 +2325,7 @@
                   <pic:cNvPicPr/>
                 </pic:nvPicPr>
                 <pic:blipFill rotWithShape="1">
-                  <a:blip r:embed="rIdTplImgC">
+                  <a:blip r:embed="rId1">
                     <a:extLst>
                       <a:ext uri="{28A0092B-C50C-407E-A947-70E740481C1C}">
                         <a14:useLocalDpi xmlns:a14="http://schemas.microsoft.com/office/drawing/2010/main" val="0"/>
@@ -2304,6 +2371,7 @@
         <w:color w:val="59636E"/>
         <w:sz w:val="16"/>
         <w:szCs w:val="16"/>
+        <w:lang w:val="nl-BE"/>
       </w:rPr>
       <w:t>PARADISE-</w:t>
     </w:r>
@@ -2313,6 +2381,7 @@
         <w:color w:val="59636E"/>
         <w:sz w:val="16"/>
         <w:szCs w:val="16"/>
+        <w:lang w:val="nl-BE"/>
       </w:rPr>
       <w:t>studie  ·</w:t>
     </w:r>
@@ -2322,6 +2391,7 @@
         <w:color w:val="59636E"/>
         <w:sz w:val="16"/>
         <w:szCs w:val="16"/>
+        <w:lang w:val="nl-BE"/>
       </w:rPr>
       <w:t xml:space="preserve">  eCRF 40: Gestructureerd dagboek therapeut </w:t>
     </w:r>
@@ -2331,8 +2401,9 @@
         <w:color w:val="59636E"/>
         <w:sz w:val="16"/>
         <w:szCs w:val="16"/>
-      </w:rPr>
-      <w:t>·</w:t>
+        <w:lang w:val="nl-BE"/>
+      </w:rPr>
+      <w:t>·  Versie</w:t>
     </w:r>
     <w:proofErr w:type="gramEnd"/>
     <w:r>
@@ -2340,8 +2411,9 @@
         <w:color w:val="59636E"/>
         <w:sz w:val="16"/>
         <w:szCs w:val="16"/>
-      </w:rPr>
-      <w:t xml:space="preserve">  Versie </w:t>
+        <w:lang w:val="nl-BE"/>
+      </w:rPr>
+      <w:t xml:space="preserve"> </w:t>
     </w:r>
     <w:proofErr w:type="gramStart"/>
     <w:r>
@@ -2351,6 +2423,7 @@
         <w:color w:val="59636E"/>
         <w:sz w:val="16"/>
         <w:szCs w:val="16"/>
+        <w:lang w:val="nl-BE"/>
       </w:rPr>
       <w:t xml:space="preserve">[ </w:t>
     </w:r>
@@ -2361,6 +2434,7 @@
         <w:color w:val="59636E"/>
         <w:sz w:val="16"/>
         <w:szCs w:val="16"/>
+        <w:lang w:val="nl-BE"/>
       </w:rPr>
       <w:t>1.0</w:t>
     </w:r>
@@ -2372,6 +2446,7 @@
         <w:color w:val="59636E"/>
         <w:sz w:val="16"/>
         <w:szCs w:val="16"/>
+        <w:lang w:val="nl-BE"/>
       </w:rPr>
       <w:t xml:space="preserve"> </w:t>
     </w:r>
@@ -2383,6 +2458,7 @@
         <w:color w:val="59636E"/>
         <w:sz w:val="16"/>
         <w:szCs w:val="16"/>
+        <w:lang w:val="nl-BE"/>
       </w:rPr>
       <w:t>]</w:t>
     </w:r>
@@ -2391,6 +2467,7 @@
         <w:color w:val="59636E"/>
         <w:sz w:val="16"/>
         <w:szCs w:val="16"/>
+        <w:lang w:val="nl-BE"/>
       </w:rPr>
       <w:t xml:space="preserve">  ·</w:t>
     </w:r>
@@ -2400,6 +2477,7 @@
         <w:color w:val="59636E"/>
         <w:sz w:val="16"/>
         <w:szCs w:val="16"/>
+        <w:lang w:val="nl-BE"/>
       </w:rPr>
       <w:t xml:space="preserve">  </w:t>
     </w:r>
@@ -2411,6 +2489,7 @@
         <w:color w:val="59636E"/>
         <w:sz w:val="16"/>
         <w:szCs w:val="16"/>
+        <w:lang w:val="nl-BE"/>
       </w:rPr>
       <w:t xml:space="preserve">[ </w:t>
     </w:r>
@@ -2421,6 +2500,7 @@
         <w:color w:val="59636E"/>
         <w:sz w:val="16"/>
         <w:szCs w:val="16"/>
+        <w:lang w:val="nl-BE"/>
       </w:rPr>
       <w:t>27</w:t>
     </w:r>
@@ -2432,6 +2512,7 @@
         <w:color w:val="59636E"/>
         <w:sz w:val="16"/>
         <w:szCs w:val="16"/>
+        <w:lang w:val="nl-BE"/>
       </w:rPr>
       <w:t>/07/</w:t>
     </w:r>
@@ -2443,6 +2524,7 @@
         <w:color w:val="59636E"/>
         <w:sz w:val="16"/>
         <w:szCs w:val="16"/>
+        <w:lang w:val="nl-BE"/>
       </w:rPr>
       <w:t>2026</w:t>
     </w:r>
@@ -2453,6 +2535,7 @@
         <w:color w:val="59636E"/>
         <w:sz w:val="16"/>
         <w:szCs w:val="16"/>
+        <w:lang w:val="nl-BE"/>
       </w:rPr>
       <w:t xml:space="preserve"> ]</w:t>
     </w:r>
@@ -2462,6 +2545,7 @@
         <w:color w:val="59636E"/>
         <w:sz w:val="16"/>
         <w:szCs w:val="16"/>
+        <w:lang w:val="nl-BE"/>
       </w:rPr>
       <w:t xml:space="preserve">  </w:t>
     </w:r>
@@ -2471,6 +2555,7 @@
         <w:color w:val="59636E"/>
         <w:sz w:val="16"/>
         <w:szCs w:val="16"/>
+        <w:lang w:val="nl-BE"/>
       </w:rPr>
       <w:t>·  Pagina</w:t>
     </w:r>
@@ -2480,6 +2565,7 @@
         <w:color w:val="59636E"/>
         <w:sz w:val="16"/>
         <w:szCs w:val="16"/>
+        <w:lang w:val="nl-BE"/>
       </w:rPr>
       <w:t xml:space="preserve"> </w:t>
     </w:r>
@@ -2496,6 +2582,7 @@
         <w:color w:val="59636E"/>
         <w:sz w:val="16"/>
         <w:szCs w:val="16"/>
+        <w:lang w:val="nl-BE"/>
       </w:rPr>
       <w:instrText>PAGE</w:instrText>
     </w:r>
@@ -2513,6 +2600,7 @@
         <w:color w:val="59636E"/>
         <w:sz w:val="16"/>
         <w:szCs w:val="16"/>
+        <w:lang w:val="nl-BE"/>
       </w:rPr>
       <w:t>1</w:t>
     </w:r>
@@ -2529,6 +2617,7 @@
         <w:color w:val="59636E"/>
         <w:sz w:val="16"/>
         <w:szCs w:val="16"/>
+        <w:lang w:val="nl-BE"/>
       </w:rPr>
       <w:t xml:space="preserve"> van </w:t>
     </w:r>
@@ -2545,6 +2634,7 @@
         <w:color w:val="59636E"/>
         <w:sz w:val="16"/>
         <w:szCs w:val="16"/>
+        <w:lang w:val="nl-BE"/>
       </w:rPr>
       <w:instrText>NUMPAGES</w:instrText>
     </w:r>
@@ -2562,6 +2652,7 @@
         <w:color w:val="59636E"/>
         <w:sz w:val="16"/>
         <w:szCs w:val="16"/>
+        <w:lang w:val="nl-BE"/>
       </w:rPr>
       <w:t>2</w:t>
     </w:r>
@@ -2577,11 +2668,35 @@
 </w:ftr>
 </file>
 
+<file path=word/footnotes.xml><?xml version="1.0" encoding="utf-8"?>
+<w:footnotes xmlns:wpc="http://schemas.microsoft.com/office/word/2010/wordprocessingCanvas" xmlns:cx="http://schemas.microsoft.com/office/drawing/2014/chartex" xmlns:cx1="http://schemas.microsoft.com/office/drawing/2015/9/8/chartex" xmlns:cx2="http://schemas.microsoft.com/office/drawing/2015/10/21/chartex" xmlns:cx3="http://schemas.microsoft.com/office/drawing/2016/5/9/chartex" xmlns:cx4="http://schemas.microsoft.com/office/drawing/2016/5/10/chartex" xmlns:cx5="http://schemas.microsoft.com/office/drawing/2016/5/11/chartex" xmlns:cx6="http://schemas.microsoft.com/office/drawing/2016/5/12/chartex" xmlns:cx7="http://schemas.microsoft.com/office/drawing/2016/5/13/chartex" xmlns:cx8="http://schemas.microsoft.com/office/drawing/2016/5/14/chartex" xmlns:mc="http://schemas.openxmlformats.org/markup-compatibility/2006" xmlns:aink="http://schemas.microsoft.com/office/drawing/2016/ink" xmlns:am3d="http://schemas.microsoft.com/office/drawing/2017/model3d" xmlns:o="urn:schemas-microsoft-com:office:office" xmlns:oel="http://schemas.microsoft.com/office/2019/extlst" xmlns:r="http://schemas.openxmlformats.org/officeDocument/2006/relationships" xmlns:m="http://schemas.openxmlformats.org/officeDocument/2006/math" xmlns:v="urn:schemas-microsoft-com:vml" xmlns:wp14="http://schemas.microsoft.com/office/word/2010/wordprocessingDrawing" xmlns:wp="http://schemas.openxmlformats.org/drawingml/2006/wordprocessingDrawing" xmlns:w10="urn:schemas-microsoft-com:office:word" xmlns:w="http://schemas.openxmlformats.org/wordprocessingml/2006/main" xmlns:w14="http://schemas.microsoft.com/office/word/2010/wordml" xmlns:w15="http://schemas.microsoft.com/office/word/2012/wordml" xmlns:w16cei="http://schemas.microsoft.com/office/word/2026/wordml/cei" xmlns:w16cex="http://schemas.microsoft.com/office/word/2018/wordml/cex" xmlns:w16cid="http://schemas.microsoft.com/office/word/2016/wordml/cid" xmlns:w16="http://schemas.microsoft.com/office/word/2018/wordml" xmlns:w16du="http://schemas.microsoft.com/office/word/2023/wordml/word16du" xmlns:w16sdtdh="http://schemas.microsoft.com/office/word/2020/wordml/sdtdatahash" xmlns:w16sdtfl="http://schemas.microsoft.com/office/word/2024/wordml/sdtformatlock" xmlns:w16se="http://schemas.microsoft.com/office/word/2015/wordml/symex" xmlns:wpg="http://schemas.microsoft.com/office/word/2010/wordprocessingGroup" xmlns:wpi="http://schemas.microsoft.com/office/word/2010/wordprocessingInk" xmlns:wne="http://schemas.microsoft.com/office/word/2006/wordml" xmlns:wps="http://schemas.microsoft.com/office/word/2010/wordprocessingShape" mc:Ignorable="w14 w15 w16se w16cid w16 w16cex w16sdtdh w16sdtfl w16du wp14">
+  <w:footnote w:type="separator" w:id="-1">
+    <w:p>
+      <w:pPr>
+        <w:spacing w:after="0" w:line="240" w:lineRule="auto"/>
+      </w:pPr>
+      <w:r>
+        <w:separator/>
+      </w:r>
+    </w:p>
+  </w:footnote>
+  <w:footnote w:type="continuationSeparator" w:id="0">
+    <w:p>
+      <w:pPr>
+        <w:spacing w:after="0" w:line="240" w:lineRule="auto"/>
+      </w:pPr>
+      <w:r>
+        <w:continuationSeparator/>
+      </w:r>
+    </w:p>
+  </w:footnote>
+</w:footnotes>
+</file>
+
 <file path=word/header1.xml><?xml version="1.0" encoding="utf-8"?>
-<w:hdr xmlns:wpc="http://schemas.microsoft.com/office/word/2010/wordprocessingCanvas" xmlns:cx="http://schemas.microsoft.com/office/drawing/2014/chartex" xmlns:cx1="http://schemas.microsoft.com/office/drawing/2015/9/8/chartex" xmlns:cx2="http://schemas.microsoft.com/office/drawing/2015/10/21/chartex" xmlns:cx3="http://schemas.microsoft.com/office/drawing/2016/5/9/chartex" xmlns:cx4="http://schemas.microsoft.com/office/drawing/2016/5/10/chartex" xmlns:cx5="http://schemas.microsoft.com/office/drawing/2016/5/11/chartex" xmlns:cx6="http://schemas.microsoft.com/office/drawing/2016/5/12/chartex" xmlns:cx7="http://schemas.microsoft.com/office/drawing/2016/5/13/chartex" xmlns:cx8="http://schemas.microsoft.com/office/drawing/2016/5/14/chartex" xmlns:mc="http://schemas.openxmlformats.org/markup-compatibility/2006" xmlns:aink="http://schemas.microsoft.com/office/drawing/2016/ink" xmlns:am3d="http://schemas.microsoft.com/office/drawing/2017/model3d" xmlns:o="urn:schemas-microsoft-com:office:office" xmlns:oel="http://schemas.microsoft.com/office/2019/extlst" xmlns:r="http://schemas.openxmlformats.org/officeDocument/2006/relationships" xmlns:m="http://schemas.openxmlformats.org/officeDocument/2006/math" xmlns:v="urn:schemas-microsoft-com:vml" xmlns:wp14="http://schemas.microsoft.com/office/word/2010/wordprocessingDrawing" xmlns:wp="http://schemas.openxmlformats.org/drawingml/2006/wordprocessingDrawing" xmlns:w10="urn:schemas-microsoft-com:office:word" xmlns:w="http://schemas.openxmlformats.org/wordprocessingml/2006/main" xmlns:w14="http://schemas.microsoft.com/office/word/2010/wordml" xmlns:w15="http://schemas.microsoft.com/office/word/2012/wordml" xmlns:w16cex="http://schemas.microsoft.com/office/word/2018/wordml/cex" xmlns:w16cid="http://schemas.microsoft.com/office/word/2016/wordml/cid" xmlns:w16="http://schemas.microsoft.com/office/word/2018/wordml" xmlns:w16du="http://schemas.microsoft.com/office/word/2023/wordml/word16du" xmlns:w16sdtdh="http://schemas.microsoft.com/office/word/2020/wordml/sdtdatahash" xmlns:w16sdtfl="http://schemas.microsoft.com/office/word/2024/wordml/sdtformatlock" xmlns:w16se="http://schemas.microsoft.com/office/word/2015/wordml/symex" xmlns:wpg="http://schemas.microsoft.com/office/word/2010/wordprocessingGroup" xmlns:wpi="http://schemas.microsoft.com/office/word/2010/wordprocessingInk" xmlns:wne="http://schemas.microsoft.com/office/word/2006/wordml" xmlns:wps="http://schemas.microsoft.com/office/word/2010/wordprocessingShape" mc:Ignorable="w14 w15 w16se w16cid w16 w16cex w16sdtdh w16sdtfl w16du wp14">
+<w:hdr xmlns:wpc="http://schemas.microsoft.com/office/word/2010/wordprocessingCanvas" xmlns:cx="http://schemas.microsoft.com/office/drawing/2014/chartex" xmlns:cx1="http://schemas.microsoft.com/office/drawing/2015/9/8/chartex" xmlns:cx2="http://schemas.microsoft.com/office/drawing/2015/10/21/chartex" xmlns:cx3="http://schemas.microsoft.com/office/drawing/2016/5/9/chartex" xmlns:cx4="http://schemas.microsoft.com/office/drawing/2016/5/10/chartex" xmlns:cx5="http://schemas.microsoft.com/office/drawing/2016/5/11/chartex" xmlns:cx6="http://schemas.microsoft.com/office/drawing/2016/5/12/chartex" xmlns:cx7="http://schemas.microsoft.com/office/drawing/2016/5/13/chartex" xmlns:cx8="http://schemas.microsoft.com/office/drawing/2016/5/14/chartex" xmlns:mc="http://schemas.openxmlformats.org/markup-compatibility/2006" xmlns:aink="http://schemas.microsoft.com/office/drawing/2016/ink" xmlns:am3d="http://schemas.microsoft.com/office/drawing/2017/model3d" xmlns:o="urn:schemas-microsoft-com:office:office" xmlns:oel="http://schemas.microsoft.com/office/2019/extlst" xmlns:r="http://schemas.openxmlformats.org/officeDocument/2006/relationships" xmlns:m="http://schemas.openxmlformats.org/officeDocument/2006/math" xmlns:v="urn:schemas-microsoft-com:vml" xmlns:wp14="http://schemas.microsoft.com/office/word/2010/wordprocessingDrawing" xmlns:wp="http://schemas.openxmlformats.org/drawingml/2006/wordprocessingDrawing" xmlns:w10="urn:schemas-microsoft-com:office:word" xmlns:w="http://schemas.openxmlformats.org/wordprocessingml/2006/main" xmlns:w14="http://schemas.microsoft.com/office/word/2010/wordml" xmlns:w15="http://schemas.microsoft.com/office/word/2012/wordml" xmlns:w16cei="http://schemas.microsoft.com/office/word/2026/wordml/cei" xmlns:w16cex="http://schemas.microsoft.com/office/word/2018/wordml/cex" xmlns:w16cid="http://schemas.microsoft.com/office/word/2016/wordml/cid" xmlns:w16="http://schemas.microsoft.com/office/word/2018/wordml" xmlns:w16du="http://schemas.microsoft.com/office/word/2023/wordml/word16du" xmlns:w16sdtdh="http://schemas.microsoft.com/office/word/2020/wordml/sdtdatahash" xmlns:w16sdtfl="http://schemas.microsoft.com/office/word/2024/wordml/sdtformatlock" xmlns:w16se="http://schemas.microsoft.com/office/word/2015/wordml/symex" xmlns:wpg="http://schemas.microsoft.com/office/word/2010/wordprocessingGroup" xmlns:wpi="http://schemas.microsoft.com/office/word/2010/wordprocessingInk" xmlns:wne="http://schemas.microsoft.com/office/word/2006/wordml" xmlns:wps="http://schemas.microsoft.com/office/word/2010/wordprocessingShape" mc:Ignorable="w14 w15 w16se w16cid w16 w16cex w16sdtdh w16sdtfl w16du wp14">
   <w:p>
     <w:pPr>
-      <w:pStyle w:val="Koptekst"/>
       <w:jc w:val="right"/>
     </w:pPr>
     <w:r>
@@ -2625,7 +2740,7 @@
                   <pic:cNvPicPr/>
                 </pic:nvPicPr>
                 <pic:blipFill>
-                  <a:blip r:embed="rIdTplImgA">
+                  <a:blip r:embed="rId1">
                     <a:extLst>
                       <a:ext uri="{28A0092B-C50C-407E-A947-70E740481C1C}">
                         <a14:useLocalDpi xmlns:a14="http://schemas.microsoft.com/office/drawing/2010/main" val="0"/>
@@ -2677,7 +2792,7 @@
                   <pic:cNvPicPr/>
                 </pic:nvPicPr>
                 <pic:blipFill>
-                  <a:blip r:embed="rIdTplImgB">
+                  <a:blip r:embed="rId2">
                     <a:extLst>
                       <a:ext uri="{28A0092B-C50C-407E-A947-70E740481C1C}">
                         <a14:useLocalDpi xmlns:a14="http://schemas.microsoft.com/office/drawing/2010/main" val="0"/>
@@ -2708,7 +2823,7 @@
 </file>
 
 <file path=word/numbering.xml><?xml version="1.0" encoding="utf-8"?>
-<w:numbering xmlns:wpc="http://schemas.microsoft.com/office/word/2010/wordprocessingCanvas" xmlns:cx="http://schemas.microsoft.com/office/drawing/2014/chartex" xmlns:cx1="http://schemas.microsoft.com/office/drawing/2015/9/8/chartex" xmlns:cx2="http://schemas.microsoft.com/office/drawing/2015/10/21/chartex" xmlns:cx3="http://schemas.microsoft.com/office/drawing/2016/5/9/chartex" xmlns:cx4="http://schemas.microsoft.com/office/drawing/2016/5/10/chartex" xmlns:cx5="http://schemas.microsoft.com/office/drawing/2016/5/11/chartex" xmlns:cx6="http://schemas.microsoft.com/office/drawing/2016/5/12/chartex" xmlns:cx7="http://schemas.microsoft.com/office/drawing/2016/5/13/chartex" xmlns:cx8="http://schemas.microsoft.com/office/drawing/2016/5/14/chartex" xmlns:mc="http://schemas.openxmlformats.org/markup-compatibility/2006" xmlns:aink="http://schemas.microsoft.com/office/drawing/2016/ink" xmlns:am3d="http://schemas.microsoft.com/office/drawing/2017/model3d" xmlns:o="urn:schemas-microsoft-com:office:office" xmlns:oel="http://schemas.microsoft.com/office/2019/extlst" xmlns:r="http://schemas.openxmlformats.org/officeDocument/2006/relationships" xmlns:m="http://schemas.openxmlformats.org/officeDocument/2006/math" xmlns:v="urn:schemas-microsoft-com:vml" xmlns:wp14="http://schemas.microsoft.com/office/word/2010/wordprocessingDrawing" xmlns:wp="http://schemas.openxmlformats.org/drawingml/2006/wordprocessingDrawing" xmlns:w10="urn:schemas-microsoft-com:office:word" xmlns:w="http://schemas.openxmlformats.org/wordprocessingml/2006/main" xmlns:w14="http://schemas.microsoft.com/office/word/2010/wordml" xmlns:w15="http://schemas.microsoft.com/office/word/2012/wordml" xmlns:w16cex="http://schemas.microsoft.com/office/word/2018/wordml/cex" xmlns:w16cid="http://schemas.microsoft.com/office/word/2016/wordml/cid" xmlns:w16="http://schemas.microsoft.com/office/word/2018/wordml" xmlns:w16du="http://schemas.microsoft.com/office/word/2023/wordml/word16du" xmlns:w16sdtdh="http://schemas.microsoft.com/office/word/2020/wordml/sdtdatahash" xmlns:w16sdtfl="http://schemas.microsoft.com/office/word/2024/wordml/sdtformatlock" xmlns:w16se="http://schemas.microsoft.com/office/word/2015/wordml/symex" xmlns:wpg="http://schemas.microsoft.com/office/word/2010/wordprocessingGroup" xmlns:wpi="http://schemas.microsoft.com/office/word/2010/wordprocessingInk" xmlns:wne="http://schemas.microsoft.com/office/word/2006/wordml" xmlns:wps="http://schemas.microsoft.com/office/word/2010/wordprocessingShape" mc:Ignorable="w14 w15 w16se w16cid w16 w16cex w16sdtdh w16sdtfl w16du wp14">
+<w:numbering xmlns:wpc="http://schemas.microsoft.com/office/word/2010/wordprocessingCanvas" xmlns:cx="http://schemas.microsoft.com/office/drawing/2014/chartex" xmlns:cx1="http://schemas.microsoft.com/office/drawing/2015/9/8/chartex" xmlns:cx2="http://schemas.microsoft.com/office/drawing/2015/10/21/chartex" xmlns:cx3="http://schemas.microsoft.com/office/drawing/2016/5/9/chartex" xmlns:cx4="http://schemas.microsoft.com/office/drawing/2016/5/10/chartex" xmlns:cx5="http://schemas.microsoft.com/office/drawing/2016/5/11/chartex" xmlns:cx6="http://schemas.microsoft.com/office/drawing/2016/5/12/chartex" xmlns:cx7="http://schemas.microsoft.com/office/drawing/2016/5/13/chartex" xmlns:cx8="http://schemas.microsoft.com/office/drawing/2016/5/14/chartex" xmlns:mc="http://schemas.openxmlformats.org/markup-compatibility/2006" xmlns:aink="http://schemas.microsoft.com/office/drawing/2016/ink" xmlns:am3d="http://schemas.microsoft.com/office/drawing/2017/model3d" xmlns:o="urn:schemas-microsoft-com:office:office" xmlns:oel="http://schemas.microsoft.com/office/2019/extlst" xmlns:r="http://schemas.openxmlformats.org/officeDocument/2006/relationships" xmlns:m="http://schemas.openxmlformats.org/officeDocument/2006/math" xmlns:v="urn:schemas-microsoft-com:vml" xmlns:wp14="http://schemas.microsoft.com/office/word/2010/wordprocessingDrawing" xmlns:wp="http://schemas.openxmlformats.org/drawingml/2006/wordprocessingDrawing" xmlns:w10="urn:schemas-microsoft-com:office:word" xmlns:w="http://schemas.openxmlformats.org/wordprocessingml/2006/main" xmlns:w14="http://schemas.microsoft.com/office/word/2010/wordml" xmlns:w15="http://schemas.microsoft.com/office/word/2012/wordml" xmlns:w16cei="http://schemas.microsoft.com/office/word/2026/wordml/cei" xmlns:w16cex="http://schemas.microsoft.com/office/word/2018/wordml/cex" xmlns:w16cid="http://schemas.microsoft.com/office/word/2016/wordml/cid" xmlns:w16="http://schemas.microsoft.com/office/word/2018/wordml" xmlns:w16du="http://schemas.microsoft.com/office/word/2023/wordml/word16du" xmlns:w16sdtdh="http://schemas.microsoft.com/office/word/2020/wordml/sdtdatahash" xmlns:w16sdtfl="http://schemas.microsoft.com/office/word/2024/wordml/sdtformatlock" xmlns:w16se="http://schemas.microsoft.com/office/word/2015/wordml/symex" xmlns:wpg="http://schemas.microsoft.com/office/word/2010/wordprocessingGroup" xmlns:wpi="http://schemas.microsoft.com/office/word/2010/wordprocessingInk" xmlns:wne="http://schemas.microsoft.com/office/word/2006/wordml" xmlns:wps="http://schemas.microsoft.com/office/word/2010/wordprocessingShape" mc:Ignorable="w14 w15 w16se w16cid w16 w16cex w16sdtdh w16sdtfl w16du wp14">
   <w:abstractNum w:abstractNumId="0" w15:restartNumberingAfterBreak="0">
     <w:nsid w:val="17640038"/>
     <w:multiLevelType w:val="multilevel"/>
@@ -2859,6 +2974,155 @@
     </w:lvl>
   </w:abstractNum>
   <w:abstractNum w:abstractNumId="1" w15:restartNumberingAfterBreak="0">
+    <w:nsid w:val="308B0DDF"/>
+    <w:multiLevelType w:val="multilevel"/>
+    <w:tmpl w:val="B712BA32"/>
+    <w:lvl w:ilvl="0">
+      <w:start w:val="1"/>
+      <w:numFmt w:val="bullet"/>
+      <w:lvlText w:val=""/>
+      <w:lvlJc w:val="left"/>
+      <w:pPr>
+        <w:tabs>
+          <w:tab w:val="num" w:pos="720"/>
+        </w:tabs>
+        <w:ind w:left="720" w:hanging="360"/>
+      </w:pPr>
+      <w:rPr>
+        <w:rFonts w:ascii="Symbol" w:hAnsi="Symbol" w:hint="default"/>
+        <w:sz w:val="20"/>
+      </w:rPr>
+    </w:lvl>
+    <w:lvl w:ilvl="1">
+      <w:start w:val="1"/>
+      <w:numFmt w:val="bullet"/>
+      <w:lvlText w:val="o"/>
+      <w:lvlJc w:val="left"/>
+      <w:pPr>
+        <w:tabs>
+          <w:tab w:val="num" w:pos="1440"/>
+        </w:tabs>
+        <w:ind w:left="1440" w:hanging="360"/>
+      </w:pPr>
+      <w:rPr>
+        <w:rFonts w:ascii="Courier New" w:hAnsi="Courier New" w:cs="Times New Roman" w:hint="default"/>
+        <w:sz w:val="20"/>
+      </w:rPr>
+    </w:lvl>
+    <w:lvl w:ilvl="2">
+      <w:start w:val="1"/>
+      <w:numFmt w:val="bullet"/>
+      <w:lvlText w:val=""/>
+      <w:lvlJc w:val="left"/>
+      <w:pPr>
+        <w:tabs>
+          <w:tab w:val="num" w:pos="2160"/>
+        </w:tabs>
+        <w:ind w:left="2160" w:hanging="360"/>
+      </w:pPr>
+      <w:rPr>
+        <w:rFonts w:ascii="Wingdings" w:hAnsi="Wingdings" w:hint="default"/>
+        <w:sz w:val="20"/>
+      </w:rPr>
+    </w:lvl>
+    <w:lvl w:ilvl="3">
+      <w:start w:val="1"/>
+      <w:numFmt w:val="bullet"/>
+      <w:lvlText w:val=""/>
+      <w:lvlJc w:val="left"/>
+      <w:pPr>
+        <w:tabs>
+          <w:tab w:val="num" w:pos="2880"/>
+        </w:tabs>
+        <w:ind w:left="2880" w:hanging="360"/>
+      </w:pPr>
+      <w:rPr>
+        <w:rFonts w:ascii="Wingdings" w:hAnsi="Wingdings" w:hint="default"/>
+        <w:sz w:val="20"/>
+      </w:rPr>
+    </w:lvl>
+    <w:lvl w:ilvl="4">
+      <w:start w:val="1"/>
+      <w:numFmt w:val="bullet"/>
+      <w:lvlText w:val=""/>
+      <w:lvlJc w:val="left"/>
+      <w:pPr>
+        <w:tabs>
+          <w:tab w:val="num" w:pos="3600"/>
+        </w:tabs>
+        <w:ind w:left="3600" w:hanging="360"/>
+      </w:pPr>
+      <w:rPr>
+        <w:rFonts w:ascii="Wingdings" w:hAnsi="Wingdings" w:hint="default"/>
+        <w:sz w:val="20"/>
+      </w:rPr>
+    </w:lvl>
+    <w:lvl w:ilvl="5">
+      <w:start w:val="1"/>
+      <w:numFmt w:val="bullet"/>
+      <w:lvlText w:val=""/>
+      <w:lvlJc w:val="left"/>
+      <w:pPr>
+        <w:tabs>
+          <w:tab w:val="num" w:pos="4320"/>
+        </w:tabs>
+        <w:ind w:left="4320" w:hanging="360"/>
+      </w:pPr>
+      <w:rPr>
+        <w:rFonts w:ascii="Wingdings" w:hAnsi="Wingdings" w:hint="default"/>
+        <w:sz w:val="20"/>
+      </w:rPr>
+    </w:lvl>
+    <w:lvl w:ilvl="6">
+      <w:start w:val="1"/>
+      <w:numFmt w:val="bullet"/>
+      <w:lvlText w:val=""/>
+      <w:lvlJc w:val="left"/>
+      <w:pPr>
+        <w:tabs>
+          <w:tab w:val="num" w:pos="5040"/>
+        </w:tabs>
+        <w:ind w:left="5040" w:hanging="360"/>
+      </w:pPr>
+      <w:rPr>
+        <w:rFonts w:ascii="Wingdings" w:hAnsi="Wingdings" w:hint="default"/>
+        <w:sz w:val="20"/>
+      </w:rPr>
+    </w:lvl>
+    <w:lvl w:ilvl="7">
+      <w:start w:val="1"/>
+      <w:numFmt w:val="bullet"/>
+      <w:lvlText w:val=""/>
+      <w:lvlJc w:val="left"/>
+      <w:pPr>
+        <w:tabs>
+          <w:tab w:val="num" w:pos="5760"/>
+        </w:tabs>
+        <w:ind w:left="5760" w:hanging="360"/>
+      </w:pPr>
+      <w:rPr>
+        <w:rFonts w:ascii="Wingdings" w:hAnsi="Wingdings" w:hint="default"/>
+        <w:sz w:val="20"/>
+      </w:rPr>
+    </w:lvl>
+    <w:lvl w:ilvl="8">
+      <w:start w:val="1"/>
+      <w:numFmt w:val="bullet"/>
+      <w:lvlText w:val=""/>
+      <w:lvlJc w:val="left"/>
+      <w:pPr>
+        <w:tabs>
+          <w:tab w:val="num" w:pos="6480"/>
+        </w:tabs>
+        <w:ind w:left="6480" w:hanging="360"/>
+      </w:pPr>
+      <w:rPr>
+        <w:rFonts w:ascii="Wingdings" w:hAnsi="Wingdings" w:hint="default"/>
+        <w:sz w:val="20"/>
+      </w:rPr>
+    </w:lvl>
+  </w:abstractNum>
+  <w:abstractNum w:abstractNumId="2" w15:restartNumberingAfterBreak="0">
     <w:nsid w:val="32F928BE"/>
     <w:multiLevelType w:val="multilevel"/>
     <w:tmpl w:val="89DAF102"/>
@@ -3007,7 +3271,7 @@
       </w:rPr>
     </w:lvl>
   </w:abstractNum>
-  <w:abstractNum w:abstractNumId="2" w15:restartNumberingAfterBreak="0">
+  <w:abstractNum w:abstractNumId="3" w15:restartNumberingAfterBreak="0">
     <w:nsid w:val="38DD480B"/>
     <w:multiLevelType w:val="multilevel"/>
     <w:tmpl w:val="21842252"/>
@@ -3156,7 +3420,7 @@
       </w:rPr>
     </w:lvl>
   </w:abstractNum>
-  <w:abstractNum w:abstractNumId="3" w15:restartNumberingAfterBreak="0">
+  <w:abstractNum w:abstractNumId="4" w15:restartNumberingAfterBreak="0">
     <w:nsid w:val="491860B4"/>
     <w:multiLevelType w:val="hybridMultilevel"/>
     <w:tmpl w:val="54C0BF14"/>
@@ -3269,7 +3533,7 @@
       </w:rPr>
     </w:lvl>
   </w:abstractNum>
-  <w:abstractNum w:abstractNumId="4" w15:restartNumberingAfterBreak="0">
+  <w:abstractNum w:abstractNumId="5" w15:restartNumberingAfterBreak="0">
     <w:nsid w:val="5DC17852"/>
     <w:multiLevelType w:val="multilevel"/>
     <w:tmpl w:val="7C2C229E"/>
@@ -3418,7 +3682,156 @@
       </w:rPr>
     </w:lvl>
   </w:abstractNum>
-  <w:abstractNum w:abstractNumId="5" w15:restartNumberingAfterBreak="0">
+  <w:abstractNum w:abstractNumId="6" w15:restartNumberingAfterBreak="0">
+    <w:nsid w:val="65CB6C2C"/>
+    <w:multiLevelType w:val="multilevel"/>
+    <w:tmpl w:val="577EFE86"/>
+    <w:lvl w:ilvl="0">
+      <w:start w:val="1"/>
+      <w:numFmt w:val="bullet"/>
+      <w:lvlText w:val=""/>
+      <w:lvlJc w:val="left"/>
+      <w:pPr>
+        <w:tabs>
+          <w:tab w:val="num" w:pos="720"/>
+        </w:tabs>
+        <w:ind w:left="720" w:hanging="360"/>
+      </w:pPr>
+      <w:rPr>
+        <w:rFonts w:ascii="Symbol" w:hAnsi="Symbol" w:hint="default"/>
+        <w:sz w:val="20"/>
+      </w:rPr>
+    </w:lvl>
+    <w:lvl w:ilvl="1">
+      <w:start w:val="1"/>
+      <w:numFmt w:val="bullet"/>
+      <w:lvlText w:val="o"/>
+      <w:lvlJc w:val="left"/>
+      <w:pPr>
+        <w:tabs>
+          <w:tab w:val="num" w:pos="1440"/>
+        </w:tabs>
+        <w:ind w:left="1440" w:hanging="360"/>
+      </w:pPr>
+      <w:rPr>
+        <w:rFonts w:ascii="Courier New" w:hAnsi="Courier New" w:cs="Times New Roman" w:hint="default"/>
+        <w:sz w:val="20"/>
+      </w:rPr>
+    </w:lvl>
+    <w:lvl w:ilvl="2">
+      <w:start w:val="1"/>
+      <w:numFmt w:val="bullet"/>
+      <w:lvlText w:val=""/>
+      <w:lvlJc w:val="left"/>
+      <w:pPr>
+        <w:tabs>
+          <w:tab w:val="num" w:pos="2160"/>
+        </w:tabs>
+        <w:ind w:left="2160" w:hanging="360"/>
+      </w:pPr>
+      <w:rPr>
+        <w:rFonts w:ascii="Wingdings" w:hAnsi="Wingdings" w:hint="default"/>
+        <w:sz w:val="20"/>
+      </w:rPr>
+    </w:lvl>
+    <w:lvl w:ilvl="3">
+      <w:start w:val="1"/>
+      <w:numFmt w:val="bullet"/>
+      <w:lvlText w:val=""/>
+      <w:lvlJc w:val="left"/>
+      <w:pPr>
+        <w:tabs>
+          <w:tab w:val="num" w:pos="2880"/>
+        </w:tabs>
+        <w:ind w:left="2880" w:hanging="360"/>
+      </w:pPr>
+      <w:rPr>
+        <w:rFonts w:ascii="Wingdings" w:hAnsi="Wingdings" w:hint="default"/>
+        <w:sz w:val="20"/>
+      </w:rPr>
+    </w:lvl>
+    <w:lvl w:ilvl="4">
+      <w:start w:val="1"/>
+      <w:numFmt w:val="bullet"/>
+      <w:lvlText w:val=""/>
+      <w:lvlJc w:val="left"/>
+      <w:pPr>
+        <w:tabs>
+          <w:tab w:val="num" w:pos="3600"/>
+        </w:tabs>
+        <w:ind w:left="3600" w:hanging="360"/>
+      </w:pPr>
+      <w:rPr>
+        <w:rFonts w:ascii="Wingdings" w:hAnsi="Wingdings" w:hint="default"/>
+        <w:sz w:val="20"/>
+      </w:rPr>
+    </w:lvl>
+    <w:lvl w:ilvl="5">
+      <w:start w:val="1"/>
+      <w:numFmt w:val="bullet"/>
+      <w:lvlText w:val=""/>
+      <w:lvlJc w:val="left"/>
+      <w:pPr>
+        <w:tabs>
+          <w:tab w:val="num" w:pos="4320"/>
+        </w:tabs>
+        <w:ind w:left="4320" w:hanging="360"/>
+      </w:pPr>
+      <w:rPr>
+        <w:rFonts w:ascii="Wingdings" w:hAnsi="Wingdings" w:hint="default"/>
+        <w:sz w:val="20"/>
+      </w:rPr>
+    </w:lvl>
+    <w:lvl w:ilvl="6">
+      <w:start w:val="1"/>
+      <w:numFmt w:val="bullet"/>
+      <w:lvlText w:val=""/>
+      <w:lvlJc w:val="left"/>
+      <w:pPr>
+        <w:tabs>
+          <w:tab w:val="num" w:pos="5040"/>
+        </w:tabs>
+        <w:ind w:left="5040" w:hanging="360"/>
+      </w:pPr>
+      <w:rPr>
+        <w:rFonts w:ascii="Wingdings" w:hAnsi="Wingdings" w:hint="default"/>
+        <w:sz w:val="20"/>
+      </w:rPr>
+    </w:lvl>
+    <w:lvl w:ilvl="7">
+      <w:start w:val="1"/>
+      <w:numFmt w:val="bullet"/>
+      <w:lvlText w:val=""/>
+      <w:lvlJc w:val="left"/>
+      <w:pPr>
+        <w:tabs>
+          <w:tab w:val="num" w:pos="5760"/>
+        </w:tabs>
+        <w:ind w:left="5760" w:hanging="360"/>
+      </w:pPr>
+      <w:rPr>
+        <w:rFonts w:ascii="Wingdings" w:hAnsi="Wingdings" w:hint="default"/>
+        <w:sz w:val="20"/>
+      </w:rPr>
+    </w:lvl>
+    <w:lvl w:ilvl="8">
+      <w:start w:val="1"/>
+      <w:numFmt w:val="bullet"/>
+      <w:lvlText w:val=""/>
+      <w:lvlJc w:val="left"/>
+      <w:pPr>
+        <w:tabs>
+          <w:tab w:val="num" w:pos="6480"/>
+        </w:tabs>
+        <w:ind w:left="6480" w:hanging="360"/>
+      </w:pPr>
+      <w:rPr>
+        <w:rFonts w:ascii="Wingdings" w:hAnsi="Wingdings" w:hint="default"/>
+        <w:sz w:val="20"/>
+      </w:rPr>
+    </w:lvl>
+  </w:abstractNum>
+  <w:abstractNum w:abstractNumId="7" w15:restartNumberingAfterBreak="0">
     <w:nsid w:val="66650863"/>
     <w:multiLevelType w:val="multilevel"/>
     <w:tmpl w:val="EF506882"/>
@@ -3567,7 +3980,7 @@
       </w:rPr>
     </w:lvl>
   </w:abstractNum>
-  <w:abstractNum w:abstractNumId="6" w15:restartNumberingAfterBreak="0">
+  <w:abstractNum w:abstractNumId="8" w15:restartNumberingAfterBreak="0">
     <w:nsid w:val="6C041C23"/>
     <w:multiLevelType w:val="multilevel"/>
     <w:tmpl w:val="2160A976"/>
@@ -3716,7 +4129,7 @@
       </w:rPr>
     </w:lvl>
   </w:abstractNum>
-  <w:abstractNum w:abstractNumId="7" w15:restartNumberingAfterBreak="0">
+  <w:abstractNum w:abstractNumId="9" w15:restartNumberingAfterBreak="0">
     <w:nsid w:val="6F887CDE"/>
     <w:multiLevelType w:val="multilevel"/>
     <w:tmpl w:val="64B4D8EA"/>
@@ -3866,28 +4279,52 @@
     </w:lvl>
   </w:abstractNum>
   <w:num w:numId="1" w16cid:durableId="1114641557">
+    <w:abstractNumId w:val="4"/>
+  </w:num>
+  <w:num w:numId="2" w16cid:durableId="1035232986">
+    <w:abstractNumId w:val="5"/>
+  </w:num>
+  <w:num w:numId="3" w16cid:durableId="839465991">
+    <w:abstractNumId w:val="2"/>
+  </w:num>
+  <w:num w:numId="4" w16cid:durableId="1915357907">
     <w:abstractNumId w:val="3"/>
   </w:num>
-  <w:num w:numId="2" w16cid:durableId="1035232986">
-    <w:abstractNumId w:val="4"/>
-  </w:num>
-  <w:num w:numId="3" w16cid:durableId="839465991">
-    <w:abstractNumId w:val="1"/>
-  </w:num>
-  <w:num w:numId="4" w16cid:durableId="1915357907">
-    <w:abstractNumId w:val="2"/>
-  </w:num>
   <w:num w:numId="5" w16cid:durableId="172692353">
-    <w:abstractNumId w:val="7"/>
+    <w:abstractNumId w:val="9"/>
   </w:num>
   <w:num w:numId="6" w16cid:durableId="1624768785">
-    <w:abstractNumId w:val="5"/>
+    <w:abstractNumId w:val="7"/>
   </w:num>
   <w:num w:numId="7" w16cid:durableId="1760174420">
     <w:abstractNumId w:val="0"/>
   </w:num>
   <w:num w:numId="8" w16cid:durableId="1451631241">
+    <w:abstractNumId w:val="8"/>
+  </w:num>
+  <w:num w:numId="9" w16cid:durableId="1866748934">
+    <w:abstractNumId w:val="1"/>
+    <w:lvlOverride w:ilvl="0"/>
+    <w:lvlOverride w:ilvl="1"/>
+    <w:lvlOverride w:ilvl="2"/>
+    <w:lvlOverride w:ilvl="3"/>
+    <w:lvlOverride w:ilvl="4"/>
+    <w:lvlOverride w:ilvl="5"/>
+    <w:lvlOverride w:ilvl="6"/>
+    <w:lvlOverride w:ilvl="7"/>
+    <w:lvlOverride w:ilvl="8"/>
+  </w:num>
+  <w:num w:numId="10" w16cid:durableId="383023553">
     <w:abstractNumId w:val="6"/>
+    <w:lvlOverride w:ilvl="0"/>
+    <w:lvlOverride w:ilvl="1"/>
+    <w:lvlOverride w:ilvl="2"/>
+    <w:lvlOverride w:ilvl="3"/>
+    <w:lvlOverride w:ilvl="4"/>
+    <w:lvlOverride w:ilvl="5"/>
+    <w:lvlOverride w:ilvl="6"/>
+    <w:lvlOverride w:ilvl="7"/>
+    <w:lvlOverride w:ilvl="8"/>
   </w:num>
 </w:numbering>
 </file>
@@ -3901,7 +4338,7 @@
         <w:kern w:val="2"/>
         <w:sz w:val="22"/>
         <w:szCs w:val="22"/>
-        <w:lang w:val="en-BE" w:eastAsia="en-US" w:bidi="ar-SA"/>
+        <w:lang w:eastAsia="en-US" w:bidi="ar-SA"/>
         <w14:ligatures w14:val="standardContextual"/>
       </w:rPr>
     </w:rPrDefault>
@@ -4289,19 +4726,19 @@
     <w:lsdException w:name="Unresolved Mention" w:semiHidden="1" w:unhideWhenUsed="1"/>
     <w:lsdException w:name="Smart Link" w:semiHidden="1" w:unhideWhenUsed="1"/>
   </w:latentStyles>
-  <w:style w:type="paragraph" w:default="1" w:styleId="Normal">
+  <w:style w:type="paragraph" w:default="1" w:styleId="Standaard">
     <w:name w:val="Normal"/>
     <w:qFormat/>
     <w:rPr>
-      <w:rFonts w:ascii="Arial" w:hAnsi="Arial" w:eastAsia="Arial" w:cs="Arial"/>
+      <w:rFonts w:ascii="Arial" w:eastAsia="Arial" w:hAnsi="Arial" w:cs="Arial"/>
       <w:lang w:val="en-GB"/>
     </w:rPr>
   </w:style>
-  <w:style w:type="paragraph" w:styleId="Heading1">
+  <w:style w:type="paragraph" w:styleId="Kop1">
     <w:name w:val="heading 1"/>
-    <w:basedOn w:val="Normal"/>
-    <w:next w:val="Normal"/>
-    <w:link w:val="Heading1Char"/>
+    <w:basedOn w:val="Standaard"/>
+    <w:next w:val="Standaard"/>
+    <w:link w:val="Kop1Char"/>
     <w:uiPriority w:val="9"/>
     <w:qFormat/>
     <w:rsid w:val="00DA2AD8"/>
@@ -4318,11 +4755,11 @@
       <w:szCs w:val="40"/>
     </w:rPr>
   </w:style>
-  <w:style w:type="paragraph" w:styleId="Heading2">
+  <w:style w:type="paragraph" w:styleId="Kop2">
     <w:name w:val="heading 2"/>
-    <w:basedOn w:val="Normal"/>
-    <w:next w:val="Normal"/>
-    <w:link w:val="Heading2Char"/>
+    <w:basedOn w:val="Standaard"/>
+    <w:next w:val="Standaard"/>
+    <w:link w:val="Kop2Char"/>
     <w:uiPriority w:val="9"/>
     <w:semiHidden/>
     <w:unhideWhenUsed/>
@@ -4341,11 +4778,11 @@
       <w:szCs w:val="32"/>
     </w:rPr>
   </w:style>
-  <w:style w:type="paragraph" w:styleId="Heading3">
+  <w:style w:type="paragraph" w:styleId="Kop3">
     <w:name w:val="heading 3"/>
-    <w:basedOn w:val="Normal"/>
-    <w:next w:val="Normal"/>
-    <w:link w:val="Heading3Char"/>
+    <w:basedOn w:val="Standaard"/>
+    <w:next w:val="Standaard"/>
+    <w:link w:val="Kop3Char"/>
     <w:uiPriority w:val="9"/>
     <w:semiHidden/>
     <w:unhideWhenUsed/>
@@ -4364,11 +4801,11 @@
       <w:szCs w:val="28"/>
     </w:rPr>
   </w:style>
-  <w:style w:type="paragraph" w:styleId="Heading4">
+  <w:style w:type="paragraph" w:styleId="Kop4">
     <w:name w:val="heading 4"/>
-    <w:basedOn w:val="Normal"/>
-    <w:next w:val="Normal"/>
-    <w:link w:val="Heading4Char"/>
+    <w:basedOn w:val="Standaard"/>
+    <w:next w:val="Standaard"/>
+    <w:link w:val="Kop4Char"/>
     <w:uiPriority w:val="9"/>
     <w:semiHidden/>
     <w:unhideWhenUsed/>
@@ -4387,11 +4824,11 @@
       <w:color w:val="0F4761" w:themeColor="accent1" w:themeShade="BF"/>
     </w:rPr>
   </w:style>
-  <w:style w:type="paragraph" w:styleId="Heading5">
+  <w:style w:type="paragraph" w:styleId="Kop5">
     <w:name w:val="heading 5"/>
-    <w:basedOn w:val="Normal"/>
-    <w:next w:val="Normal"/>
-    <w:link w:val="Heading5Char"/>
+    <w:basedOn w:val="Standaard"/>
+    <w:next w:val="Standaard"/>
+    <w:link w:val="Kop5Char"/>
     <w:uiPriority w:val="9"/>
     <w:semiHidden/>
     <w:unhideWhenUsed/>
@@ -4408,11 +4845,11 @@
       <w:color w:val="0F4761" w:themeColor="accent1" w:themeShade="BF"/>
     </w:rPr>
   </w:style>
-  <w:style w:type="paragraph" w:styleId="Heading6">
+  <w:style w:type="paragraph" w:styleId="Kop6">
     <w:name w:val="heading 6"/>
-    <w:basedOn w:val="Normal"/>
-    <w:next w:val="Normal"/>
-    <w:link w:val="Heading6Char"/>
+    <w:basedOn w:val="Standaard"/>
+    <w:next w:val="Standaard"/>
+    <w:link w:val="Kop6Char"/>
     <w:uiPriority w:val="9"/>
     <w:semiHidden/>
     <w:unhideWhenUsed/>
@@ -4431,11 +4868,11 @@
       <w:color w:val="595959" w:themeColor="text1" w:themeTint="A6"/>
     </w:rPr>
   </w:style>
-  <w:style w:type="paragraph" w:styleId="Heading7">
+  <w:style w:type="paragraph" w:styleId="Kop7">
     <w:name w:val="heading 7"/>
-    <w:basedOn w:val="Normal"/>
-    <w:next w:val="Normal"/>
-    <w:link w:val="Heading7Char"/>
+    <w:basedOn w:val="Standaard"/>
+    <w:next w:val="Standaard"/>
+    <w:link w:val="Kop7Char"/>
     <w:uiPriority w:val="9"/>
     <w:semiHidden/>
     <w:unhideWhenUsed/>
@@ -4452,11 +4889,11 @@
       <w:color w:val="595959" w:themeColor="text1" w:themeTint="A6"/>
     </w:rPr>
   </w:style>
-  <w:style w:type="paragraph" w:styleId="Heading8">
+  <w:style w:type="paragraph" w:styleId="Kop8">
     <w:name w:val="heading 8"/>
-    <w:basedOn w:val="Normal"/>
-    <w:next w:val="Normal"/>
-    <w:link w:val="Heading8Char"/>
+    <w:basedOn w:val="Standaard"/>
+    <w:next w:val="Standaard"/>
+    <w:link w:val="Kop8Char"/>
     <w:uiPriority w:val="9"/>
     <w:semiHidden/>
     <w:unhideWhenUsed/>
@@ -4475,11 +4912,11 @@
       <w:color w:val="272727" w:themeColor="text1" w:themeTint="D8"/>
     </w:rPr>
   </w:style>
-  <w:style w:type="paragraph" w:styleId="Heading9">
+  <w:style w:type="paragraph" w:styleId="Kop9">
     <w:name w:val="heading 9"/>
-    <w:basedOn w:val="Normal"/>
-    <w:next w:val="Normal"/>
-    <w:link w:val="Heading9Char"/>
+    <w:basedOn w:val="Standaard"/>
+    <w:next w:val="Standaard"/>
+    <w:link w:val="Kop9Char"/>
     <w:uiPriority w:val="9"/>
     <w:semiHidden/>
     <w:unhideWhenUsed/>
@@ -4496,13 +4933,13 @@
       <w:color w:val="272727" w:themeColor="text1" w:themeTint="D8"/>
     </w:rPr>
   </w:style>
-  <w:style w:type="character" w:default="1" w:styleId="DefaultParagraphFont">
+  <w:style w:type="character" w:default="1" w:styleId="Standaardalinea-lettertype">
     <w:name w:val="Default Paragraph Font"/>
     <w:uiPriority w:val="1"/>
     <w:semiHidden/>
     <w:unhideWhenUsed/>
   </w:style>
-  <w:style w:type="table" w:default="1" w:styleId="TableNormal">
+  <w:style w:type="table" w:default="1" w:styleId="Standaardtabel">
     <w:name w:val="Normal Table"/>
     <w:uiPriority w:val="99"/>
     <w:semiHidden/>
@@ -4517,16 +4954,16 @@
       </w:tblCellMar>
     </w:tblPr>
   </w:style>
-  <w:style w:type="numbering" w:default="1" w:styleId="NoList">
+  <w:style w:type="numbering" w:default="1" w:styleId="Geenlijst">
     <w:name w:val="No List"/>
     <w:uiPriority w:val="99"/>
     <w:semiHidden/>
     <w:unhideWhenUsed/>
   </w:style>
-  <w:style w:type="character" w:customStyle="1" w:styleId="Heading1Char">
-    <w:name w:val="Heading 1 Char"/>
-    <w:basedOn w:val="DefaultParagraphFont"/>
-    <w:link w:val="Heading1"/>
+  <w:style w:type="character" w:customStyle="1" w:styleId="Kop1Char">
+    <w:name w:val="Kop 1 Char"/>
+    <w:basedOn w:val="Standaardalinea-lettertype"/>
+    <w:link w:val="Kop1"/>
     <w:uiPriority w:val="9"/>
     <w:rsid w:val="00DA2AD8"/>
     <w:rPr>
@@ -4537,10 +4974,10 @@
       <w:lang w:val="en-GB"/>
     </w:rPr>
   </w:style>
-  <w:style w:type="character" w:customStyle="1" w:styleId="Heading2Char">
-    <w:name w:val="Heading 2 Char"/>
-    <w:basedOn w:val="DefaultParagraphFont"/>
-    <w:link w:val="Heading2"/>
+  <w:style w:type="character" w:customStyle="1" w:styleId="Kop2Char">
+    <w:name w:val="Kop 2 Char"/>
+    <w:basedOn w:val="Standaardalinea-lettertype"/>
+    <w:link w:val="Kop2"/>
     <w:uiPriority w:val="9"/>
     <w:semiHidden/>
     <w:rsid w:val="00DA2AD8"/>
@@ -4552,10 +4989,10 @@
       <w:lang w:val="en-GB"/>
     </w:rPr>
   </w:style>
-  <w:style w:type="character" w:customStyle="1" w:styleId="Heading3Char">
-    <w:name w:val="Heading 3 Char"/>
-    <w:basedOn w:val="DefaultParagraphFont"/>
-    <w:link w:val="Heading3"/>
+  <w:style w:type="character" w:customStyle="1" w:styleId="Kop3Char">
+    <w:name w:val="Kop 3 Char"/>
+    <w:basedOn w:val="Standaardalinea-lettertype"/>
+    <w:link w:val="Kop3"/>
     <w:uiPriority w:val="9"/>
     <w:semiHidden/>
     <w:rsid w:val="00DA2AD8"/>
@@ -4567,10 +5004,10 @@
       <w:lang w:val="en-GB"/>
     </w:rPr>
   </w:style>
-  <w:style w:type="character" w:customStyle="1" w:styleId="Heading4Char">
-    <w:name w:val="Heading 4 Char"/>
-    <w:basedOn w:val="DefaultParagraphFont"/>
-    <w:link w:val="Heading4"/>
+  <w:style w:type="character" w:customStyle="1" w:styleId="Kop4Char">
+    <w:name w:val="Kop 4 Char"/>
+    <w:basedOn w:val="Standaardalinea-lettertype"/>
+    <w:link w:val="Kop4"/>
     <w:uiPriority w:val="9"/>
     <w:semiHidden/>
     <w:rsid w:val="00DA2AD8"/>
@@ -4582,10 +5019,10 @@
       <w:lang w:val="en-GB"/>
     </w:rPr>
   </w:style>
-  <w:style w:type="character" w:customStyle="1" w:styleId="Heading5Char">
-    <w:name w:val="Heading 5 Char"/>
-    <w:basedOn w:val="DefaultParagraphFont"/>
-    <w:link w:val="Heading5"/>
+  <w:style w:type="character" w:customStyle="1" w:styleId="Kop5Char">
+    <w:name w:val="Kop 5 Char"/>
+    <w:basedOn w:val="Standaardalinea-lettertype"/>
+    <w:link w:val="Kop5"/>
     <w:uiPriority w:val="9"/>
     <w:semiHidden/>
     <w:rsid w:val="00DA2AD8"/>
@@ -4595,10 +5032,10 @@
       <w:lang w:val="en-GB"/>
     </w:rPr>
   </w:style>
-  <w:style w:type="character" w:customStyle="1" w:styleId="Heading6Char">
-    <w:name w:val="Heading 6 Char"/>
-    <w:basedOn w:val="DefaultParagraphFont"/>
-    <w:link w:val="Heading6"/>
+  <w:style w:type="character" w:customStyle="1" w:styleId="Kop6Char">
+    <w:name w:val="Kop 6 Char"/>
+    <w:basedOn w:val="Standaardalinea-lettertype"/>
+    <w:link w:val="Kop6"/>
     <w:uiPriority w:val="9"/>
     <w:semiHidden/>
     <w:rsid w:val="00DA2AD8"/>
@@ -4610,10 +5047,10 @@
       <w:lang w:val="en-GB"/>
     </w:rPr>
   </w:style>
-  <w:style w:type="character" w:customStyle="1" w:styleId="Heading7Char">
-    <w:name w:val="Heading 7 Char"/>
-    <w:basedOn w:val="DefaultParagraphFont"/>
-    <w:link w:val="Heading7"/>
+  <w:style w:type="character" w:customStyle="1" w:styleId="Kop7Char">
+    <w:name w:val="Kop 7 Char"/>
+    <w:basedOn w:val="Standaardalinea-lettertype"/>
+    <w:link w:val="Kop7"/>
     <w:uiPriority w:val="9"/>
     <w:semiHidden/>
     <w:rsid w:val="00DA2AD8"/>
@@ -4623,10 +5060,10 @@
       <w:lang w:val="en-GB"/>
     </w:rPr>
   </w:style>
-  <w:style w:type="character" w:customStyle="1" w:styleId="Heading8Char">
-    <w:name w:val="Heading 8 Char"/>
-    <w:basedOn w:val="DefaultParagraphFont"/>
-    <w:link w:val="Heading8"/>
+  <w:style w:type="character" w:customStyle="1" w:styleId="Kop8Char">
+    <w:name w:val="Kop 8 Char"/>
+    <w:basedOn w:val="Standaardalinea-lettertype"/>
+    <w:link w:val="Kop8"/>
     <w:uiPriority w:val="9"/>
     <w:semiHidden/>
     <w:rsid w:val="00DA2AD8"/>
@@ -4638,10 +5075,10 @@
       <w:lang w:val="en-GB"/>
     </w:rPr>
   </w:style>
-  <w:style w:type="character" w:customStyle="1" w:styleId="Heading9Char">
-    <w:name w:val="Heading 9 Char"/>
-    <w:basedOn w:val="DefaultParagraphFont"/>
-    <w:link w:val="Heading9"/>
+  <w:style w:type="character" w:customStyle="1" w:styleId="Kop9Char">
+    <w:name w:val="Kop 9 Char"/>
+    <w:basedOn w:val="Standaardalinea-lettertype"/>
+    <w:link w:val="Kop9"/>
     <w:uiPriority w:val="9"/>
     <w:semiHidden/>
     <w:rsid w:val="00DA2AD8"/>
@@ -4651,11 +5088,11 @@
       <w:lang w:val="en-GB"/>
     </w:rPr>
   </w:style>
-  <w:style w:type="paragraph" w:styleId="Title">
+  <w:style w:type="paragraph" w:styleId="Titel">
     <w:name w:val="Title"/>
-    <w:basedOn w:val="Normal"/>
-    <w:next w:val="Normal"/>
-    <w:link w:val="TitleChar"/>
+    <w:basedOn w:val="Standaard"/>
+    <w:next w:val="Standaard"/>
+    <w:link w:val="TitelChar"/>
     <w:uiPriority w:val="10"/>
     <w:qFormat/>
     <w:rsid w:val="00DA2AD8"/>
@@ -4671,10 +5108,10 @@
       <w:szCs w:val="56"/>
     </w:rPr>
   </w:style>
-  <w:style w:type="character" w:customStyle="1" w:styleId="TitleChar">
-    <w:name w:val="Title Char"/>
-    <w:basedOn w:val="DefaultParagraphFont"/>
-    <w:link w:val="Title"/>
+  <w:style w:type="character" w:customStyle="1" w:styleId="TitelChar">
+    <w:name w:val="Titel Char"/>
+    <w:basedOn w:val="Standaardalinea-lettertype"/>
+    <w:link w:val="Titel"/>
     <w:uiPriority w:val="10"/>
     <w:rsid w:val="00DA2AD8"/>
     <w:rPr>
@@ -4686,11 +5123,11 @@
       <w:lang w:val="en-GB"/>
     </w:rPr>
   </w:style>
-  <w:style w:type="paragraph" w:styleId="Subtitle">
+  <w:style w:type="paragraph" w:styleId="Ondertitel">
     <w:name w:val="Subtitle"/>
-    <w:basedOn w:val="Normal"/>
-    <w:next w:val="Normal"/>
-    <w:link w:val="SubtitleChar"/>
+    <w:basedOn w:val="Standaard"/>
+    <w:next w:val="Standaard"/>
+    <w:link w:val="OndertitelChar"/>
     <w:uiPriority w:val="11"/>
     <w:qFormat/>
     <w:rsid w:val="00DA2AD8"/>
@@ -4707,10 +5144,10 @@
       <w:szCs w:val="28"/>
     </w:rPr>
   </w:style>
-  <w:style w:type="character" w:customStyle="1" w:styleId="SubtitleChar">
-    <w:name w:val="Subtitle Char"/>
-    <w:basedOn w:val="DefaultParagraphFont"/>
-    <w:link w:val="Subtitle"/>
+  <w:style w:type="character" w:customStyle="1" w:styleId="OndertitelChar">
+    <w:name w:val="Ondertitel Char"/>
+    <w:basedOn w:val="Standaardalinea-lettertype"/>
+    <w:link w:val="Ondertitel"/>
     <w:uiPriority w:val="11"/>
     <w:rsid w:val="00DA2AD8"/>
     <w:rPr>
@@ -4722,11 +5159,11 @@
       <w:lang w:val="en-GB"/>
     </w:rPr>
   </w:style>
-  <w:style w:type="paragraph" w:styleId="Quote">
+  <w:style w:type="paragraph" w:styleId="Citaat">
     <w:name w:val="Quote"/>
-    <w:basedOn w:val="Normal"/>
-    <w:next w:val="Normal"/>
-    <w:link w:val="QuoteChar"/>
+    <w:basedOn w:val="Standaard"/>
+    <w:next w:val="Standaard"/>
+    <w:link w:val="CitaatChar"/>
     <w:uiPriority w:val="29"/>
     <w:qFormat/>
     <w:rsid w:val="00DA2AD8"/>
@@ -4740,10 +5177,10 @@
       <w:color w:val="404040" w:themeColor="text1" w:themeTint="BF"/>
     </w:rPr>
   </w:style>
-  <w:style w:type="character" w:customStyle="1" w:styleId="QuoteChar">
-    <w:name w:val="Quote Char"/>
-    <w:basedOn w:val="DefaultParagraphFont"/>
-    <w:link w:val="Quote"/>
+  <w:style w:type="character" w:customStyle="1" w:styleId="CitaatChar">
+    <w:name w:val="Citaat Char"/>
+    <w:basedOn w:val="Standaardalinea-lettertype"/>
+    <w:link w:val="Citaat"/>
     <w:uiPriority w:val="29"/>
     <w:rsid w:val="00DA2AD8"/>
     <w:rPr>
@@ -4753,9 +5190,9 @@
       <w:lang w:val="en-GB"/>
     </w:rPr>
   </w:style>
-  <w:style w:type="paragraph" w:styleId="ListParagraph">
+  <w:style w:type="paragraph" w:styleId="Lijstalinea">
     <w:name w:val="List Paragraph"/>
-    <w:basedOn w:val="Normal"/>
+    <w:basedOn w:val="Standaard"/>
     <w:uiPriority w:val="34"/>
     <w:qFormat/>
     <w:rsid w:val="00DA2AD8"/>
@@ -4764,9 +5201,9 @@
       <w:contextualSpacing/>
     </w:pPr>
   </w:style>
-  <w:style w:type="character" w:styleId="IntenseEmphasis">
+  <w:style w:type="character" w:styleId="Intensievebenadrukking">
     <w:name w:val="Intense Emphasis"/>
-    <w:basedOn w:val="DefaultParagraphFont"/>
+    <w:basedOn w:val="Standaardalinea-lettertype"/>
     <w:uiPriority w:val="21"/>
     <w:qFormat/>
     <w:rsid w:val="00DA2AD8"/>
@@ -4776,11 +5213,11 @@
       <w:color w:val="0F4761" w:themeColor="accent1" w:themeShade="BF"/>
     </w:rPr>
   </w:style>
-  <w:style w:type="paragraph" w:styleId="IntenseQuote">
+  <w:style w:type="paragraph" w:styleId="Duidelijkcitaat">
     <w:name w:val="Intense Quote"/>
-    <w:basedOn w:val="Normal"/>
-    <w:next w:val="Normal"/>
-    <w:link w:val="IntenseQuoteChar"/>
+    <w:basedOn w:val="Standaard"/>
+    <w:next w:val="Standaard"/>
+    <w:link w:val="DuidelijkcitaatChar"/>
     <w:uiPriority w:val="30"/>
     <w:qFormat/>
     <w:rsid w:val="00DA2AD8"/>
@@ -4799,10 +5236,10 @@
       <w:color w:val="0F4761" w:themeColor="accent1" w:themeShade="BF"/>
     </w:rPr>
   </w:style>
-  <w:style w:type="character" w:customStyle="1" w:styleId="IntenseQuoteChar">
-    <w:name w:val="Intense Quote Char"/>
-    <w:basedOn w:val="DefaultParagraphFont"/>
-    <w:link w:val="IntenseQuote"/>
+  <w:style w:type="character" w:customStyle="1" w:styleId="DuidelijkcitaatChar">
+    <w:name w:val="Duidelijk citaat Char"/>
+    <w:basedOn w:val="Standaardalinea-lettertype"/>
+    <w:link w:val="Duidelijkcitaat"/>
     <w:uiPriority w:val="30"/>
     <w:rsid w:val="00DA2AD8"/>
     <w:rPr>
@@ -4812,9 +5249,9 @@
       <w:lang w:val="en-GB"/>
     </w:rPr>
   </w:style>
-  <w:style w:type="character" w:styleId="IntenseReference">
+  <w:style w:type="character" w:styleId="Intensieveverwijzing">
     <w:name w:val="Intense Reference"/>
-    <w:basedOn w:val="DefaultParagraphFont"/>
+    <w:basedOn w:val="Standaardalinea-lettertype"/>
     <w:uiPriority w:val="32"/>
     <w:qFormat/>
     <w:rsid w:val="00DA2AD8"/>
@@ -5125,6 +5562,21 @@
 </file>
 
 <file path=customXml/item1.xml><?xml version="1.0" encoding="utf-8"?>
+<p:properties xmlns:p="http://schemas.microsoft.com/office/2006/metadata/properties" xmlns:xsi="http://www.w3.org/2001/XMLSchema-instance" xmlns:pc="http://schemas.microsoft.com/office/infopath/2007/PartnerControls">
+  <documentManagement/>
+</p:properties>
+</file>
+
+<file path=customXml/item2.xml><?xml version="1.0" encoding="utf-8"?>
+<?mso-contentType ?>
+<FormTemplates xmlns="http://schemas.microsoft.com/sharepoint/v3/contenttype/forms">
+  <Display>DocumentLibraryForm</Display>
+  <Edit>DocumentLibraryForm</Edit>
+  <New>DocumentLibraryForm</New>
+</FormTemplates>
+</file>
+
+<file path=customXml/item3.xml><?xml version="1.0" encoding="utf-8"?>
 <ct:contentTypeSchema xmlns:ct="http://schemas.microsoft.com/office/2006/metadata/contentType" xmlns:ma="http://schemas.microsoft.com/office/2006/metadata/properties/metaAttributes" ct:_="" ma:_="" ma:contentTypeName="Document" ma:contentTypeID="0x010100F1B33D7B57FFEC4BB77B5001C5B93838" ma:contentTypeVersion="6" ma:contentTypeDescription="Create a new document." ma:contentTypeScope="" ma:versionID="11489564a2e1eebedb75a596dc219880">
   <xsd:schema xmlns:xsd="http://www.w3.org/2001/XMLSchema" xmlns:xs="http://www.w3.org/2001/XMLSchema" xmlns:p="http://schemas.microsoft.com/office/2006/metadata/properties" xmlns:ns2="f44e6bd5-09db-4117-8b15-adf399208dc6" targetNamespace="http://schemas.microsoft.com/office/2006/metadata/properties" ma:root="true" ma:fieldsID="e3b726a9000fc3f395844b5888e6be4a" ns2:_="">
     <xsd:import namespace="f44e6bd5-09db-4117-8b15-adf399208dc6"/>
@@ -5280,29 +5732,37 @@
 </ct:contentTypeSchema>
 </file>
 
-<file path=customXml/item2.xml><?xml version="1.0" encoding="utf-8"?>
-<?mso-contentType ?>
-<FormTemplates xmlns="http://schemas.microsoft.com/sharepoint/v3/contenttype/forms">
-  <Display>DocumentLibraryForm</Display>
-  <Edit>DocumentLibraryForm</Edit>
-  <New>DocumentLibraryForm</New>
-</FormTemplates>
-</file>
-
-<file path=customXml/item3.xml><?xml version="1.0" encoding="utf-8"?>
-<p:properties xmlns:p="http://schemas.microsoft.com/office/2006/metadata/properties" xmlns:xsi="http://www.w3.org/2001/XMLSchema-instance" xmlns:pc="http://schemas.microsoft.com/office/infopath/2007/PartnerControls">
-  <documentManagement/>
-</p:properties>
-</file>
-
 <file path=customXml/itemProps1.xml><?xml version="1.0" encoding="utf-8"?>
-<ds:datastoreItem xmlns:ds="http://schemas.openxmlformats.org/officeDocument/2006/customXml" ds:itemID="{5A0884E4-F2A4-4FEB-8B4D-EDC7AC75DC11}"/>
+<ds:datastoreItem xmlns:ds="http://schemas.openxmlformats.org/officeDocument/2006/customXml" ds:itemID="{5F89DEE9-E865-4FBA-BBEF-FA9E9112028C}">
+  <ds:schemaRefs>
+    <ds:schemaRef ds:uri="http://schemas.microsoft.com/office/2006/metadata/properties"/>
+    <ds:schemaRef ds:uri="http://schemas.microsoft.com/office/infopath/2007/PartnerControls"/>
+  </ds:schemaRefs>
+</ds:datastoreItem>
 </file>
 
 <file path=customXml/itemProps2.xml><?xml version="1.0" encoding="utf-8"?>
-<ds:datastoreItem xmlns:ds="http://schemas.openxmlformats.org/officeDocument/2006/customXml" ds:itemID="{4BF92286-E4C7-414E-A619-8C78270D1A6A}"/>
+<ds:datastoreItem xmlns:ds="http://schemas.openxmlformats.org/officeDocument/2006/customXml" ds:itemID="{4BF92286-E4C7-414E-A619-8C78270D1A6A}">
+  <ds:schemaRefs>
+    <ds:schemaRef ds:uri="http://schemas.microsoft.com/sharepoint/v3/contenttype/forms"/>
+  </ds:schemaRefs>
+</ds:datastoreItem>
 </file>
 
 <file path=customXml/itemProps3.xml><?xml version="1.0" encoding="utf-8"?>
-<ds:datastoreItem xmlns:ds="http://schemas.openxmlformats.org/officeDocument/2006/customXml" ds:itemID="{5F89DEE9-E865-4FBA-BBEF-FA9E9112028C}"/>
+<ds:datastoreItem xmlns:ds="http://schemas.openxmlformats.org/officeDocument/2006/customXml" ds:itemID="{5A0884E4-F2A4-4FEB-8B4D-EDC7AC75DC11}">
+  <ds:schemaRefs>
+    <ds:schemaRef ds:uri="http://schemas.microsoft.com/office/2006/metadata/contentType"/>
+    <ds:schemaRef ds:uri="http://schemas.microsoft.com/office/2006/metadata/properties/metaAttributes"/>
+    <ds:schemaRef ds:uri="http://www.w3.org/2001/XMLSchema"/>
+    <ds:schemaRef ds:uri="http://schemas.microsoft.com/office/2006/metadata/properties"/>
+    <ds:schemaRef ds:uri="f44e6bd5-09db-4117-8b15-adf399208dc6"/>
+    <ds:schemaRef ds:uri="http://schemas.microsoft.com/office/2006/documentManagement/types"/>
+    <ds:schemaRef ds:uri="http://schemas.microsoft.com/office/infopath/2007/PartnerControls"/>
+    <ds:schemaRef ds:uri="http://schemas.openxmlformats.org/package/2006/metadata/core-properties"/>
+    <ds:schemaRef ds:uri="http://purl.org/dc/elements/1.1/"/>
+    <ds:schemaRef ds:uri="http://purl.org/dc/terms/"/>
+    <ds:schemaRef ds:uri="http://schemas.microsoft.com/internal/obd"/>
+  </ds:schemaRefs>
+</ds:datastoreItem>
 </file>